--- a/ASSIGNMENTS/module2/Theory Que - Ans.docx
+++ b/ASSIGNMENTS/module2/Theory Que - Ans.docx
@@ -242,7 +242,6 @@
           <w:lang w:val="en-US"/>
         </w:rPr>
       </w:pPr>
-      <w:proofErr w:type="spellStart"/>
       <w:r>
         <w:rPr>
           <w:bCs/>
@@ -252,7 +251,6 @@
         </w:rPr>
         <w:t>List_name</w:t>
       </w:r>
-      <w:proofErr w:type="spellEnd"/>
       <w:r>
         <w:rPr>
           <w:bCs/>
@@ -541,75 +539,35 @@
           <w:szCs w:val="32"/>
           <w:lang w:val="en-US"/>
         </w:rPr>
-        <w:t>Fruits = [“apple”, “banana”</w:t>
-      </w:r>
-      <w:proofErr w:type="gramStart"/>
-      <w:r>
-        <w:rPr>
-          <w:bCs/>
-          <w:sz w:val="32"/>
-          <w:szCs w:val="32"/>
-          <w:lang w:val="en-US"/>
-        </w:rPr>
-        <w:t>, ”mango</w:t>
-      </w:r>
-      <w:proofErr w:type="gramEnd"/>
-      <w:r>
-        <w:rPr>
-          <w:bCs/>
-          <w:sz w:val="32"/>
-          <w:szCs w:val="32"/>
-          <w:lang w:val="en-US"/>
-        </w:rPr>
-        <w:t>”]</w:t>
-      </w:r>
-    </w:p>
-    <w:p>
-      <w:pPr>
-        <w:rPr>
-          <w:bCs/>
-          <w:sz w:val="32"/>
-          <w:szCs w:val="32"/>
-          <w:lang w:val="en-US"/>
-        </w:rPr>
-      </w:pPr>
-      <w:r>
-        <w:rPr>
-          <w:bCs/>
-          <w:sz w:val="32"/>
-          <w:szCs w:val="32"/>
-          <w:lang w:val="en-US"/>
-        </w:rPr>
-        <w:t>Print(</w:t>
-      </w:r>
-      <w:proofErr w:type="gramStart"/>
-      <w:r>
-        <w:rPr>
-          <w:bCs/>
-          <w:sz w:val="32"/>
-          <w:szCs w:val="32"/>
-          <w:lang w:val="en-US"/>
-        </w:rPr>
-        <w:t>fruits</w:t>
-      </w:r>
-      <w:r>
-        <w:rPr>
-          <w:bCs/>
-          <w:sz w:val="32"/>
-          <w:szCs w:val="32"/>
-          <w:lang w:val="en-US"/>
-        </w:rPr>
-        <w:t>[</w:t>
-      </w:r>
-      <w:proofErr w:type="gramEnd"/>
-      <w:r>
-        <w:rPr>
-          <w:bCs/>
-          <w:sz w:val="32"/>
-          <w:szCs w:val="32"/>
-          <w:lang w:val="en-US"/>
-        </w:rPr>
-        <w:t>0]</w:t>
+        <w:t>Fruits = [“apple”, “banana”, ”mango”]</w:t>
+      </w:r>
+    </w:p>
+    <w:p>
+      <w:pPr>
+        <w:rPr>
+          <w:bCs/>
+          <w:sz w:val="32"/>
+          <w:szCs w:val="32"/>
+          <w:lang w:val="en-US"/>
+        </w:rPr>
+      </w:pPr>
+      <w:r>
+        <w:rPr>
+          <w:bCs/>
+          <w:sz w:val="32"/>
+          <w:szCs w:val="32"/>
+          <w:lang w:val="en-US"/>
+        </w:rPr>
+        <w:t>Print(fruits</w:t>
+      </w:r>
+      <w:r>
+        <w:rPr>
+          <w:bCs/>
+          <w:sz w:val="32"/>
+          <w:szCs w:val="32"/>
+          <w:lang w:val="en-US"/>
+        </w:rPr>
+        <w:t>[0]</w:t>
       </w:r>
       <w:r>
         <w:rPr>
@@ -647,19 +605,8 @@
           <w:szCs w:val="32"/>
           <w:lang w:val="en-US"/>
         </w:rPr>
-        <w:t>Print(</w:t>
-      </w:r>
-      <w:proofErr w:type="gramStart"/>
-      <w:r>
-        <w:rPr>
-          <w:bCs/>
-          <w:sz w:val="32"/>
-          <w:szCs w:val="32"/>
-          <w:lang w:val="en-US"/>
-        </w:rPr>
-        <w:t>fruits[</w:t>
-      </w:r>
-      <w:proofErr w:type="gramEnd"/>
+        <w:t>Print(fruits[</w:t>
+      </w:r>
       <w:r>
         <w:rPr>
           <w:bCs/>
@@ -817,27 +764,7 @@
           <w:szCs w:val="32"/>
           <w:lang w:val="en-US"/>
         </w:rPr>
-        <w:t>Print(</w:t>
-      </w:r>
-      <w:proofErr w:type="gramStart"/>
-      <w:r>
-        <w:rPr>
-          <w:bCs/>
-          <w:sz w:val="32"/>
-          <w:szCs w:val="32"/>
-          <w:lang w:val="en-US"/>
-        </w:rPr>
-        <w:t>fruits[</w:t>
-      </w:r>
-      <w:proofErr w:type="gramEnd"/>
-      <w:r>
-        <w:rPr>
-          <w:bCs/>
-          <w:sz w:val="32"/>
-          <w:szCs w:val="32"/>
-          <w:lang w:val="en-US"/>
-        </w:rPr>
-        <w:t>-1])</w:t>
+        <w:t>Print(fruits[-1])</w:t>
       </w:r>
       <w:r>
         <w:rPr>
@@ -866,27 +793,7 @@
           <w:szCs w:val="32"/>
           <w:lang w:val="en-US"/>
         </w:rPr>
-        <w:t>Print(</w:t>
-      </w:r>
-      <w:proofErr w:type="gramStart"/>
-      <w:r>
-        <w:rPr>
-          <w:bCs/>
-          <w:sz w:val="32"/>
-          <w:szCs w:val="32"/>
-          <w:lang w:val="en-US"/>
-        </w:rPr>
-        <w:t>fruits[</w:t>
-      </w:r>
-      <w:proofErr w:type="gramEnd"/>
-      <w:r>
-        <w:rPr>
-          <w:bCs/>
-          <w:sz w:val="32"/>
-          <w:szCs w:val="32"/>
-          <w:lang w:val="en-US"/>
-        </w:rPr>
-        <w:t>-2])</w:t>
+        <w:t>Print(fruits[-2])</w:t>
       </w:r>
       <w:r>
         <w:rPr>
@@ -981,27 +888,7 @@
           <w:szCs w:val="32"/>
           <w:lang w:val="en-US"/>
         </w:rPr>
-        <w:t>Print(</w:t>
-      </w:r>
-      <w:proofErr w:type="gramStart"/>
-      <w:r>
-        <w:rPr>
-          <w:bCs/>
-          <w:sz w:val="32"/>
-          <w:szCs w:val="32"/>
-          <w:lang w:val="en-US"/>
-        </w:rPr>
-        <w:t>fruits[</w:t>
-      </w:r>
-      <w:proofErr w:type="gramEnd"/>
-      <w:r>
-        <w:rPr>
-          <w:bCs/>
-          <w:sz w:val="32"/>
-          <w:szCs w:val="32"/>
-          <w:lang w:val="en-US"/>
-        </w:rPr>
-        <w:t>0:2])</w:t>
+        <w:t>Print(fruits[0:2])</w:t>
       </w:r>
     </w:p>
     <w:p>
@@ -1086,29 +973,7 @@
           <w:szCs w:val="32"/>
           <w:lang w:val="en-US"/>
         </w:rPr>
-        <w:t>List[</w:t>
-      </w:r>
-      <w:proofErr w:type="spellStart"/>
-      <w:proofErr w:type="gramStart"/>
-      <w:r>
-        <w:rPr>
-          <w:bCs/>
-          <w:sz w:val="32"/>
-          <w:szCs w:val="32"/>
-          <w:lang w:val="en-US"/>
-        </w:rPr>
-        <w:t>start:end</w:t>
-      </w:r>
-      <w:proofErr w:type="spellEnd"/>
-      <w:proofErr w:type="gramEnd"/>
-      <w:r>
-        <w:rPr>
-          <w:bCs/>
-          <w:sz w:val="32"/>
-          <w:szCs w:val="32"/>
-          <w:lang w:val="en-US"/>
-        </w:rPr>
-        <w:t>]</w:t>
+        <w:t>List[start:end]</w:t>
       </w:r>
       <w:r>
         <w:rPr>
@@ -1184,27 +1049,7 @@
           <w:szCs w:val="32"/>
           <w:lang w:val="en-US"/>
         </w:rPr>
-        <w:t xml:space="preserve">For I in </w:t>
-      </w:r>
-      <w:proofErr w:type="gramStart"/>
-      <w:r>
-        <w:rPr>
-          <w:bCs/>
-          <w:sz w:val="32"/>
-          <w:szCs w:val="32"/>
-          <w:lang w:val="en-US"/>
-        </w:rPr>
-        <w:t>range(</w:t>
-      </w:r>
-      <w:proofErr w:type="gramEnd"/>
-      <w:r>
-        <w:rPr>
-          <w:bCs/>
-          <w:sz w:val="32"/>
-          <w:szCs w:val="32"/>
-          <w:lang w:val="en-US"/>
-        </w:rPr>
-        <w:t>3):</w:t>
+        <w:t>For I in range(3):</w:t>
       </w:r>
     </w:p>
     <w:p>
@@ -1232,27 +1077,7 @@
           <w:szCs w:val="32"/>
           <w:lang w:val="en-US"/>
         </w:rPr>
-        <w:t xml:space="preserve">N = </w:t>
-      </w:r>
-      <w:proofErr w:type="gramStart"/>
-      <w:r>
-        <w:rPr>
-          <w:bCs/>
-          <w:sz w:val="32"/>
-          <w:szCs w:val="32"/>
-          <w:lang w:val="en-US"/>
-        </w:rPr>
-        <w:t>input(</w:t>
-      </w:r>
-      <w:proofErr w:type="gramEnd"/>
-      <w:r>
-        <w:rPr>
-          <w:bCs/>
-          <w:sz w:val="32"/>
-          <w:szCs w:val="32"/>
-          <w:lang w:val="en-US"/>
-        </w:rPr>
-        <w:t>“Enter Value:”)</w:t>
+        <w:t>N = input(“Enter Value:”)</w:t>
       </w:r>
     </w:p>
     <w:p>
@@ -1272,56 +1097,26 @@
           <w:lang w:val="en-US"/>
         </w:rPr>
         <w:tab/>
-      </w:r>
-      <w:proofErr w:type="spellStart"/>
-      <w:r>
-        <w:rPr>
-          <w:bCs/>
-          <w:sz w:val="32"/>
-          <w:szCs w:val="32"/>
-          <w:lang w:val="en-US"/>
-        </w:rPr>
-        <w:t>Numbers.append</w:t>
-      </w:r>
-      <w:proofErr w:type="spellEnd"/>
-      <w:r>
-        <w:rPr>
-          <w:bCs/>
-          <w:sz w:val="32"/>
-          <w:szCs w:val="32"/>
-          <w:lang w:val="en-US"/>
-        </w:rPr>
-        <w:t>(n)</w:t>
-      </w:r>
-    </w:p>
-    <w:p>
-      <w:pPr>
-        <w:rPr>
-          <w:bCs/>
-          <w:sz w:val="32"/>
-          <w:szCs w:val="32"/>
-          <w:lang w:val="en-US"/>
-        </w:rPr>
-      </w:pPr>
-      <w:proofErr w:type="gramStart"/>
-      <w:r>
-        <w:rPr>
-          <w:bCs/>
-          <w:sz w:val="32"/>
-          <w:szCs w:val="32"/>
-          <w:lang w:val="en-US"/>
-        </w:rPr>
-        <w:t>Print(</w:t>
-      </w:r>
-      <w:proofErr w:type="gramEnd"/>
-      <w:r>
-        <w:rPr>
-          <w:bCs/>
-          <w:sz w:val="32"/>
-          <w:szCs w:val="32"/>
-          <w:lang w:val="en-US"/>
-        </w:rPr>
-        <w:t>“List:”</w:t>
+        <w:t>Numbers.append(n)</w:t>
+      </w:r>
+    </w:p>
+    <w:p>
+      <w:pPr>
+        <w:rPr>
+          <w:bCs/>
+          <w:sz w:val="32"/>
+          <w:szCs w:val="32"/>
+          <w:lang w:val="en-US"/>
+        </w:rPr>
+      </w:pPr>
+      <w:r>
+        <w:rPr>
+          <w:bCs/>
+          <w:sz w:val="32"/>
+          <w:szCs w:val="32"/>
+          <w:lang w:val="en-US"/>
+        </w:rPr>
+        <w:t>Print(“List:”</w:t>
       </w:r>
       <w:r>
         <w:rPr>
@@ -1351,27 +1146,15 @@
           <w:lang w:val="en-US"/>
         </w:rPr>
       </w:pPr>
-      <w:proofErr w:type="gramStart"/>
-      <w:r>
-        <w:rPr>
-          <w:bCs/>
-          <w:sz w:val="32"/>
-          <w:szCs w:val="32"/>
-          <w:lang w:val="en-US"/>
-        </w:rPr>
-        <w:t>Print(</w:t>
-      </w:r>
-      <w:proofErr w:type="gramEnd"/>
-      <w:r>
-        <w:rPr>
-          <w:bCs/>
-          <w:sz w:val="32"/>
-          <w:szCs w:val="32"/>
-          <w:lang w:val="en-US"/>
-        </w:rPr>
-        <w:t>“First Element</w:t>
-      </w:r>
-      <w:proofErr w:type="gramStart"/>
+      <w:r>
+        <w:rPr>
+          <w:bCs/>
+          <w:sz w:val="32"/>
+          <w:szCs w:val="32"/>
+          <w:lang w:val="en-US"/>
+        </w:rPr>
+        <w:t>Print(“First Element</w:t>
+      </w:r>
       <w:r>
         <w:rPr>
           <w:bCs/>
@@ -1390,35 +1173,14 @@
         </w:rPr>
         <w:t>”</w:t>
       </w:r>
-      <w:proofErr w:type="gramEnd"/>
-      <w:r>
-        <w:rPr>
-          <w:bCs/>
-          <w:sz w:val="32"/>
-          <w:szCs w:val="32"/>
-          <w:lang w:val="en-US"/>
-        </w:rPr>
-        <w:t xml:space="preserve">, </w:t>
-      </w:r>
-      <w:proofErr w:type="gramStart"/>
-      <w:r>
-        <w:rPr>
-          <w:bCs/>
-          <w:sz w:val="32"/>
-          <w:szCs w:val="32"/>
-          <w:lang w:val="en-US"/>
-        </w:rPr>
-        <w:t>numbers[</w:t>
-      </w:r>
-      <w:proofErr w:type="gramEnd"/>
-      <w:r>
-        <w:rPr>
-          <w:bCs/>
-          <w:sz w:val="32"/>
-          <w:szCs w:val="32"/>
-          <w:lang w:val="en-US"/>
-        </w:rPr>
-        <w:t>0]</w:t>
+      <w:r>
+        <w:rPr>
+          <w:bCs/>
+          <w:sz w:val="32"/>
+          <w:szCs w:val="32"/>
+          <w:lang w:val="en-US"/>
+        </w:rPr>
+        <w:t>, numbers[0]</w:t>
       </w:r>
       <w:r>
         <w:rPr>
@@ -1736,27 +1498,7 @@
           <w:szCs w:val="32"/>
           <w:lang w:val="en-US"/>
         </w:rPr>
-        <w:t>Print(</w:t>
-      </w:r>
-      <w:proofErr w:type="gramStart"/>
-      <w:r>
-        <w:rPr>
-          <w:bCs/>
-          <w:sz w:val="32"/>
-          <w:szCs w:val="32"/>
-          <w:lang w:val="en-US"/>
-        </w:rPr>
-        <w:t>fruits[</w:t>
-      </w:r>
-      <w:proofErr w:type="gramEnd"/>
-      <w:r>
-        <w:rPr>
-          <w:bCs/>
-          <w:sz w:val="32"/>
-          <w:szCs w:val="32"/>
-          <w:lang w:val="en-US"/>
-        </w:rPr>
-        <w:t>0])</w:t>
+        <w:t>Print(fruits[0])</w:t>
       </w:r>
       <w:r>
         <w:rPr>
@@ -1794,27 +1536,7 @@
           <w:szCs w:val="32"/>
           <w:lang w:val="en-US"/>
         </w:rPr>
-        <w:t>Print(</w:t>
-      </w:r>
-      <w:proofErr w:type="gramStart"/>
-      <w:r>
-        <w:rPr>
-          <w:bCs/>
-          <w:sz w:val="32"/>
-          <w:szCs w:val="32"/>
-          <w:lang w:val="en-US"/>
-        </w:rPr>
-        <w:t>fruits[</w:t>
-      </w:r>
-      <w:proofErr w:type="gramEnd"/>
-      <w:r>
-        <w:rPr>
-          <w:bCs/>
-          <w:sz w:val="32"/>
-          <w:szCs w:val="32"/>
-          <w:lang w:val="en-US"/>
-        </w:rPr>
-        <w:t>1])</w:t>
+        <w:t>Print(fruits[1])</w:t>
       </w:r>
       <w:r>
         <w:rPr>
@@ -1843,27 +1565,7 @@
           <w:szCs w:val="32"/>
           <w:lang w:val="en-US"/>
         </w:rPr>
-        <w:t>Print(</w:t>
-      </w:r>
-      <w:proofErr w:type="gramStart"/>
-      <w:r>
-        <w:rPr>
-          <w:bCs/>
-          <w:sz w:val="32"/>
-          <w:szCs w:val="32"/>
-          <w:lang w:val="en-US"/>
-        </w:rPr>
-        <w:t>fruits[</w:t>
-      </w:r>
-      <w:proofErr w:type="gramEnd"/>
-      <w:r>
-        <w:rPr>
-          <w:bCs/>
-          <w:sz w:val="32"/>
-          <w:szCs w:val="32"/>
-          <w:lang w:val="en-US"/>
-        </w:rPr>
-        <w:t>2])</w:t>
+        <w:t>Print(fruits[2])</w:t>
       </w:r>
       <w:r>
         <w:rPr>
@@ -1892,27 +1594,7 @@
           <w:szCs w:val="32"/>
           <w:lang w:val="en-US"/>
         </w:rPr>
-        <w:t>Print(</w:t>
-      </w:r>
-      <w:proofErr w:type="gramStart"/>
-      <w:r>
-        <w:rPr>
-          <w:bCs/>
-          <w:sz w:val="32"/>
-          <w:szCs w:val="32"/>
-          <w:lang w:val="en-US"/>
-        </w:rPr>
-        <w:t>fruits[</w:t>
-      </w:r>
-      <w:proofErr w:type="gramEnd"/>
-      <w:r>
-        <w:rPr>
-          <w:bCs/>
-          <w:sz w:val="32"/>
-          <w:szCs w:val="32"/>
-          <w:lang w:val="en-US"/>
-        </w:rPr>
-        <w:t>3])</w:t>
+        <w:t>Print(fruits[3])</w:t>
       </w:r>
       <w:r>
         <w:rPr>
@@ -1950,27 +1632,7 @@
           <w:szCs w:val="32"/>
           <w:lang w:val="en-US"/>
         </w:rPr>
-        <w:t xml:space="preserve">always </w:t>
-      </w:r>
-      <w:proofErr w:type="gramStart"/>
-      <w:r>
-        <w:rPr>
-          <w:bCs/>
-          <w:sz w:val="32"/>
-          <w:szCs w:val="32"/>
-          <w:lang w:val="en-US"/>
-        </w:rPr>
-        <w:t>has</w:t>
-      </w:r>
-      <w:proofErr w:type="gramEnd"/>
-      <w:r>
-        <w:rPr>
-          <w:bCs/>
-          <w:sz w:val="32"/>
-          <w:szCs w:val="32"/>
-          <w:lang w:val="en-US"/>
-        </w:rPr>
-        <w:t xml:space="preserve"> index 0.</w:t>
+        <w:t>always has index 0.</w:t>
       </w:r>
     </w:p>
     <w:p>
@@ -2121,27 +1783,7 @@
           <w:szCs w:val="32"/>
           <w:lang w:val="en-US"/>
         </w:rPr>
-        <w:t>print(</w:t>
-      </w:r>
-      <w:proofErr w:type="gramStart"/>
-      <w:r>
-        <w:rPr>
-          <w:bCs/>
-          <w:sz w:val="32"/>
-          <w:szCs w:val="32"/>
-          <w:lang w:val="en-US"/>
-        </w:rPr>
-        <w:t>fruits[</w:t>
-      </w:r>
-      <w:proofErr w:type="gramEnd"/>
-      <w:r>
-        <w:rPr>
-          <w:bCs/>
-          <w:sz w:val="32"/>
-          <w:szCs w:val="32"/>
-          <w:lang w:val="en-US"/>
-        </w:rPr>
-        <w:t>-1])</w:t>
+        <w:t>print(fruits[-1])</w:t>
       </w:r>
       <w:r>
         <w:rPr>
@@ -2178,165 +1820,45 @@
           <w:szCs w:val="32"/>
           <w:lang w:val="en-US"/>
         </w:rPr>
-        <w:t>print(</w:t>
-      </w:r>
-      <w:proofErr w:type="gramStart"/>
-      <w:r>
-        <w:rPr>
-          <w:bCs/>
-          <w:sz w:val="32"/>
-          <w:szCs w:val="32"/>
-          <w:lang w:val="en-US"/>
-        </w:rPr>
-        <w:t>fruits[</w:t>
-      </w:r>
-      <w:proofErr w:type="gramEnd"/>
-      <w:r>
-        <w:rPr>
-          <w:bCs/>
-          <w:sz w:val="32"/>
-          <w:szCs w:val="32"/>
-          <w:lang w:val="en-US"/>
-        </w:rPr>
-        <w:t>-2</w:t>
-      </w:r>
-      <w:proofErr w:type="gramStart"/>
-      <w:r>
-        <w:rPr>
-          <w:bCs/>
-          <w:sz w:val="32"/>
-          <w:szCs w:val="32"/>
-          <w:lang w:val="en-US"/>
-        </w:rPr>
-        <w:t xml:space="preserve">])   </w:t>
-      </w:r>
-      <w:proofErr w:type="gramEnd"/>
-      <w:r>
-        <w:rPr>
-          <w:bCs/>
-          <w:sz w:val="32"/>
-          <w:szCs w:val="32"/>
-          <w:lang w:val="en-US"/>
-        </w:rPr>
-        <w:t># banana</w:t>
-      </w:r>
-    </w:p>
-    <w:p>
-      <w:pPr>
-        <w:rPr>
-          <w:bCs/>
-          <w:sz w:val="32"/>
-          <w:szCs w:val="32"/>
-          <w:lang w:val="en-US"/>
-        </w:rPr>
-      </w:pPr>
-      <w:r>
-        <w:rPr>
-          <w:bCs/>
-          <w:sz w:val="32"/>
-          <w:szCs w:val="32"/>
-          <w:lang w:val="en-US"/>
-        </w:rPr>
-        <w:t>print(</w:t>
-      </w:r>
-      <w:proofErr w:type="gramStart"/>
-      <w:r>
-        <w:rPr>
-          <w:bCs/>
-          <w:sz w:val="32"/>
-          <w:szCs w:val="32"/>
-          <w:lang w:val="en-US"/>
-        </w:rPr>
-        <w:t>fruits[</w:t>
-      </w:r>
-      <w:proofErr w:type="gramEnd"/>
-      <w:r>
-        <w:rPr>
-          <w:bCs/>
-          <w:sz w:val="32"/>
-          <w:szCs w:val="32"/>
-          <w:lang w:val="en-US"/>
-        </w:rPr>
-        <w:t>-3</w:t>
-      </w:r>
-      <w:proofErr w:type="gramStart"/>
-      <w:r>
-        <w:rPr>
-          <w:bCs/>
-          <w:sz w:val="32"/>
-          <w:szCs w:val="32"/>
-          <w:lang w:val="en-US"/>
-        </w:rPr>
-        <w:t xml:space="preserve">])   </w:t>
-      </w:r>
-      <w:proofErr w:type="gramEnd"/>
-      <w:r>
-        <w:rPr>
-          <w:bCs/>
-          <w:sz w:val="32"/>
-          <w:szCs w:val="32"/>
-          <w:lang w:val="en-US"/>
-        </w:rPr>
-        <w:t># mango</w:t>
-      </w:r>
-    </w:p>
-    <w:p>
-      <w:pPr>
-        <w:rPr>
-          <w:bCs/>
-          <w:sz w:val="32"/>
-          <w:szCs w:val="32"/>
-          <w:lang w:val="en-US"/>
-        </w:rPr>
-      </w:pPr>
-      <w:r>
-        <w:rPr>
-          <w:bCs/>
-          <w:sz w:val="32"/>
-          <w:szCs w:val="32"/>
-          <w:lang w:val="en-US"/>
-        </w:rPr>
-        <w:t>print(</w:t>
-      </w:r>
-      <w:proofErr w:type="gramStart"/>
-      <w:r>
-        <w:rPr>
-          <w:bCs/>
-          <w:sz w:val="32"/>
-          <w:szCs w:val="32"/>
-          <w:lang w:val="en-US"/>
-        </w:rPr>
-        <w:t>fruits[</w:t>
-      </w:r>
-      <w:proofErr w:type="gramEnd"/>
-      <w:r>
-        <w:rPr>
-          <w:bCs/>
-          <w:sz w:val="32"/>
-          <w:szCs w:val="32"/>
-          <w:lang w:val="en-US"/>
-        </w:rPr>
-        <w:t>-4</w:t>
-      </w:r>
-      <w:proofErr w:type="gramStart"/>
-      <w:r>
-        <w:rPr>
-          <w:bCs/>
-          <w:sz w:val="32"/>
-          <w:szCs w:val="32"/>
-          <w:lang w:val="en-US"/>
-        </w:rPr>
-        <w:t xml:space="preserve">])   </w:t>
-      </w:r>
-      <w:proofErr w:type="gramEnd"/>
-      <w:r>
-        <w:rPr>
-          <w:bCs/>
-          <w:sz w:val="32"/>
-          <w:szCs w:val="32"/>
-          <w:lang w:val="en-US"/>
-        </w:rPr>
-        <w:t># apple</w:t>
+        <w:t>print(fruits[-2])   # banana</w:t>
+      </w:r>
+    </w:p>
+    <w:p>
+      <w:pPr>
+        <w:rPr>
+          <w:bCs/>
+          <w:sz w:val="32"/>
+          <w:szCs w:val="32"/>
+          <w:lang w:val="en-US"/>
+        </w:rPr>
+      </w:pPr>
+      <w:r>
+        <w:rPr>
+          <w:bCs/>
+          <w:sz w:val="32"/>
+          <w:szCs w:val="32"/>
+          <w:lang w:val="en-US"/>
+        </w:rPr>
+        <w:t>print(fruits[-3])   # mango</w:t>
+      </w:r>
+    </w:p>
+    <w:p>
+      <w:pPr>
+        <w:rPr>
+          <w:bCs/>
+          <w:sz w:val="32"/>
+          <w:szCs w:val="32"/>
+          <w:lang w:val="en-US"/>
+        </w:rPr>
+      </w:pPr>
+      <w:r>
+        <w:rPr>
+          <w:bCs/>
+          <w:sz w:val="32"/>
+          <w:szCs w:val="32"/>
+          <w:lang w:val="en-US"/>
+        </w:rPr>
+        <w:t>print(fruits[-4])   # apple</w:t>
       </w:r>
     </w:p>
     <w:p>
@@ -2570,37 +2092,89 @@
           <w:lang w:val="en-US"/>
         </w:rPr>
       </w:pPr>
-      <w:proofErr w:type="spellStart"/>
-      <w:r>
-        <w:rPr>
-          <w:bCs/>
-          <w:sz w:val="32"/>
-          <w:szCs w:val="32"/>
-          <w:lang w:val="en-US"/>
-        </w:rPr>
-        <w:t>List_</w:t>
-      </w:r>
-      <w:proofErr w:type="gramStart"/>
-      <w:r>
-        <w:rPr>
-          <w:bCs/>
-          <w:sz w:val="32"/>
-          <w:szCs w:val="32"/>
-          <w:lang w:val="en-US"/>
-        </w:rPr>
-        <w:t>name</w:t>
-      </w:r>
-      <w:proofErr w:type="spellEnd"/>
-      <w:r>
-        <w:rPr>
-          <w:bCs/>
-          <w:sz w:val="32"/>
-          <w:szCs w:val="32"/>
-          <w:lang w:val="en-US"/>
-        </w:rPr>
-        <w:t>[start :</w:t>
-      </w:r>
-      <w:proofErr w:type="gramEnd"/>
+      <w:r>
+        <w:rPr>
+          <w:bCs/>
+          <w:sz w:val="32"/>
+          <w:szCs w:val="32"/>
+          <w:lang w:val="en-US"/>
+        </w:rPr>
+        <w:t xml:space="preserve">List_name[start : stop : </w:t>
+      </w:r>
+      <w:r>
+        <w:rPr>
+          <w:bCs/>
+          <w:sz w:val="32"/>
+          <w:szCs w:val="32"/>
+          <w:lang w:val="en-US"/>
+        </w:rPr>
+        <w:t>step</w:t>
+      </w:r>
+      <w:r>
+        <w:rPr>
+          <w:bCs/>
+          <w:sz w:val="32"/>
+          <w:szCs w:val="32"/>
+          <w:lang w:val="en-US"/>
+        </w:rPr>
+        <w:t>]</w:t>
+      </w:r>
+    </w:p>
+    <w:p>
+      <w:pPr>
+        <w:rPr>
+          <w:bCs/>
+          <w:sz w:val="32"/>
+          <w:szCs w:val="32"/>
+          <w:lang w:val="en-US"/>
+        </w:rPr>
+      </w:pPr>
+      <w:r>
+        <w:rPr>
+          <w:bCs/>
+          <w:sz w:val="32"/>
+          <w:szCs w:val="32"/>
+          <w:lang w:val="en-US"/>
+        </w:rPr>
+        <w:t>Start – Starting index</w:t>
+      </w:r>
+      <w:r>
+        <w:rPr>
+          <w:bCs/>
+          <w:sz w:val="32"/>
+          <w:szCs w:val="32"/>
+          <w:lang w:val="en-US"/>
+        </w:rPr>
+        <w:t xml:space="preserve"> (included)</w:t>
+      </w:r>
+    </w:p>
+    <w:p>
+      <w:pPr>
+        <w:rPr>
+          <w:bCs/>
+          <w:sz w:val="32"/>
+          <w:szCs w:val="32"/>
+          <w:lang w:val="en-US"/>
+        </w:rPr>
+      </w:pPr>
+      <w:r>
+        <w:rPr>
+          <w:bCs/>
+          <w:sz w:val="32"/>
+          <w:szCs w:val="32"/>
+          <w:lang w:val="en-US"/>
+        </w:rPr>
+        <w:t xml:space="preserve">Stop </w:t>
+      </w:r>
+      <w:r>
+        <w:rPr>
+          <w:bCs/>
+          <w:sz w:val="32"/>
+          <w:szCs w:val="32"/>
+          <w:lang w:val="en-US"/>
+        </w:rPr>
+        <w:t>–</w:t>
+      </w:r>
       <w:r>
         <w:rPr>
           <w:bCs/>
@@ -2610,17 +2184,165 @@
         </w:rPr>
         <w:t xml:space="preserve"> </w:t>
       </w:r>
-      <w:proofErr w:type="gramStart"/>
-      <w:r>
-        <w:rPr>
-          <w:bCs/>
-          <w:sz w:val="32"/>
-          <w:szCs w:val="32"/>
-          <w:lang w:val="en-US"/>
-        </w:rPr>
-        <w:t>stop :</w:t>
-      </w:r>
-      <w:proofErr w:type="gramEnd"/>
+      <w:r>
+        <w:rPr>
+          <w:bCs/>
+          <w:sz w:val="32"/>
+          <w:szCs w:val="32"/>
+          <w:lang w:val="en-US"/>
+        </w:rPr>
+        <w:t xml:space="preserve">Ending Index </w:t>
+      </w:r>
+      <w:r>
+        <w:rPr>
+          <w:bCs/>
+          <w:sz w:val="32"/>
+          <w:szCs w:val="32"/>
+          <w:lang w:val="en-US"/>
+        </w:rPr>
+        <w:t>(excluded)</w:t>
+      </w:r>
+    </w:p>
+    <w:p>
+      <w:pPr>
+        <w:rPr>
+          <w:bCs/>
+          <w:sz w:val="32"/>
+          <w:szCs w:val="32"/>
+          <w:lang w:val="en-US"/>
+        </w:rPr>
+      </w:pPr>
+      <w:r>
+        <w:rPr>
+          <w:bCs/>
+          <w:sz w:val="32"/>
+          <w:szCs w:val="32"/>
+          <w:lang w:val="en-US"/>
+        </w:rPr>
+        <w:t xml:space="preserve">Step – Gap between </w:t>
+      </w:r>
+      <w:r>
+        <w:rPr>
+          <w:bCs/>
+          <w:sz w:val="32"/>
+          <w:szCs w:val="32"/>
+          <w:lang w:val="en-US"/>
+        </w:rPr>
+        <w:t xml:space="preserve">elements </w:t>
+      </w:r>
+      <w:r>
+        <w:rPr>
+          <w:bCs/>
+          <w:sz w:val="32"/>
+          <w:szCs w:val="32"/>
+          <w:lang w:val="en-US"/>
+        </w:rPr>
+        <w:t>(optional)</w:t>
+      </w:r>
+    </w:p>
+    <w:p>
+      <w:pPr>
+        <w:rPr>
+          <w:b/>
+          <w:sz w:val="32"/>
+          <w:szCs w:val="32"/>
+          <w:lang w:val="en-US"/>
+        </w:rPr>
+      </w:pPr>
+      <w:r>
+        <w:rPr>
+          <w:b/>
+          <w:sz w:val="32"/>
+          <w:szCs w:val="32"/>
+          <w:lang w:val="en-US"/>
+        </w:rPr>
+        <w:t>Example List</w:t>
+      </w:r>
+      <w:r>
+        <w:rPr>
+          <w:b/>
+          <w:sz w:val="32"/>
+          <w:szCs w:val="32"/>
+          <w:lang w:val="en-US"/>
+        </w:rPr>
+        <w:t>:</w:t>
+      </w:r>
+    </w:p>
+    <w:p>
+      <w:pPr>
+        <w:rPr>
+          <w:bCs/>
+          <w:sz w:val="32"/>
+          <w:szCs w:val="32"/>
+          <w:lang w:val="en-US"/>
+        </w:rPr>
+      </w:pPr>
+      <w:r>
+        <w:rPr>
+          <w:bCs/>
+          <w:sz w:val="32"/>
+          <w:szCs w:val="32"/>
+          <w:lang w:val="en-US"/>
+        </w:rPr>
+        <w:t>Numbers = [10,20,30,40,50,60]</w:t>
+      </w:r>
+    </w:p>
+    <w:p>
+      <w:pPr>
+        <w:rPr>
+          <w:b/>
+          <w:sz w:val="32"/>
+          <w:szCs w:val="32"/>
+          <w:lang w:val="en-US"/>
+        </w:rPr>
+      </w:pPr>
+      <w:r>
+        <w:rPr>
+          <w:b/>
+          <w:sz w:val="32"/>
+          <w:szCs w:val="32"/>
+          <w:lang w:val="en-US"/>
+        </w:rPr>
+        <w:t>Index Position:</w:t>
+      </w:r>
+    </w:p>
+    <w:p>
+      <w:pPr>
+        <w:rPr>
+          <w:bCs/>
+          <w:sz w:val="32"/>
+          <w:szCs w:val="32"/>
+          <w:lang w:val="en-US"/>
+        </w:rPr>
+      </w:pPr>
+      <w:r>
+        <w:rPr>
+          <w:bCs/>
+          <w:sz w:val="32"/>
+          <w:szCs w:val="32"/>
+          <w:lang w:val="en-US"/>
+        </w:rPr>
+        <w:t>Positive →   0   1   2   3   4   5</w:t>
+      </w:r>
+    </w:p>
+    <w:p>
+      <w:pPr>
+        <w:rPr>
+          <w:bCs/>
+          <w:sz w:val="32"/>
+          <w:szCs w:val="32"/>
+          <w:lang w:val="en-US"/>
+        </w:rPr>
+      </w:pPr>
+      <w:r>
+        <w:rPr>
+          <w:bCs/>
+          <w:sz w:val="32"/>
+          <w:szCs w:val="32"/>
+          <w:lang w:val="en-US"/>
+        </w:rPr>
+        <w:t xml:space="preserve">List     →  </w:t>
+      </w:r>
       <w:r>
         <w:rPr>
           <w:bCs/>
@@ -2637,339 +2359,26 @@
           <w:szCs w:val="32"/>
           <w:lang w:val="en-US"/>
         </w:rPr>
-        <w:t>step</w:t>
-      </w:r>
-      <w:r>
-        <w:rPr>
-          <w:bCs/>
-          <w:sz w:val="32"/>
-          <w:szCs w:val="32"/>
-          <w:lang w:val="en-US"/>
-        </w:rPr>
-        <w:t>]</w:t>
-      </w:r>
-    </w:p>
-    <w:p>
-      <w:pPr>
-        <w:rPr>
-          <w:bCs/>
-          <w:sz w:val="32"/>
-          <w:szCs w:val="32"/>
-          <w:lang w:val="en-US"/>
-        </w:rPr>
-      </w:pPr>
-      <w:r>
-        <w:rPr>
-          <w:bCs/>
-          <w:sz w:val="32"/>
-          <w:szCs w:val="32"/>
-          <w:lang w:val="en-US"/>
-        </w:rPr>
-        <w:t>Start – Starting index</w:t>
-      </w:r>
-      <w:r>
-        <w:rPr>
-          <w:bCs/>
-          <w:sz w:val="32"/>
-          <w:szCs w:val="32"/>
-          <w:lang w:val="en-US"/>
-        </w:rPr>
-        <w:t xml:space="preserve"> (included)</w:t>
-      </w:r>
-    </w:p>
-    <w:p>
-      <w:pPr>
-        <w:rPr>
-          <w:bCs/>
-          <w:sz w:val="32"/>
-          <w:szCs w:val="32"/>
-          <w:lang w:val="en-US"/>
-        </w:rPr>
-      </w:pPr>
-      <w:r>
-        <w:rPr>
-          <w:bCs/>
-          <w:sz w:val="32"/>
-          <w:szCs w:val="32"/>
-          <w:lang w:val="en-US"/>
-        </w:rPr>
-        <w:t xml:space="preserve">Stop </w:t>
-      </w:r>
-      <w:r>
-        <w:rPr>
-          <w:bCs/>
-          <w:sz w:val="32"/>
-          <w:szCs w:val="32"/>
-          <w:lang w:val="en-US"/>
-        </w:rPr>
-        <w:t>–</w:t>
-      </w:r>
-      <w:r>
-        <w:rPr>
-          <w:bCs/>
-          <w:sz w:val="32"/>
-          <w:szCs w:val="32"/>
-          <w:lang w:val="en-US"/>
-        </w:rPr>
-        <w:t xml:space="preserve"> </w:t>
-      </w:r>
-      <w:r>
-        <w:rPr>
-          <w:bCs/>
-          <w:sz w:val="32"/>
-          <w:szCs w:val="32"/>
-          <w:lang w:val="en-US"/>
-        </w:rPr>
-        <w:t xml:space="preserve">Ending Index </w:t>
-      </w:r>
-      <w:r>
-        <w:rPr>
-          <w:bCs/>
-          <w:sz w:val="32"/>
-          <w:szCs w:val="32"/>
-          <w:lang w:val="en-US"/>
-        </w:rPr>
-        <w:t>(excluded)</w:t>
-      </w:r>
-    </w:p>
-    <w:p>
-      <w:pPr>
-        <w:rPr>
-          <w:bCs/>
-          <w:sz w:val="32"/>
-          <w:szCs w:val="32"/>
-          <w:lang w:val="en-US"/>
-        </w:rPr>
-      </w:pPr>
-      <w:r>
-        <w:rPr>
-          <w:bCs/>
-          <w:sz w:val="32"/>
-          <w:szCs w:val="32"/>
-          <w:lang w:val="en-US"/>
-        </w:rPr>
-        <w:t xml:space="preserve">Step – Gap between </w:t>
-      </w:r>
-      <w:r>
-        <w:rPr>
-          <w:bCs/>
-          <w:sz w:val="32"/>
-          <w:szCs w:val="32"/>
-          <w:lang w:val="en-US"/>
-        </w:rPr>
-        <w:t xml:space="preserve">elements </w:t>
-      </w:r>
-      <w:r>
-        <w:rPr>
-          <w:bCs/>
-          <w:sz w:val="32"/>
-          <w:szCs w:val="32"/>
-          <w:lang w:val="en-US"/>
-        </w:rPr>
-        <w:t>(optional)</w:t>
-      </w:r>
-    </w:p>
-    <w:p>
-      <w:pPr>
-        <w:rPr>
-          <w:b/>
-          <w:sz w:val="32"/>
-          <w:szCs w:val="32"/>
-          <w:lang w:val="en-US"/>
-        </w:rPr>
-      </w:pPr>
-      <w:r>
-        <w:rPr>
-          <w:b/>
-          <w:sz w:val="32"/>
-          <w:szCs w:val="32"/>
-          <w:lang w:val="en-US"/>
-        </w:rPr>
-        <w:t>Example List</w:t>
-      </w:r>
-      <w:r>
-        <w:rPr>
-          <w:b/>
-          <w:sz w:val="32"/>
-          <w:szCs w:val="32"/>
-          <w:lang w:val="en-US"/>
-        </w:rPr>
-        <w:t>:</w:t>
-      </w:r>
-    </w:p>
-    <w:p>
-      <w:pPr>
-        <w:rPr>
-          <w:bCs/>
-          <w:sz w:val="32"/>
-          <w:szCs w:val="32"/>
-          <w:lang w:val="en-US"/>
-        </w:rPr>
-      </w:pPr>
-      <w:r>
-        <w:rPr>
-          <w:bCs/>
-          <w:sz w:val="32"/>
-          <w:szCs w:val="32"/>
-          <w:lang w:val="en-US"/>
-        </w:rPr>
-        <w:t>Numbers = [10,20,30,40,50,60]</w:t>
-      </w:r>
-    </w:p>
-    <w:p>
-      <w:pPr>
-        <w:rPr>
-          <w:b/>
-          <w:sz w:val="32"/>
-          <w:szCs w:val="32"/>
-          <w:lang w:val="en-US"/>
-        </w:rPr>
-      </w:pPr>
-      <w:r>
-        <w:rPr>
-          <w:b/>
-          <w:sz w:val="32"/>
-          <w:szCs w:val="32"/>
-          <w:lang w:val="en-US"/>
-        </w:rPr>
-        <w:t>Index Position:</w:t>
-      </w:r>
-    </w:p>
-    <w:p>
-      <w:pPr>
-        <w:rPr>
-          <w:bCs/>
-          <w:sz w:val="32"/>
-          <w:szCs w:val="32"/>
-          <w:lang w:val="en-US"/>
-        </w:rPr>
-      </w:pPr>
-      <w:r>
-        <w:rPr>
-          <w:bCs/>
-          <w:sz w:val="32"/>
-          <w:szCs w:val="32"/>
-          <w:lang w:val="en-US"/>
-        </w:rPr>
-        <w:t>Positive →   0   1   2   3   4   5</w:t>
-      </w:r>
-    </w:p>
-    <w:p>
-      <w:pPr>
-        <w:rPr>
-          <w:bCs/>
-          <w:sz w:val="32"/>
-          <w:szCs w:val="32"/>
-          <w:lang w:val="en-US"/>
-        </w:rPr>
-      </w:pPr>
-      <w:r>
-        <w:rPr>
-          <w:bCs/>
-          <w:sz w:val="32"/>
-          <w:szCs w:val="32"/>
-          <w:lang w:val="en-US"/>
-        </w:rPr>
-        <w:t xml:space="preserve">List     →  </w:t>
-      </w:r>
-      <w:r>
-        <w:rPr>
-          <w:bCs/>
-          <w:sz w:val="32"/>
-          <w:szCs w:val="32"/>
-          <w:lang w:val="en-US"/>
-        </w:rPr>
-        <w:t xml:space="preserve"> </w:t>
-      </w:r>
-      <w:proofErr w:type="gramStart"/>
-      <w:r>
-        <w:rPr>
-          <w:bCs/>
-          <w:sz w:val="32"/>
-          <w:szCs w:val="32"/>
-          <w:lang w:val="en-US"/>
-        </w:rPr>
-        <w:t>10  20</w:t>
-      </w:r>
-      <w:proofErr w:type="gramEnd"/>
-      <w:r>
-        <w:rPr>
-          <w:bCs/>
-          <w:sz w:val="32"/>
-          <w:szCs w:val="32"/>
-          <w:lang w:val="en-US"/>
-        </w:rPr>
-        <w:t xml:space="preserve">  </w:t>
-      </w:r>
-      <w:proofErr w:type="gramStart"/>
-      <w:r>
-        <w:rPr>
-          <w:bCs/>
-          <w:sz w:val="32"/>
-          <w:szCs w:val="32"/>
-          <w:lang w:val="en-US"/>
-        </w:rPr>
-        <w:t>30  40</w:t>
-      </w:r>
-      <w:proofErr w:type="gramEnd"/>
-      <w:r>
-        <w:rPr>
-          <w:bCs/>
-          <w:sz w:val="32"/>
-          <w:szCs w:val="32"/>
-          <w:lang w:val="en-US"/>
-        </w:rPr>
-        <w:t xml:space="preserve">  </w:t>
-      </w:r>
-      <w:proofErr w:type="gramStart"/>
-      <w:r>
-        <w:rPr>
-          <w:bCs/>
-          <w:sz w:val="32"/>
-          <w:szCs w:val="32"/>
-          <w:lang w:val="en-US"/>
-        </w:rPr>
-        <w:t>50  60</w:t>
-      </w:r>
-      <w:proofErr w:type="gramEnd"/>
-    </w:p>
-    <w:p>
-      <w:pPr>
-        <w:rPr>
-          <w:bCs/>
-          <w:sz w:val="32"/>
-          <w:szCs w:val="32"/>
-          <w:lang w:val="en-US"/>
-        </w:rPr>
-      </w:pPr>
-      <w:r>
-        <w:rPr>
-          <w:bCs/>
-          <w:sz w:val="32"/>
-          <w:szCs w:val="32"/>
-          <w:lang w:val="en-US"/>
-        </w:rPr>
-        <w:t xml:space="preserve">Negative </w:t>
-      </w:r>
-      <w:proofErr w:type="gramStart"/>
-      <w:r>
-        <w:rPr>
-          <w:bCs/>
-          <w:sz w:val="32"/>
-          <w:szCs w:val="32"/>
-          <w:lang w:val="en-US"/>
-        </w:rPr>
-        <w:t>→  -6  -5  -4  -3  -2  -</w:t>
-      </w:r>
-      <w:proofErr w:type="gramEnd"/>
-      <w:r>
-        <w:rPr>
-          <w:bCs/>
-          <w:sz w:val="32"/>
-          <w:szCs w:val="32"/>
-          <w:lang w:val="en-US"/>
-        </w:rPr>
-        <w:t>1</w:t>
+        <w:t>10  20  30  40  50  60</w:t>
+      </w:r>
+    </w:p>
+    <w:p>
+      <w:pPr>
+        <w:rPr>
+          <w:bCs/>
+          <w:sz w:val="32"/>
+          <w:szCs w:val="32"/>
+          <w:lang w:val="en-US"/>
+        </w:rPr>
+      </w:pPr>
+      <w:r>
+        <w:rPr>
+          <w:bCs/>
+          <w:sz w:val="32"/>
+          <w:szCs w:val="32"/>
+          <w:lang w:val="en-US"/>
+        </w:rPr>
+        <w:t>Negative →  -6  -5  -4  -3  -2  -1</w:t>
       </w:r>
     </w:p>
     <w:p>
@@ -3028,25 +2437,7 @@
           <w:szCs w:val="32"/>
           <w:lang w:val="en-US"/>
         </w:rPr>
-        <w:t>Print(</w:t>
-      </w:r>
-      <w:proofErr w:type="gramStart"/>
-      <w:r>
-        <w:rPr>
-          <w:sz w:val="32"/>
-          <w:szCs w:val="32"/>
-          <w:lang w:val="en-US"/>
-        </w:rPr>
-        <w:t>numbers[</w:t>
-      </w:r>
-      <w:proofErr w:type="gramEnd"/>
-      <w:r>
-        <w:rPr>
-          <w:sz w:val="32"/>
-          <w:szCs w:val="32"/>
-          <w:lang w:val="en-US"/>
-        </w:rPr>
-        <w:t>1:4])</w:t>
+        <w:t>Print(numbers[1:4])</w:t>
       </w:r>
     </w:p>
     <w:p>
@@ -3143,25 +2534,7 @@
           <w:szCs w:val="32"/>
           <w:lang w:val="en-US"/>
         </w:rPr>
-        <w:t>Print(</w:t>
-      </w:r>
-      <w:proofErr w:type="gramStart"/>
-      <w:r>
-        <w:rPr>
-          <w:sz w:val="32"/>
-          <w:szCs w:val="32"/>
-          <w:lang w:val="en-US"/>
-        </w:rPr>
-        <w:t>numbers[</w:t>
-      </w:r>
-      <w:proofErr w:type="gramEnd"/>
-      <w:r>
-        <w:rPr>
-          <w:sz w:val="32"/>
-          <w:szCs w:val="32"/>
-          <w:lang w:val="en-US"/>
-        </w:rPr>
-        <w:t>:3])</w:t>
+        <w:t>Print(numbers[:3])</w:t>
       </w:r>
     </w:p>
     <w:p>
@@ -3295,25 +2668,7 @@
           <w:szCs w:val="32"/>
           <w:lang w:val="en-US"/>
         </w:rPr>
-        <w:t>Print(</w:t>
-      </w:r>
-      <w:proofErr w:type="gramStart"/>
-      <w:r>
-        <w:rPr>
-          <w:sz w:val="32"/>
-          <w:szCs w:val="32"/>
-          <w:lang w:val="en-US"/>
-        </w:rPr>
-        <w:t>numbers[</w:t>
-      </w:r>
-      <w:proofErr w:type="gramEnd"/>
-      <w:r>
-        <w:rPr>
-          <w:sz w:val="32"/>
-          <w:szCs w:val="32"/>
-          <w:lang w:val="en-US"/>
-        </w:rPr>
-        <w:t>2:])</w:t>
+        <w:t>Print(numbers[2:])</w:t>
       </w:r>
     </w:p>
     <w:p>
@@ -3464,25 +2819,7 @@
           <w:szCs w:val="32"/>
           <w:lang w:val="en-US"/>
         </w:rPr>
-        <w:t>Print(</w:t>
-      </w:r>
-      <w:proofErr w:type="gramStart"/>
-      <w:r>
-        <w:rPr>
-          <w:sz w:val="32"/>
-          <w:szCs w:val="32"/>
-          <w:lang w:val="en-US"/>
-        </w:rPr>
-        <w:t>numbers[</w:t>
-      </w:r>
-      <w:proofErr w:type="gramEnd"/>
-      <w:r>
-        <w:rPr>
-          <w:sz w:val="32"/>
-          <w:szCs w:val="32"/>
-          <w:lang w:val="en-US"/>
-        </w:rPr>
-        <w:t>:])</w:t>
+        <w:t>Print(numbers[:])</w:t>
       </w:r>
     </w:p>
     <w:p>
@@ -3598,25 +2935,7 @@
           <w:szCs w:val="32"/>
           <w:lang w:val="en-US"/>
         </w:rPr>
-        <w:t>Print(</w:t>
-      </w:r>
-      <w:proofErr w:type="gramStart"/>
-      <w:r>
-        <w:rPr>
-          <w:sz w:val="32"/>
-          <w:szCs w:val="32"/>
-          <w:lang w:val="en-US"/>
-        </w:rPr>
-        <w:t>numbers[</w:t>
-      </w:r>
-      <w:proofErr w:type="gramEnd"/>
-      <w:r>
-        <w:rPr>
-          <w:sz w:val="32"/>
-          <w:szCs w:val="32"/>
-          <w:lang w:val="en-US"/>
-        </w:rPr>
-        <w:t>0:6:2])</w:t>
+        <w:t>Print(numbers[0:6:2])</w:t>
       </w:r>
     </w:p>
     <w:p>
@@ -3891,23 +3210,13 @@
           <w:lang w:val="en-US"/>
         </w:rPr>
       </w:pPr>
-      <w:proofErr w:type="gramStart"/>
-      <w:r>
-        <w:rPr>
-          <w:sz w:val="32"/>
-          <w:szCs w:val="32"/>
-          <w:lang w:val="en-US"/>
-        </w:rPr>
-        <w:t>Print(</w:t>
-      </w:r>
-      <w:proofErr w:type="gramEnd"/>
-      <w:r>
-        <w:rPr>
-          <w:sz w:val="32"/>
-          <w:szCs w:val="32"/>
-          <w:lang w:val="en-US"/>
-        </w:rPr>
-        <w:t>“concatenated list:”, result)</w:t>
+      <w:r>
+        <w:rPr>
+          <w:sz w:val="32"/>
+          <w:szCs w:val="32"/>
+          <w:lang w:val="en-US"/>
+        </w:rPr>
+        <w:t>Print(“concatenated list:”, result)</w:t>
       </w:r>
     </w:p>
     <w:p>
@@ -4055,41 +3364,13 @@
           <w:lang w:val="en-US"/>
         </w:rPr>
       </w:pPr>
-      <w:proofErr w:type="gramStart"/>
-      <w:r>
-        <w:rPr>
-          <w:sz w:val="32"/>
-          <w:szCs w:val="32"/>
-          <w:lang w:val="en-US"/>
-        </w:rPr>
-        <w:t>Print(</w:t>
-      </w:r>
-      <w:proofErr w:type="gramEnd"/>
-      <w:r>
-        <w:rPr>
-          <w:sz w:val="32"/>
-          <w:szCs w:val="32"/>
-          <w:lang w:val="en-US"/>
-        </w:rPr>
-        <w:t>“repeated list</w:t>
-      </w:r>
-      <w:proofErr w:type="gramStart"/>
-      <w:r>
-        <w:rPr>
-          <w:sz w:val="32"/>
-          <w:szCs w:val="32"/>
-          <w:lang w:val="en-US"/>
-        </w:rPr>
-        <w:t>: ”</w:t>
-      </w:r>
-      <w:proofErr w:type="gramEnd"/>
-      <w:r>
-        <w:rPr>
-          <w:sz w:val="32"/>
-          <w:szCs w:val="32"/>
-          <w:lang w:val="en-US"/>
-        </w:rPr>
-        <w:t>, result)</w:t>
+      <w:r>
+        <w:rPr>
+          <w:sz w:val="32"/>
+          <w:szCs w:val="32"/>
+          <w:lang w:val="en-US"/>
+        </w:rPr>
+        <w:t>Print(“repeated list: ”, result)</w:t>
       </w:r>
     </w:p>
     <w:p>
@@ -4203,23 +3484,13 @@
           <w:lang w:val="en-US"/>
         </w:rPr>
       </w:pPr>
-      <w:proofErr w:type="gramStart"/>
-      <w:r>
-        <w:rPr>
-          <w:sz w:val="32"/>
-          <w:szCs w:val="32"/>
-          <w:lang w:val="en-US"/>
-        </w:rPr>
-        <w:t>Print(</w:t>
-      </w:r>
-      <w:proofErr w:type="gramEnd"/>
-      <w:r>
-        <w:rPr>
-          <w:sz w:val="32"/>
-          <w:szCs w:val="32"/>
-          <w:lang w:val="en-US"/>
-        </w:rPr>
-        <w:t>10 in numbers)</w:t>
+      <w:r>
+        <w:rPr>
+          <w:sz w:val="32"/>
+          <w:szCs w:val="32"/>
+          <w:lang w:val="en-US"/>
+        </w:rPr>
+        <w:t>Print(10 in numbers)</w:t>
       </w:r>
       <w:r>
         <w:rPr>
@@ -4239,23 +3510,13 @@
           <w:lang w:val="en-US"/>
         </w:rPr>
       </w:pPr>
-      <w:proofErr w:type="gramStart"/>
-      <w:r>
-        <w:rPr>
-          <w:sz w:val="32"/>
-          <w:szCs w:val="32"/>
-          <w:lang w:val="en-US"/>
-        </w:rPr>
-        <w:t>Print(</w:t>
-      </w:r>
-      <w:proofErr w:type="gramEnd"/>
-      <w:r>
-        <w:rPr>
-          <w:sz w:val="32"/>
-          <w:szCs w:val="32"/>
-          <w:lang w:val="en-US"/>
-        </w:rPr>
-        <w:t>25 in numbers)</w:t>
+      <w:r>
+        <w:rPr>
+          <w:sz w:val="32"/>
+          <w:szCs w:val="32"/>
+          <w:lang w:val="en-US"/>
+        </w:rPr>
+        <w:t>Print(25 in numbers)</w:t>
       </w:r>
       <w:r>
         <w:rPr>
@@ -4274,23 +3535,13 @@
           <w:lang w:val="en-US"/>
         </w:rPr>
       </w:pPr>
-      <w:proofErr w:type="gramStart"/>
-      <w:r>
-        <w:rPr>
-          <w:sz w:val="32"/>
-          <w:szCs w:val="32"/>
-          <w:lang w:val="en-US"/>
-        </w:rPr>
-        <w:t>Print(</w:t>
-      </w:r>
-      <w:proofErr w:type="gramEnd"/>
-      <w:r>
-        <w:rPr>
-          <w:sz w:val="32"/>
-          <w:szCs w:val="32"/>
-          <w:lang w:val="en-US"/>
-        </w:rPr>
-        <w:t>25 not in numbers)</w:t>
+      <w:r>
+        <w:rPr>
+          <w:sz w:val="32"/>
+          <w:szCs w:val="32"/>
+          <w:lang w:val="en-US"/>
+        </w:rPr>
+        <w:t>Print(25 not in numbers)</w:t>
       </w:r>
       <w:r>
         <w:rPr>
@@ -4403,73 +3654,7 @@
           <w:szCs w:val="32"/>
           <w:lang w:val="en-US"/>
         </w:rPr>
-        <w:t xml:space="preserve">Understanding List Methods like </w:t>
-      </w:r>
-      <w:proofErr w:type="gramStart"/>
-      <w:r>
-        <w:rPr>
-          <w:b/>
-          <w:bCs/>
-          <w:sz w:val="32"/>
-          <w:szCs w:val="32"/>
-          <w:lang w:val="en-US"/>
-        </w:rPr>
-        <w:t>append(</w:t>
-      </w:r>
-      <w:proofErr w:type="gramEnd"/>
-      <w:r>
-        <w:rPr>
-          <w:b/>
-          <w:bCs/>
-          <w:sz w:val="32"/>
-          <w:szCs w:val="32"/>
-          <w:lang w:val="en-US"/>
-        </w:rPr>
-        <w:t xml:space="preserve">), </w:t>
-      </w:r>
-      <w:proofErr w:type="gramStart"/>
-      <w:r>
-        <w:rPr>
-          <w:b/>
-          <w:bCs/>
-          <w:sz w:val="32"/>
-          <w:szCs w:val="32"/>
-          <w:lang w:val="en-US"/>
-        </w:rPr>
-        <w:t>insert(</w:t>
-      </w:r>
-      <w:proofErr w:type="gramEnd"/>
-      <w:r>
-        <w:rPr>
-          <w:b/>
-          <w:bCs/>
-          <w:sz w:val="32"/>
-          <w:szCs w:val="32"/>
-          <w:lang w:val="en-US"/>
-        </w:rPr>
-        <w:t xml:space="preserve">), </w:t>
-      </w:r>
-      <w:proofErr w:type="gramStart"/>
-      <w:r>
-        <w:rPr>
-          <w:b/>
-          <w:bCs/>
-          <w:sz w:val="32"/>
-          <w:szCs w:val="32"/>
-          <w:lang w:val="en-US"/>
-        </w:rPr>
-        <w:t>remove(</w:t>
-      </w:r>
-      <w:proofErr w:type="gramEnd"/>
-      <w:r>
-        <w:rPr>
-          <w:b/>
-          <w:bCs/>
-          <w:sz w:val="32"/>
-          <w:szCs w:val="32"/>
-          <w:lang w:val="en-US"/>
-        </w:rPr>
-        <w:t>),</w:t>
+        <w:t>Understanding List Methods like append(), insert(), remove(),</w:t>
       </w:r>
       <w:r>
         <w:rPr>
@@ -4479,27 +3664,15 @@
         </w:rPr>
         <w:t xml:space="preserve"> </w:t>
       </w:r>
-      <w:proofErr w:type="gramStart"/>
-      <w:r>
-        <w:rPr>
-          <w:b/>
-          <w:bCs/>
-          <w:sz w:val="32"/>
-          <w:szCs w:val="32"/>
-          <w:lang w:val="en-US"/>
-        </w:rPr>
-        <w:t>pop(</w:t>
-      </w:r>
-      <w:proofErr w:type="gramEnd"/>
-      <w:r>
-        <w:rPr>
-          <w:b/>
-          <w:bCs/>
-          <w:sz w:val="32"/>
-          <w:szCs w:val="32"/>
-          <w:lang w:val="en-US"/>
-        </w:rPr>
-        <w:t>).</w:t>
+      <w:r>
+        <w:rPr>
+          <w:b/>
+          <w:bCs/>
+          <w:sz w:val="32"/>
+          <w:szCs w:val="32"/>
+          <w:lang w:val="en-US"/>
+        </w:rPr>
+        <w:t>pop().</w:t>
       </w:r>
     </w:p>
     <w:p>
@@ -4556,29 +3729,7 @@
           <w:szCs w:val="32"/>
           <w:lang w:val="en-US"/>
         </w:rPr>
-        <w:t xml:space="preserve">1. </w:t>
-      </w:r>
-      <w:proofErr w:type="gramStart"/>
-      <w:r>
-        <w:rPr>
-          <w:b/>
-          <w:bCs/>
-          <w:sz w:val="32"/>
-          <w:szCs w:val="32"/>
-          <w:lang w:val="en-US"/>
-        </w:rPr>
-        <w:t>append(</w:t>
-      </w:r>
-      <w:proofErr w:type="gramEnd"/>
-      <w:r>
-        <w:rPr>
-          <w:b/>
-          <w:bCs/>
-          <w:sz w:val="32"/>
-          <w:szCs w:val="32"/>
-          <w:lang w:val="en-US"/>
-        </w:rPr>
-        <w:t>)</w:t>
+        <w:t>1. append()</w:t>
       </w:r>
       <w:r>
         <w:rPr>
@@ -4618,23 +3769,13 @@
           <w:lang w:val="en-US"/>
         </w:rPr>
       </w:pPr>
-      <w:proofErr w:type="spellStart"/>
-      <w:r>
-        <w:rPr>
-          <w:sz w:val="32"/>
-          <w:szCs w:val="32"/>
-          <w:lang w:val="en-US"/>
-        </w:rPr>
-        <w:t>List.append</w:t>
-      </w:r>
-      <w:proofErr w:type="spellEnd"/>
-      <w:r>
-        <w:rPr>
-          <w:sz w:val="32"/>
-          <w:szCs w:val="32"/>
-          <w:lang w:val="en-US"/>
-        </w:rPr>
-        <w:t>(value)</w:t>
+      <w:r>
+        <w:rPr>
+          <w:sz w:val="32"/>
+          <w:szCs w:val="32"/>
+          <w:lang w:val="en-US"/>
+        </w:rPr>
+        <w:t>List.append(value)</w:t>
       </w:r>
     </w:p>
     <w:p>
@@ -4683,23 +3824,13 @@
           <w:lang w:val="en-US"/>
         </w:rPr>
       </w:pPr>
-      <w:proofErr w:type="spellStart"/>
-      <w:r>
-        <w:rPr>
-          <w:sz w:val="32"/>
-          <w:szCs w:val="32"/>
-          <w:lang w:val="en-US"/>
-        </w:rPr>
-        <w:t>Numbers.append</w:t>
-      </w:r>
-      <w:proofErr w:type="spellEnd"/>
-      <w:r>
-        <w:rPr>
-          <w:sz w:val="32"/>
-          <w:szCs w:val="32"/>
-          <w:lang w:val="en-US"/>
-        </w:rPr>
-        <w:t>(40)</w:t>
+      <w:r>
+        <w:rPr>
+          <w:sz w:val="32"/>
+          <w:szCs w:val="32"/>
+          <w:lang w:val="en-US"/>
+        </w:rPr>
+        <w:t>Numbers.append(40)</w:t>
       </w:r>
     </w:p>
     <w:p>
@@ -4773,29 +3904,7 @@
           <w:szCs w:val="32"/>
           <w:lang w:val="en-US"/>
         </w:rPr>
-        <w:t xml:space="preserve">2. </w:t>
-      </w:r>
-      <w:proofErr w:type="gramStart"/>
-      <w:r>
-        <w:rPr>
-          <w:b/>
-          <w:bCs/>
-          <w:sz w:val="32"/>
-          <w:szCs w:val="32"/>
-          <w:lang w:val="en-US"/>
-        </w:rPr>
-        <w:t>insert(</w:t>
-      </w:r>
-      <w:proofErr w:type="gramEnd"/>
-      <w:r>
-        <w:rPr>
-          <w:b/>
-          <w:bCs/>
-          <w:sz w:val="32"/>
-          <w:szCs w:val="32"/>
-          <w:lang w:val="en-US"/>
-        </w:rPr>
-        <w:t>)</w:t>
+        <w:t>2. insert()</w:t>
       </w:r>
       <w:r>
         <w:rPr>
@@ -4835,23 +3944,13 @@
           <w:lang w:val="en-US"/>
         </w:rPr>
       </w:pPr>
-      <w:proofErr w:type="spellStart"/>
-      <w:r>
-        <w:rPr>
-          <w:sz w:val="32"/>
-          <w:szCs w:val="32"/>
-          <w:lang w:val="en-US"/>
-        </w:rPr>
-        <w:t>List.insert</w:t>
-      </w:r>
-      <w:proofErr w:type="spellEnd"/>
-      <w:r>
-        <w:rPr>
-          <w:sz w:val="32"/>
-          <w:szCs w:val="32"/>
-          <w:lang w:val="en-US"/>
-        </w:rPr>
-        <w:t>(index, value)</w:t>
+      <w:r>
+        <w:rPr>
+          <w:sz w:val="32"/>
+          <w:szCs w:val="32"/>
+          <w:lang w:val="en-US"/>
+        </w:rPr>
+        <w:t>List.insert(index, value)</w:t>
       </w:r>
     </w:p>
     <w:p>
@@ -4900,23 +3999,13 @@
           <w:lang w:val="en-US"/>
         </w:rPr>
       </w:pPr>
-      <w:proofErr w:type="spellStart"/>
-      <w:r>
-        <w:rPr>
-          <w:sz w:val="32"/>
-          <w:szCs w:val="32"/>
-          <w:lang w:val="en-US"/>
-        </w:rPr>
-        <w:t>Numbers.insert</w:t>
-      </w:r>
-      <w:proofErr w:type="spellEnd"/>
-      <w:r>
-        <w:rPr>
-          <w:sz w:val="32"/>
-          <w:szCs w:val="32"/>
-          <w:lang w:val="en-US"/>
-        </w:rPr>
-        <w:t>(1, 15)</w:t>
+      <w:r>
+        <w:rPr>
+          <w:sz w:val="32"/>
+          <w:szCs w:val="32"/>
+          <w:lang w:val="en-US"/>
+        </w:rPr>
+        <w:t>Numbers.insert(1, 15)</w:t>
       </w:r>
     </w:p>
     <w:p>
@@ -4991,29 +4080,7 @@
           <w:szCs w:val="32"/>
           <w:lang w:val="en-US"/>
         </w:rPr>
-        <w:t xml:space="preserve">3. </w:t>
-      </w:r>
-      <w:proofErr w:type="gramStart"/>
-      <w:r>
-        <w:rPr>
-          <w:b/>
-          <w:bCs/>
-          <w:sz w:val="32"/>
-          <w:szCs w:val="32"/>
-          <w:lang w:val="en-US"/>
-        </w:rPr>
-        <w:t>remove(</w:t>
-      </w:r>
-      <w:proofErr w:type="gramEnd"/>
-      <w:r>
-        <w:rPr>
-          <w:b/>
-          <w:bCs/>
-          <w:sz w:val="32"/>
-          <w:szCs w:val="32"/>
-          <w:lang w:val="en-US"/>
-        </w:rPr>
-        <w:t>)</w:t>
+        <w:t>3. remove()</w:t>
       </w:r>
       <w:r>
         <w:rPr>
@@ -5053,23 +4120,13 @@
           <w:lang w:val="en-US"/>
         </w:rPr>
       </w:pPr>
-      <w:proofErr w:type="spellStart"/>
-      <w:r>
-        <w:rPr>
-          <w:sz w:val="32"/>
-          <w:szCs w:val="32"/>
-          <w:lang w:val="en-US"/>
-        </w:rPr>
-        <w:t>List.remove</w:t>
-      </w:r>
-      <w:proofErr w:type="spellEnd"/>
-      <w:r>
-        <w:rPr>
-          <w:sz w:val="32"/>
-          <w:szCs w:val="32"/>
-          <w:lang w:val="en-US"/>
-        </w:rPr>
-        <w:t>(value)</w:t>
+      <w:r>
+        <w:rPr>
+          <w:sz w:val="32"/>
+          <w:szCs w:val="32"/>
+          <w:lang w:val="en-US"/>
+        </w:rPr>
+        <w:t>List.remove(value)</w:t>
       </w:r>
     </w:p>
     <w:p>
@@ -5118,23 +4175,13 @@
           <w:lang w:val="en-US"/>
         </w:rPr>
       </w:pPr>
-      <w:proofErr w:type="spellStart"/>
-      <w:r>
-        <w:rPr>
-          <w:sz w:val="32"/>
-          <w:szCs w:val="32"/>
-          <w:lang w:val="en-US"/>
-        </w:rPr>
-        <w:t>Numbers.remove</w:t>
-      </w:r>
-      <w:proofErr w:type="spellEnd"/>
-      <w:r>
-        <w:rPr>
-          <w:sz w:val="32"/>
-          <w:szCs w:val="32"/>
-          <w:lang w:val="en-US"/>
-        </w:rPr>
-        <w:t>(20)</w:t>
+      <w:r>
+        <w:rPr>
+          <w:sz w:val="32"/>
+          <w:szCs w:val="32"/>
+          <w:lang w:val="en-US"/>
+        </w:rPr>
+        <w:t>Numbers.remove(20)</w:t>
       </w:r>
     </w:p>
     <w:p>
@@ -5208,29 +4255,7 @@
           <w:szCs w:val="32"/>
           <w:lang w:val="en-US"/>
         </w:rPr>
-        <w:t xml:space="preserve">4. </w:t>
-      </w:r>
-      <w:proofErr w:type="gramStart"/>
-      <w:r>
-        <w:rPr>
-          <w:b/>
-          <w:bCs/>
-          <w:sz w:val="32"/>
-          <w:szCs w:val="32"/>
-          <w:lang w:val="en-US"/>
-        </w:rPr>
-        <w:t>pop(</w:t>
-      </w:r>
-      <w:proofErr w:type="gramEnd"/>
-      <w:r>
-        <w:rPr>
-          <w:b/>
-          <w:bCs/>
-          <w:sz w:val="32"/>
-          <w:szCs w:val="32"/>
-          <w:lang w:val="en-US"/>
-        </w:rPr>
-        <w:t>)</w:t>
+        <w:t>4. pop()</w:t>
       </w:r>
       <w:r>
         <w:rPr>
@@ -5270,23 +4295,13 @@
           <w:lang w:val="en-US"/>
         </w:rPr>
       </w:pPr>
-      <w:proofErr w:type="spellStart"/>
-      <w:r>
-        <w:rPr>
-          <w:sz w:val="32"/>
-          <w:szCs w:val="32"/>
-          <w:lang w:val="en-US"/>
-        </w:rPr>
-        <w:t>List.pop</w:t>
-      </w:r>
-      <w:proofErr w:type="spellEnd"/>
-      <w:r>
-        <w:rPr>
-          <w:sz w:val="32"/>
-          <w:szCs w:val="32"/>
-          <w:lang w:val="en-US"/>
-        </w:rPr>
-        <w:t>(index)</w:t>
+      <w:r>
+        <w:rPr>
+          <w:sz w:val="32"/>
+          <w:szCs w:val="32"/>
+          <w:lang w:val="en-US"/>
+        </w:rPr>
+        <w:t>List.pop(index)</w:t>
       </w:r>
     </w:p>
     <w:p>
@@ -5335,33 +4350,13 @@
           <w:lang w:val="en-US"/>
         </w:rPr>
       </w:pPr>
-      <w:proofErr w:type="spellStart"/>
-      <w:proofErr w:type="gramStart"/>
-      <w:r>
-        <w:rPr>
-          <w:sz w:val="32"/>
-          <w:szCs w:val="32"/>
-          <w:lang w:val="en-US"/>
-        </w:rPr>
-        <w:t>Numbers.pop</w:t>
-      </w:r>
-      <w:proofErr w:type="spellEnd"/>
-      <w:r>
-        <w:rPr>
-          <w:sz w:val="32"/>
-          <w:szCs w:val="32"/>
-          <w:lang w:val="en-US"/>
-        </w:rPr>
-        <w:t>(</w:t>
-      </w:r>
-      <w:proofErr w:type="gramEnd"/>
-      <w:r>
-        <w:rPr>
-          <w:sz w:val="32"/>
-          <w:szCs w:val="32"/>
-          <w:lang w:val="en-US"/>
-        </w:rPr>
-        <w:t>)</w:t>
+      <w:r>
+        <w:rPr>
+          <w:sz w:val="32"/>
+          <w:szCs w:val="32"/>
+          <w:lang w:val="en-US"/>
+        </w:rPr>
+        <w:t>Numbers.pop()</w:t>
       </w:r>
     </w:p>
     <w:p>
@@ -5465,33 +4460,13 @@
           <w:lang w:val="en-US"/>
         </w:rPr>
       </w:pPr>
-      <w:proofErr w:type="spellStart"/>
-      <w:proofErr w:type="gramStart"/>
-      <w:r>
-        <w:rPr>
-          <w:sz w:val="32"/>
-          <w:szCs w:val="32"/>
-          <w:lang w:val="en-US"/>
-        </w:rPr>
-        <w:t>Numbers.pop</w:t>
-      </w:r>
-      <w:proofErr w:type="spellEnd"/>
-      <w:r>
-        <w:rPr>
-          <w:sz w:val="32"/>
-          <w:szCs w:val="32"/>
-          <w:lang w:val="en-US"/>
-        </w:rPr>
-        <w:t>(</w:t>
-      </w:r>
-      <w:proofErr w:type="gramEnd"/>
-      <w:r>
-        <w:rPr>
-          <w:sz w:val="32"/>
-          <w:szCs w:val="32"/>
-          <w:lang w:val="en-US"/>
-        </w:rPr>
-        <w:t>1)</w:t>
+      <w:r>
+        <w:rPr>
+          <w:sz w:val="32"/>
+          <w:szCs w:val="32"/>
+          <w:lang w:val="en-US"/>
+        </w:rPr>
+        <w:t>Numbers.pop(1)</w:t>
       </w:r>
     </w:p>
     <w:p>
@@ -5547,16 +4522,7 @@
           <w:szCs w:val="32"/>
           <w:lang w:val="en-US"/>
         </w:rPr>
-        <w:t>[10,</w:t>
-      </w:r>
-      <w:proofErr w:type="gramStart"/>
-      <w:r>
-        <w:rPr>
-          <w:sz w:val="32"/>
-          <w:szCs w:val="32"/>
-          <w:lang w:val="en-US"/>
-        </w:rPr>
-        <w:t>30</w:t>
+        <w:t>[10,30</w:t>
       </w:r>
       <w:r>
         <w:rPr>
@@ -5576,7 +4542,6 @@
         </w:rPr>
         <w:t>]</w:t>
       </w:r>
-      <w:proofErr w:type="gramEnd"/>
     </w:p>
     <w:p>
       <w:pPr>
@@ -5741,23 +4706,13 @@
           <w:lang w:val="en-US"/>
         </w:rPr>
       </w:pPr>
-      <w:proofErr w:type="gramStart"/>
-      <w:r>
-        <w:rPr>
-          <w:sz w:val="32"/>
-          <w:szCs w:val="32"/>
-          <w:lang w:val="en-US"/>
-        </w:rPr>
-        <w:t>fruits:[</w:t>
-      </w:r>
-      <w:proofErr w:type="gramEnd"/>
-      <w:r>
-        <w:rPr>
-          <w:sz w:val="32"/>
-          <w:szCs w:val="32"/>
-          <w:lang w:val="en-US"/>
-        </w:rPr>
-        <w:t>“apple”, “banana”, “mango”]</w:t>
+      <w:r>
+        <w:rPr>
+          <w:sz w:val="32"/>
+          <w:szCs w:val="32"/>
+          <w:lang w:val="en-US"/>
+        </w:rPr>
+        <w:t>fruits:[“apple”, “banana”, “mango”]</w:t>
       </w:r>
     </w:p>
     <w:p>
@@ -5877,25 +4832,7 @@
           <w:szCs w:val="32"/>
           <w:lang w:val="en-US"/>
         </w:rPr>
-        <w:t>2. Using for loop with index (</w:t>
-      </w:r>
-      <w:proofErr w:type="gramStart"/>
-      <w:r>
-        <w:rPr>
-          <w:sz w:val="32"/>
-          <w:szCs w:val="32"/>
-          <w:lang w:val="en-US"/>
-        </w:rPr>
-        <w:t>range(</w:t>
-      </w:r>
-      <w:proofErr w:type="gramEnd"/>
-      <w:r>
-        <w:rPr>
-          <w:sz w:val="32"/>
-          <w:szCs w:val="32"/>
-          <w:lang w:val="en-US"/>
-        </w:rPr>
-        <w:t>))</w:t>
+        <w:t>2. Using for loop with index (range())</w:t>
       </w:r>
     </w:p>
     <w:p>
@@ -5929,43 +4866,7 @@
           <w:szCs w:val="32"/>
           <w:lang w:val="en-US"/>
         </w:rPr>
-        <w:t xml:space="preserve">for </w:t>
-      </w:r>
-      <w:proofErr w:type="spellStart"/>
-      <w:r>
-        <w:rPr>
-          <w:sz w:val="32"/>
-          <w:szCs w:val="32"/>
-          <w:lang w:val="en-US"/>
-        </w:rPr>
-        <w:t>i</w:t>
-      </w:r>
-      <w:proofErr w:type="spellEnd"/>
-      <w:r>
-        <w:rPr>
-          <w:sz w:val="32"/>
-          <w:szCs w:val="32"/>
-          <w:lang w:val="en-US"/>
-        </w:rPr>
-        <w:t xml:space="preserve"> in range(</w:t>
-      </w:r>
-      <w:proofErr w:type="spellStart"/>
-      <w:r>
-        <w:rPr>
-          <w:sz w:val="32"/>
-          <w:szCs w:val="32"/>
-          <w:lang w:val="en-US"/>
-        </w:rPr>
-        <w:t>len</w:t>
-      </w:r>
-      <w:proofErr w:type="spellEnd"/>
-      <w:r>
-        <w:rPr>
-          <w:sz w:val="32"/>
-          <w:szCs w:val="32"/>
-          <w:lang w:val="en-US"/>
-        </w:rPr>
-        <w:t>(list)):</w:t>
+        <w:t>for i in range(len(list)):</w:t>
       </w:r>
     </w:p>
     <w:p>
@@ -5983,25 +4884,7 @@
           <w:lang w:val="en-US"/>
         </w:rPr>
         <w:tab/>
-        <w:t>print(list[</w:t>
-      </w:r>
-      <w:proofErr w:type="spellStart"/>
-      <w:r>
-        <w:rPr>
-          <w:sz w:val="32"/>
-          <w:szCs w:val="32"/>
-          <w:lang w:val="en-US"/>
-        </w:rPr>
-        <w:t>i</w:t>
-      </w:r>
-      <w:proofErr w:type="spellEnd"/>
-      <w:r>
-        <w:rPr>
-          <w:sz w:val="32"/>
-          <w:szCs w:val="32"/>
-          <w:lang w:val="en-US"/>
-        </w:rPr>
-        <w:t>])</w:t>
+        <w:t>print(list[i])</w:t>
       </w:r>
     </w:p>
     <w:p>
@@ -6053,43 +4936,7 @@
           <w:lang w:val="en-US"/>
         </w:rPr>
         <w:lastRenderedPageBreak/>
-        <w:t xml:space="preserve">for </w:t>
-      </w:r>
-      <w:proofErr w:type="spellStart"/>
-      <w:r>
-        <w:rPr>
-          <w:sz w:val="32"/>
-          <w:szCs w:val="32"/>
-          <w:lang w:val="en-US"/>
-        </w:rPr>
-        <w:t>i</w:t>
-      </w:r>
-      <w:proofErr w:type="spellEnd"/>
-      <w:r>
-        <w:rPr>
-          <w:sz w:val="32"/>
-          <w:szCs w:val="32"/>
-          <w:lang w:val="en-US"/>
-        </w:rPr>
-        <w:t xml:space="preserve"> in range(</w:t>
-      </w:r>
-      <w:proofErr w:type="spellStart"/>
-      <w:r>
-        <w:rPr>
-          <w:sz w:val="32"/>
-          <w:szCs w:val="32"/>
-          <w:lang w:val="en-US"/>
-        </w:rPr>
-        <w:t>len</w:t>
-      </w:r>
-      <w:proofErr w:type="spellEnd"/>
-      <w:r>
-        <w:rPr>
-          <w:sz w:val="32"/>
-          <w:szCs w:val="32"/>
-          <w:lang w:val="en-US"/>
-        </w:rPr>
-        <w:t>(numbers)):</w:t>
+        <w:t>for i in range(len(numbers)):</w:t>
       </w:r>
     </w:p>
     <w:p>
@@ -6107,25 +4954,7 @@
           <w:lang w:val="en-US"/>
         </w:rPr>
         <w:tab/>
-        <w:t>print(numbers[</w:t>
-      </w:r>
-      <w:proofErr w:type="spellStart"/>
-      <w:r>
-        <w:rPr>
-          <w:sz w:val="32"/>
-          <w:szCs w:val="32"/>
-          <w:lang w:val="en-US"/>
-        </w:rPr>
-        <w:t>i</w:t>
-      </w:r>
-      <w:proofErr w:type="spellEnd"/>
-      <w:r>
-        <w:rPr>
-          <w:sz w:val="32"/>
-          <w:szCs w:val="32"/>
-          <w:lang w:val="en-US"/>
-        </w:rPr>
-        <w:t>])</w:t>
+        <w:t>print(numbers[i])</w:t>
       </w:r>
     </w:p>
     <w:p>
@@ -6170,76 +4999,30 @@
           <w:lang w:val="en-US"/>
         </w:rPr>
       </w:pPr>
-      <w:proofErr w:type="spellStart"/>
-      <w:r>
-        <w:rPr>
-          <w:sz w:val="32"/>
-          <w:szCs w:val="32"/>
-          <w:lang w:val="en-US"/>
-        </w:rPr>
-        <w:t>i</w:t>
-      </w:r>
-      <w:proofErr w:type="spellEnd"/>
-      <w:r>
-        <w:rPr>
-          <w:sz w:val="32"/>
-          <w:szCs w:val="32"/>
-          <w:lang w:val="en-US"/>
-        </w:rPr>
-        <w:t xml:space="preserve"> = 0</w:t>
-      </w:r>
-    </w:p>
-    <w:p>
-      <w:pPr>
-        <w:rPr>
-          <w:sz w:val="32"/>
-          <w:szCs w:val="32"/>
-          <w:lang w:val="en-US"/>
-        </w:rPr>
-      </w:pPr>
-      <w:r>
-        <w:rPr>
-          <w:sz w:val="32"/>
-          <w:szCs w:val="32"/>
-          <w:lang w:val="en-US"/>
-        </w:rPr>
-        <w:t xml:space="preserve">While </w:t>
-      </w:r>
-      <w:proofErr w:type="spellStart"/>
-      <w:r>
-        <w:rPr>
-          <w:sz w:val="32"/>
-          <w:szCs w:val="32"/>
-          <w:lang w:val="en-US"/>
-        </w:rPr>
-        <w:t>i</w:t>
-      </w:r>
-      <w:proofErr w:type="spellEnd"/>
-      <w:r>
-        <w:rPr>
-          <w:sz w:val="32"/>
-          <w:szCs w:val="32"/>
-          <w:lang w:val="en-US"/>
-        </w:rPr>
-        <w:t xml:space="preserve"> &lt; </w:t>
-      </w:r>
-      <w:proofErr w:type="spellStart"/>
-      <w:r>
-        <w:rPr>
-          <w:sz w:val="32"/>
-          <w:szCs w:val="32"/>
-          <w:lang w:val="en-US"/>
-        </w:rPr>
-        <w:t>len</w:t>
-      </w:r>
-      <w:proofErr w:type="spellEnd"/>
-      <w:r>
-        <w:rPr>
-          <w:sz w:val="32"/>
-          <w:szCs w:val="32"/>
-          <w:lang w:val="en-US"/>
-        </w:rPr>
-        <w:t>(list):</w:t>
+      <w:r>
+        <w:rPr>
+          <w:sz w:val="32"/>
+          <w:szCs w:val="32"/>
+          <w:lang w:val="en-US"/>
+        </w:rPr>
+        <w:t>i = 0</w:t>
+      </w:r>
+    </w:p>
+    <w:p>
+      <w:pPr>
+        <w:rPr>
+          <w:sz w:val="32"/>
+          <w:szCs w:val="32"/>
+          <w:lang w:val="en-US"/>
+        </w:rPr>
+      </w:pPr>
+      <w:r>
+        <w:rPr>
+          <w:sz w:val="32"/>
+          <w:szCs w:val="32"/>
+          <w:lang w:val="en-US"/>
+        </w:rPr>
+        <w:t>While i &lt; len(list):</w:t>
       </w:r>
     </w:p>
     <w:p>
@@ -6257,25 +5040,7 @@
           <w:lang w:val="en-US"/>
         </w:rPr>
         <w:tab/>
-        <w:t>Print(list[</w:t>
-      </w:r>
-      <w:proofErr w:type="spellStart"/>
-      <w:r>
-        <w:rPr>
-          <w:sz w:val="32"/>
-          <w:szCs w:val="32"/>
-          <w:lang w:val="en-US"/>
-        </w:rPr>
-        <w:t>i</w:t>
-      </w:r>
-      <w:proofErr w:type="spellEnd"/>
-      <w:r>
-        <w:rPr>
-          <w:sz w:val="32"/>
-          <w:szCs w:val="32"/>
-          <w:lang w:val="en-US"/>
-        </w:rPr>
-        <w:t>])</w:t>
+        <w:t>Print(list[i])</w:t>
       </w:r>
     </w:p>
     <w:p>
@@ -6293,24 +5058,7 @@
           <w:lang w:val="en-US"/>
         </w:rPr>
         <w:tab/>
-      </w:r>
-      <w:proofErr w:type="spellStart"/>
-      <w:r>
-        <w:rPr>
-          <w:sz w:val="32"/>
-          <w:szCs w:val="32"/>
-          <w:lang w:val="en-US"/>
-        </w:rPr>
-        <w:t>i</w:t>
-      </w:r>
-      <w:proofErr w:type="spellEnd"/>
-      <w:r>
-        <w:rPr>
-          <w:sz w:val="32"/>
-          <w:szCs w:val="32"/>
-          <w:lang w:val="en-US"/>
-        </w:rPr>
-        <w:t xml:space="preserve"> += 1</w:t>
+        <w:t>i += 1</w:t>
       </w:r>
     </w:p>
     <w:p>
@@ -6355,76 +5103,30 @@
           <w:lang w:val="en-US"/>
         </w:rPr>
       </w:pPr>
-      <w:proofErr w:type="spellStart"/>
-      <w:r>
-        <w:rPr>
-          <w:sz w:val="32"/>
-          <w:szCs w:val="32"/>
-          <w:lang w:val="en-US"/>
-        </w:rPr>
-        <w:t>i</w:t>
-      </w:r>
-      <w:proofErr w:type="spellEnd"/>
-      <w:r>
-        <w:rPr>
-          <w:sz w:val="32"/>
-          <w:szCs w:val="32"/>
-          <w:lang w:val="en-US"/>
-        </w:rPr>
-        <w:t xml:space="preserve"> = 0</w:t>
-      </w:r>
-    </w:p>
-    <w:p>
-      <w:pPr>
-        <w:rPr>
-          <w:sz w:val="32"/>
-          <w:szCs w:val="32"/>
-          <w:lang w:val="en-US"/>
-        </w:rPr>
-      </w:pPr>
-      <w:r>
-        <w:rPr>
-          <w:sz w:val="32"/>
-          <w:szCs w:val="32"/>
-          <w:lang w:val="en-US"/>
-        </w:rPr>
-        <w:t xml:space="preserve">while </w:t>
-      </w:r>
-      <w:proofErr w:type="spellStart"/>
-      <w:r>
-        <w:rPr>
-          <w:sz w:val="32"/>
-          <w:szCs w:val="32"/>
-          <w:lang w:val="en-US"/>
-        </w:rPr>
-        <w:t>i</w:t>
-      </w:r>
-      <w:proofErr w:type="spellEnd"/>
-      <w:r>
-        <w:rPr>
-          <w:sz w:val="32"/>
-          <w:szCs w:val="32"/>
-          <w:lang w:val="en-US"/>
-        </w:rPr>
-        <w:t xml:space="preserve"> &lt; </w:t>
-      </w:r>
-      <w:proofErr w:type="spellStart"/>
-      <w:r>
-        <w:rPr>
-          <w:sz w:val="32"/>
-          <w:szCs w:val="32"/>
-          <w:lang w:val="en-US"/>
-        </w:rPr>
-        <w:t>len</w:t>
-      </w:r>
-      <w:proofErr w:type="spellEnd"/>
-      <w:r>
-        <w:rPr>
-          <w:sz w:val="32"/>
-          <w:szCs w:val="32"/>
-          <w:lang w:val="en-US"/>
-        </w:rPr>
-        <w:t>(colors):</w:t>
+      <w:r>
+        <w:rPr>
+          <w:sz w:val="32"/>
+          <w:szCs w:val="32"/>
+          <w:lang w:val="en-US"/>
+        </w:rPr>
+        <w:t>i = 0</w:t>
+      </w:r>
+    </w:p>
+    <w:p>
+      <w:pPr>
+        <w:rPr>
+          <w:sz w:val="32"/>
+          <w:szCs w:val="32"/>
+          <w:lang w:val="en-US"/>
+        </w:rPr>
+      </w:pPr>
+      <w:r>
+        <w:rPr>
+          <w:sz w:val="32"/>
+          <w:szCs w:val="32"/>
+          <w:lang w:val="en-US"/>
+        </w:rPr>
+        <w:t>while i &lt; len(colors):</w:t>
       </w:r>
     </w:p>
     <w:p>
@@ -6442,25 +5144,7 @@
           <w:lang w:val="en-US"/>
         </w:rPr>
         <w:tab/>
-        <w:t>print(colors[</w:t>
-      </w:r>
-      <w:proofErr w:type="spellStart"/>
-      <w:r>
-        <w:rPr>
-          <w:sz w:val="32"/>
-          <w:szCs w:val="32"/>
-          <w:lang w:val="en-US"/>
-        </w:rPr>
-        <w:t>i</w:t>
-      </w:r>
-      <w:proofErr w:type="spellEnd"/>
-      <w:r>
-        <w:rPr>
-          <w:sz w:val="32"/>
-          <w:szCs w:val="32"/>
-          <w:lang w:val="en-US"/>
-        </w:rPr>
-        <w:t>])</w:t>
+        <w:t>print(colors[i])</w:t>
       </w:r>
     </w:p>
     <w:p>
@@ -6478,111 +5162,28 @@
           <w:lang w:val="en-US"/>
         </w:rPr>
         <w:tab/>
-      </w:r>
-      <w:proofErr w:type="spellStart"/>
-      <w:r>
-        <w:rPr>
-          <w:sz w:val="32"/>
-          <w:szCs w:val="32"/>
-          <w:lang w:val="en-US"/>
-        </w:rPr>
-        <w:t>i</w:t>
-      </w:r>
-      <w:proofErr w:type="spellEnd"/>
-      <w:r>
-        <w:rPr>
-          <w:sz w:val="32"/>
-          <w:szCs w:val="32"/>
-          <w:lang w:val="en-US"/>
-        </w:rPr>
-        <w:t xml:space="preserve"> += 1</w:t>
-      </w:r>
-    </w:p>
-    <w:p>
-      <w:pPr>
-        <w:rPr>
-          <w:b/>
-          <w:bCs/>
-          <w:sz w:val="32"/>
-          <w:szCs w:val="32"/>
-          <w:lang w:val="en-US"/>
-        </w:rPr>
-      </w:pPr>
-      <w:r>
-        <w:rPr>
-          <w:b/>
-          <w:bCs/>
-          <w:sz w:val="32"/>
-          <w:szCs w:val="32"/>
-          <w:lang w:val="en-US"/>
-        </w:rPr>
-        <w:t xml:space="preserve">2.Sorting and reversing a list using </w:t>
-      </w:r>
-      <w:proofErr w:type="gramStart"/>
-      <w:r>
-        <w:rPr>
-          <w:b/>
-          <w:bCs/>
-          <w:sz w:val="32"/>
-          <w:szCs w:val="32"/>
-          <w:lang w:val="en-US"/>
-        </w:rPr>
-        <w:t>sort(</w:t>
-      </w:r>
-      <w:proofErr w:type="gramEnd"/>
-      <w:r>
-        <w:rPr>
-          <w:b/>
-          <w:bCs/>
-          <w:sz w:val="32"/>
-          <w:szCs w:val="32"/>
-          <w:lang w:val="en-US"/>
-        </w:rPr>
-        <w:t xml:space="preserve">), </w:t>
-      </w:r>
-      <w:proofErr w:type="gramStart"/>
-      <w:r>
-        <w:rPr>
-          <w:b/>
-          <w:bCs/>
-          <w:sz w:val="32"/>
-          <w:szCs w:val="32"/>
-          <w:lang w:val="en-US"/>
-        </w:rPr>
-        <w:t>sorted(</w:t>
-      </w:r>
-      <w:proofErr w:type="gramEnd"/>
-      <w:r>
-        <w:rPr>
-          <w:b/>
-          <w:bCs/>
-          <w:sz w:val="32"/>
-          <w:szCs w:val="32"/>
-          <w:lang w:val="en-US"/>
-        </w:rPr>
-        <w:t xml:space="preserve">), and </w:t>
-      </w:r>
-      <w:proofErr w:type="gramStart"/>
-      <w:r>
-        <w:rPr>
-          <w:b/>
-          <w:bCs/>
-          <w:sz w:val="32"/>
-          <w:szCs w:val="32"/>
-          <w:lang w:val="en-US"/>
-        </w:rPr>
-        <w:t>reverse(</w:t>
-      </w:r>
-      <w:proofErr w:type="gramEnd"/>
-      <w:r>
-        <w:rPr>
-          <w:b/>
-          <w:bCs/>
-          <w:sz w:val="32"/>
-          <w:szCs w:val="32"/>
-          <w:lang w:val="en-US"/>
-        </w:rPr>
-        <w:t>).</w:t>
+        <w:t>i += 1</w:t>
+      </w:r>
+    </w:p>
+    <w:p>
+      <w:pPr>
+        <w:rPr>
+          <w:b/>
+          <w:bCs/>
+          <w:sz w:val="32"/>
+          <w:szCs w:val="32"/>
+          <w:lang w:val="en-US"/>
+        </w:rPr>
+      </w:pPr>
+      <w:r>
+        <w:rPr>
+          <w:b/>
+          <w:bCs/>
+          <w:sz w:val="32"/>
+          <w:szCs w:val="32"/>
+          <w:lang w:val="en-US"/>
+        </w:rPr>
+        <w:t>2.Sorting and reversing a list using sort(), sorted(), and reverse().</w:t>
       </w:r>
     </w:p>
     <w:p>
@@ -6620,25 +5221,7 @@
           <w:szCs w:val="32"/>
           <w:lang w:val="en-US"/>
         </w:rPr>
-        <w:t xml:space="preserve">1. </w:t>
-      </w:r>
-      <w:proofErr w:type="gramStart"/>
-      <w:r>
-        <w:rPr>
-          <w:sz w:val="32"/>
-          <w:szCs w:val="32"/>
-          <w:lang w:val="en-US"/>
-        </w:rPr>
-        <w:t>sort(</w:t>
-      </w:r>
-      <w:proofErr w:type="gramEnd"/>
-      <w:r>
-        <w:rPr>
-          <w:sz w:val="32"/>
-          <w:szCs w:val="32"/>
-          <w:lang w:val="en-US"/>
-        </w:rPr>
-        <w:t>) – Sort the list in ascending order.</w:t>
+        <w:t>1. sort() – Sort the list in ascending order.</w:t>
       </w:r>
     </w:p>
     <w:p>
@@ -6683,25 +5266,13 @@
           <w:lang w:val="en-US"/>
         </w:rPr>
       </w:pPr>
-      <w:proofErr w:type="spellStart"/>
-      <w:proofErr w:type="gramStart"/>
-      <w:r>
-        <w:rPr>
-          <w:sz w:val="32"/>
-          <w:szCs w:val="32"/>
-          <w:lang w:val="en-US"/>
-        </w:rPr>
-        <w:t>numbers.sort</w:t>
-      </w:r>
-      <w:proofErr w:type="spellEnd"/>
-      <w:proofErr w:type="gramEnd"/>
-      <w:r>
-        <w:rPr>
-          <w:sz w:val="32"/>
-          <w:szCs w:val="32"/>
-          <w:lang w:val="en-US"/>
-        </w:rPr>
-        <w:t>()</w:t>
+      <w:r>
+        <w:rPr>
+          <w:sz w:val="32"/>
+          <w:szCs w:val="32"/>
+          <w:lang w:val="en-US"/>
+        </w:rPr>
+        <w:t>numbers.sort()</w:t>
       </w:r>
     </w:p>
     <w:p>
@@ -6780,8 +5351,6 @@
           <w:lang w:val="en-US"/>
         </w:rPr>
       </w:pPr>
-      <w:proofErr w:type="spellStart"/>
-      <w:proofErr w:type="gramStart"/>
       <w:r>
         <w:rPr>
           <w:sz w:val="32"/>
@@ -6789,17 +5358,7 @@
           <w:lang w:val="en-US"/>
         </w:rPr>
         <w:lastRenderedPageBreak/>
-        <w:t>numbers.sort</w:t>
-      </w:r>
-      <w:proofErr w:type="spellEnd"/>
-      <w:proofErr w:type="gramEnd"/>
-      <w:r>
-        <w:rPr>
-          <w:sz w:val="32"/>
-          <w:szCs w:val="32"/>
-          <w:lang w:val="en-US"/>
-        </w:rPr>
-        <w:t>(reverse=true)</w:t>
+        <w:t>numbers.sort(reverse=true)</w:t>
       </w:r>
     </w:p>
     <w:p>
@@ -6837,29 +5396,7 @@
           <w:szCs w:val="32"/>
           <w:lang w:val="en-US"/>
         </w:rPr>
-        <w:t xml:space="preserve">2. </w:t>
-      </w:r>
-      <w:proofErr w:type="gramStart"/>
-      <w:r>
-        <w:rPr>
-          <w:b/>
-          <w:bCs/>
-          <w:sz w:val="32"/>
-          <w:szCs w:val="32"/>
-          <w:lang w:val="en-US"/>
-        </w:rPr>
-        <w:t>sorted(</w:t>
-      </w:r>
-      <w:proofErr w:type="gramEnd"/>
-      <w:r>
-        <w:rPr>
-          <w:b/>
-          <w:bCs/>
-          <w:sz w:val="32"/>
-          <w:szCs w:val="32"/>
-          <w:lang w:val="en-US"/>
-        </w:rPr>
-        <w:t>) Function:</w:t>
+        <w:t>2. sorted() Function:</w:t>
       </w:r>
     </w:p>
     <w:p>
@@ -6893,25 +5430,7 @@
           <w:szCs w:val="32"/>
           <w:lang w:val="en-US"/>
         </w:rPr>
-        <w:t xml:space="preserve">Original list </w:t>
-      </w:r>
-      <w:proofErr w:type="gramStart"/>
-      <w:r>
-        <w:rPr>
-          <w:sz w:val="32"/>
-          <w:szCs w:val="32"/>
-          <w:lang w:val="en-US"/>
-        </w:rPr>
-        <w:t>remain</w:t>
-      </w:r>
-      <w:proofErr w:type="gramEnd"/>
-      <w:r>
-        <w:rPr>
-          <w:sz w:val="32"/>
-          <w:szCs w:val="32"/>
-          <w:lang w:val="en-US"/>
-        </w:rPr>
-        <w:t xml:space="preserve"> unchanged.</w:t>
+        <w:t>Original list remain unchanged.</w:t>
       </w:r>
     </w:p>
     <w:p>
@@ -6956,58 +5475,30 @@
           <w:lang w:val="en-US"/>
         </w:rPr>
       </w:pPr>
-      <w:proofErr w:type="spellStart"/>
-      <w:r>
-        <w:rPr>
-          <w:sz w:val="32"/>
-          <w:szCs w:val="32"/>
-          <w:lang w:val="en-US"/>
-        </w:rPr>
-        <w:t>new_list</w:t>
-      </w:r>
-      <w:proofErr w:type="spellEnd"/>
-      <w:r>
-        <w:rPr>
-          <w:sz w:val="32"/>
-          <w:szCs w:val="32"/>
-          <w:lang w:val="en-US"/>
-        </w:rPr>
-        <w:t xml:space="preserve"> = sorted(numbers)</w:t>
-      </w:r>
-    </w:p>
-    <w:p>
-      <w:pPr>
-        <w:rPr>
-          <w:sz w:val="32"/>
-          <w:szCs w:val="32"/>
-          <w:lang w:val="en-US"/>
-        </w:rPr>
-      </w:pPr>
-      <w:r>
-        <w:rPr>
-          <w:sz w:val="32"/>
-          <w:szCs w:val="32"/>
-          <w:lang w:val="en-US"/>
-        </w:rPr>
-        <w:t>print(</w:t>
-      </w:r>
-      <w:proofErr w:type="spellStart"/>
-      <w:r>
-        <w:rPr>
-          <w:sz w:val="32"/>
-          <w:szCs w:val="32"/>
-          <w:lang w:val="en-US"/>
-        </w:rPr>
-        <w:t>new_list</w:t>
-      </w:r>
-      <w:proofErr w:type="spellEnd"/>
-      <w:r>
-        <w:rPr>
-          <w:sz w:val="32"/>
-          <w:szCs w:val="32"/>
-          <w:lang w:val="en-US"/>
-        </w:rPr>
-        <w:t>)</w:t>
+      <w:r>
+        <w:rPr>
+          <w:sz w:val="32"/>
+          <w:szCs w:val="32"/>
+          <w:lang w:val="en-US"/>
+        </w:rPr>
+        <w:t>new_list = sorted(numbers)</w:t>
+      </w:r>
+    </w:p>
+    <w:p>
+      <w:pPr>
+        <w:rPr>
+          <w:sz w:val="32"/>
+          <w:szCs w:val="32"/>
+          <w:lang w:val="en-US"/>
+        </w:rPr>
+      </w:pPr>
+      <w:r>
+        <w:rPr>
+          <w:sz w:val="32"/>
+          <w:szCs w:val="32"/>
+          <w:lang w:val="en-US"/>
+        </w:rPr>
+        <w:t>print(new_list)</w:t>
       </w:r>
     </w:p>
     <w:p>
@@ -7092,25 +5583,7 @@
           <w:szCs w:val="32"/>
           <w:lang w:val="en-US"/>
         </w:rPr>
-        <w:t xml:space="preserve">3. </w:t>
-      </w:r>
-      <w:proofErr w:type="gramStart"/>
-      <w:r>
-        <w:rPr>
-          <w:sz w:val="32"/>
-          <w:szCs w:val="32"/>
-          <w:lang w:val="en-US"/>
-        </w:rPr>
-        <w:t>reverse(</w:t>
-      </w:r>
-      <w:proofErr w:type="gramEnd"/>
-      <w:r>
-        <w:rPr>
-          <w:sz w:val="32"/>
-          <w:szCs w:val="32"/>
-          <w:lang w:val="en-US"/>
-        </w:rPr>
-        <w:t>) Method:</w:t>
+        <w:t>3. reverse() Method:</w:t>
       </w:r>
     </w:p>
     <w:p>
@@ -7189,25 +5662,13 @@
           <w:lang w:val="en-US"/>
         </w:rPr>
       </w:pPr>
-      <w:proofErr w:type="spellStart"/>
-      <w:proofErr w:type="gramStart"/>
-      <w:r>
-        <w:rPr>
-          <w:sz w:val="32"/>
-          <w:szCs w:val="32"/>
-          <w:lang w:val="en-US"/>
-        </w:rPr>
-        <w:t>numbers.reverse</w:t>
-      </w:r>
-      <w:proofErr w:type="spellEnd"/>
-      <w:proofErr w:type="gramEnd"/>
-      <w:r>
-        <w:rPr>
-          <w:sz w:val="32"/>
-          <w:szCs w:val="32"/>
-          <w:lang w:val="en-US"/>
-        </w:rPr>
-        <w:t>()</w:t>
+      <w:r>
+        <w:rPr>
+          <w:sz w:val="32"/>
+          <w:szCs w:val="32"/>
+          <w:lang w:val="en-US"/>
+        </w:rPr>
+        <w:t>numbers.reverse()</w:t>
       </w:r>
     </w:p>
     <w:p>
@@ -7382,77 +5843,47 @@
           <w:lang w:val="en-US"/>
         </w:rPr>
       </w:pPr>
-      <w:proofErr w:type="gramStart"/>
-      <w:r>
-        <w:rPr>
-          <w:sz w:val="32"/>
-          <w:szCs w:val="32"/>
-          <w:lang w:val="en-US"/>
-        </w:rPr>
-        <w:t>append(</w:t>
-      </w:r>
-      <w:proofErr w:type="gramEnd"/>
-      <w:r>
-        <w:rPr>
-          <w:sz w:val="32"/>
-          <w:szCs w:val="32"/>
-          <w:lang w:val="en-US"/>
-        </w:rPr>
-        <w:t>) → adds one element at the end.</w:t>
-      </w:r>
-    </w:p>
-    <w:p>
-      <w:pPr>
-        <w:rPr>
-          <w:sz w:val="32"/>
-          <w:szCs w:val="32"/>
-          <w:lang w:val="en-US"/>
-        </w:rPr>
-      </w:pPr>
-      <w:proofErr w:type="gramStart"/>
-      <w:r>
-        <w:rPr>
-          <w:sz w:val="32"/>
-          <w:szCs w:val="32"/>
-          <w:lang w:val="en-US"/>
-        </w:rPr>
-        <w:t>insert(</w:t>
-      </w:r>
-      <w:proofErr w:type="gramEnd"/>
-      <w:r>
-        <w:rPr>
-          <w:sz w:val="32"/>
-          <w:szCs w:val="32"/>
-          <w:lang w:val="en-US"/>
-        </w:rPr>
-        <w:t>) → adds element at a specific position.</w:t>
-      </w:r>
-    </w:p>
-    <w:p>
-      <w:pPr>
-        <w:rPr>
-          <w:sz w:val="32"/>
-          <w:szCs w:val="32"/>
-          <w:lang w:val="en-US"/>
-        </w:rPr>
-      </w:pPr>
-      <w:proofErr w:type="gramStart"/>
-      <w:r>
-        <w:rPr>
-          <w:sz w:val="32"/>
-          <w:szCs w:val="32"/>
-          <w:lang w:val="en-US"/>
-        </w:rPr>
-        <w:t>extend(</w:t>
-      </w:r>
-      <w:proofErr w:type="gramEnd"/>
-      <w:r>
-        <w:rPr>
-          <w:sz w:val="32"/>
-          <w:szCs w:val="32"/>
-          <w:lang w:val="en-US"/>
-        </w:rPr>
-        <w:t>) → adds multiple elements.</w:t>
+      <w:r>
+        <w:rPr>
+          <w:sz w:val="32"/>
+          <w:szCs w:val="32"/>
+          <w:lang w:val="en-US"/>
+        </w:rPr>
+        <w:t>append() → adds one element at the end.</w:t>
+      </w:r>
+    </w:p>
+    <w:p>
+      <w:pPr>
+        <w:rPr>
+          <w:sz w:val="32"/>
+          <w:szCs w:val="32"/>
+          <w:lang w:val="en-US"/>
+        </w:rPr>
+      </w:pPr>
+      <w:r>
+        <w:rPr>
+          <w:sz w:val="32"/>
+          <w:szCs w:val="32"/>
+          <w:lang w:val="en-US"/>
+        </w:rPr>
+        <w:t>insert() → adds element at a specific position.</w:t>
+      </w:r>
+    </w:p>
+    <w:p>
+      <w:pPr>
+        <w:rPr>
+          <w:sz w:val="32"/>
+          <w:szCs w:val="32"/>
+          <w:lang w:val="en-US"/>
+        </w:rPr>
+      </w:pPr>
+      <w:r>
+        <w:rPr>
+          <w:sz w:val="32"/>
+          <w:szCs w:val="32"/>
+          <w:lang w:val="en-US"/>
+        </w:rPr>
+        <w:t>extend() → adds multiple elements.</w:t>
       </w:r>
     </w:p>
     <w:p>
@@ -7718,50 +6149,30 @@
           <w:lang w:val="en-US"/>
         </w:rPr>
       </w:pPr>
-      <w:proofErr w:type="gramStart"/>
-      <w:r>
-        <w:rPr>
-          <w:sz w:val="32"/>
-          <w:szCs w:val="32"/>
-          <w:lang w:val="en-US"/>
-        </w:rPr>
-        <w:t>remove(</w:t>
-      </w:r>
-      <w:proofErr w:type="gramEnd"/>
-      <w:r>
-        <w:rPr>
-          <w:sz w:val="32"/>
-          <w:szCs w:val="32"/>
-          <w:lang w:val="en-US"/>
-        </w:rPr>
-        <w:t>) → removes a specific element.</w:t>
-      </w:r>
-    </w:p>
-    <w:p>
-      <w:pPr>
-        <w:rPr>
-          <w:sz w:val="32"/>
-          <w:szCs w:val="32"/>
-          <w:lang w:val="en-US"/>
-        </w:rPr>
-      </w:pPr>
-      <w:proofErr w:type="gramStart"/>
-      <w:r>
-        <w:rPr>
-          <w:sz w:val="32"/>
-          <w:szCs w:val="32"/>
-          <w:lang w:val="en-US"/>
-        </w:rPr>
-        <w:t>pop(</w:t>
-      </w:r>
-      <w:proofErr w:type="gramEnd"/>
-      <w:r>
-        <w:rPr>
-          <w:sz w:val="32"/>
-          <w:szCs w:val="32"/>
-          <w:lang w:val="en-US"/>
-        </w:rPr>
-        <w:t>) → removes element by index.</w:t>
+      <w:r>
+        <w:rPr>
+          <w:sz w:val="32"/>
+          <w:szCs w:val="32"/>
+          <w:lang w:val="en-US"/>
+        </w:rPr>
+        <w:t>remove() → removes a specific element.</w:t>
+      </w:r>
+    </w:p>
+    <w:p>
+      <w:pPr>
+        <w:rPr>
+          <w:sz w:val="32"/>
+          <w:szCs w:val="32"/>
+          <w:lang w:val="en-US"/>
+        </w:rPr>
+      </w:pPr>
+      <w:r>
+        <w:rPr>
+          <w:sz w:val="32"/>
+          <w:szCs w:val="32"/>
+          <w:lang w:val="en-US"/>
+        </w:rPr>
+        <w:t>pop() → removes element by index.</w:t>
       </w:r>
     </w:p>
     <w:p>
@@ -7790,23 +6201,13 @@
           <w:lang w:val="en-US"/>
         </w:rPr>
       </w:pPr>
-      <w:proofErr w:type="gramStart"/>
-      <w:r>
-        <w:rPr>
-          <w:sz w:val="32"/>
-          <w:szCs w:val="32"/>
-          <w:lang w:val="en-US"/>
-        </w:rPr>
-        <w:t>clear(</w:t>
-      </w:r>
-      <w:proofErr w:type="gramEnd"/>
-      <w:r>
-        <w:rPr>
-          <w:sz w:val="32"/>
-          <w:szCs w:val="32"/>
-          <w:lang w:val="en-US"/>
-        </w:rPr>
-        <w:t>) → removes all elements.</w:t>
+      <w:r>
+        <w:rPr>
+          <w:sz w:val="32"/>
+          <w:szCs w:val="32"/>
+          <w:lang w:val="en-US"/>
+        </w:rPr>
+        <w:t>clear() → removes all elements.</w:t>
       </w:r>
     </w:p>
     <w:p>
@@ -7885,23 +6286,13 @@
           <w:lang w:val="en-US"/>
         </w:rPr>
       </w:pPr>
-      <w:proofErr w:type="gramStart"/>
-      <w:r>
-        <w:rPr>
-          <w:sz w:val="32"/>
-          <w:szCs w:val="32"/>
-          <w:lang w:val="en-US"/>
-        </w:rPr>
-        <w:t>list1.pop(</w:t>
-      </w:r>
-      <w:proofErr w:type="gramEnd"/>
-      <w:r>
-        <w:rPr>
-          <w:sz w:val="32"/>
-          <w:szCs w:val="32"/>
-          <w:lang w:val="en-US"/>
-        </w:rPr>
-        <w:t>1)</w:t>
+      <w:r>
+        <w:rPr>
+          <w:sz w:val="32"/>
+          <w:szCs w:val="32"/>
+          <w:lang w:val="en-US"/>
+        </w:rPr>
+        <w:t>list1.pop(1)</w:t>
       </w:r>
     </w:p>
     <w:p>
@@ -8330,41 +6721,13 @@
           <w:lang w:val="en-US"/>
         </w:rPr>
       </w:pPr>
-      <w:proofErr w:type="gramStart"/>
-      <w:r>
-        <w:rPr>
-          <w:sz w:val="32"/>
-          <w:szCs w:val="32"/>
-          <w:lang w:val="en-US"/>
-        </w:rPr>
-        <w:t>list[start :</w:t>
-      </w:r>
-      <w:proofErr w:type="gramEnd"/>
-      <w:r>
-        <w:rPr>
-          <w:sz w:val="32"/>
-          <w:szCs w:val="32"/>
-          <w:lang w:val="en-US"/>
-        </w:rPr>
-        <w:t xml:space="preserve"> </w:t>
-      </w:r>
-      <w:proofErr w:type="gramStart"/>
-      <w:r>
-        <w:rPr>
-          <w:sz w:val="32"/>
-          <w:szCs w:val="32"/>
-          <w:lang w:val="en-US"/>
-        </w:rPr>
-        <w:t>stop :</w:t>
-      </w:r>
-      <w:proofErr w:type="gramEnd"/>
-      <w:r>
-        <w:rPr>
-          <w:sz w:val="32"/>
-          <w:szCs w:val="32"/>
-          <w:lang w:val="en-US"/>
-        </w:rPr>
-        <w:t xml:space="preserve"> step]</w:t>
+      <w:r>
+        <w:rPr>
+          <w:sz w:val="32"/>
+          <w:szCs w:val="32"/>
+          <w:lang w:val="en-US"/>
+        </w:rPr>
+        <w:t>list[start : stop : step]</w:t>
       </w:r>
     </w:p>
     <w:p>
@@ -8449,25 +6812,7 @@
           <w:szCs w:val="32"/>
           <w:lang w:val="en-US"/>
         </w:rPr>
-        <w:t>print(list1</w:t>
-      </w:r>
-      <w:proofErr w:type="gramStart"/>
-      <w:r>
-        <w:rPr>
-          <w:sz w:val="32"/>
-          <w:szCs w:val="32"/>
-          <w:lang w:val="en-US"/>
-        </w:rPr>
-        <w:t>[::</w:t>
-      </w:r>
-      <w:proofErr w:type="gramEnd"/>
-      <w:r>
-        <w:rPr>
-          <w:sz w:val="32"/>
-          <w:szCs w:val="32"/>
-          <w:lang w:val="en-US"/>
-        </w:rPr>
-        <w:t>2])</w:t>
+        <w:t>print(list1[::2])</w:t>
       </w:r>
     </w:p>
     <w:p>
@@ -8629,36 +6974,491 @@
           <w:szCs w:val="32"/>
           <w:lang w:val="en-US"/>
         </w:rPr>
-        <w:t xml:space="preserve">This makes tuples </w:t>
-      </w:r>
-      <w:proofErr w:type="spellStart"/>
-      <w:r>
-        <w:rPr>
-          <w:sz w:val="32"/>
-          <w:szCs w:val="32"/>
-          <w:lang w:val="en-US"/>
-        </w:rPr>
-        <w:t>hashable</w:t>
-      </w:r>
-      <w:proofErr w:type="spellEnd"/>
-      <w:r>
-        <w:rPr>
-          <w:sz w:val="32"/>
-          <w:szCs w:val="32"/>
-          <w:lang w:val="en-US"/>
-        </w:rPr>
-        <w:t xml:space="preserve"> and useful as keys in dictionaries, unlike lists which are not </w:t>
-      </w:r>
-      <w:proofErr w:type="spellStart"/>
-      <w:r>
-        <w:rPr>
-          <w:sz w:val="32"/>
-          <w:szCs w:val="32"/>
-          <w:lang w:val="en-US"/>
-        </w:rPr>
-        <w:t>hashable</w:t>
-      </w:r>
-      <w:proofErr w:type="spellEnd"/>
+        <w:t>This makes tuples hashable and useful as keys in dictionaries, unlike lists which are not hashable.</w:t>
+      </w:r>
+    </w:p>
+    <w:p>
+      <w:pPr>
+        <w:rPr>
+          <w:b/>
+          <w:bCs/>
+          <w:sz w:val="32"/>
+          <w:szCs w:val="32"/>
+          <w:lang w:val="en-US"/>
+        </w:rPr>
+      </w:pPr>
+      <w:r>
+        <w:rPr>
+          <w:b/>
+          <w:bCs/>
+          <w:sz w:val="32"/>
+          <w:szCs w:val="32"/>
+          <w:lang w:val="en-US"/>
+        </w:rPr>
+        <w:t xml:space="preserve"> 2.Creating and accessing elements in a tuple.</w:t>
+      </w:r>
+    </w:p>
+    <w:p>
+      <w:pPr>
+        <w:rPr>
+          <w:sz w:val="32"/>
+          <w:szCs w:val="32"/>
+          <w:lang w:val="en-US"/>
+        </w:rPr>
+      </w:pPr>
+      <w:r>
+        <w:rPr>
+          <w:sz w:val="32"/>
+          <w:szCs w:val="32"/>
+          <w:lang w:val="en-US"/>
+        </w:rPr>
+        <w:t>Ans.</w:t>
+      </w:r>
+    </w:p>
+    <w:p>
+      <w:pPr>
+        <w:rPr>
+          <w:sz w:val="32"/>
+          <w:szCs w:val="32"/>
+          <w:lang w:val="en-US"/>
+        </w:rPr>
+      </w:pPr>
+      <w:r>
+        <w:rPr>
+          <w:sz w:val="32"/>
+          <w:szCs w:val="32"/>
+          <w:lang w:val="en-US"/>
+        </w:rPr>
+        <w:t>1. Creating a Tuple:</w:t>
+      </w:r>
+    </w:p>
+    <w:p>
+      <w:pPr>
+        <w:rPr>
+          <w:sz w:val="32"/>
+          <w:szCs w:val="32"/>
+          <w:lang w:val="en-US"/>
+        </w:rPr>
+      </w:pPr>
+      <w:r>
+        <w:rPr>
+          <w:sz w:val="32"/>
+          <w:szCs w:val="32"/>
+          <w:lang w:val="en-US"/>
+        </w:rPr>
+        <w:t>Using parentheses()</w:t>
+      </w:r>
+    </w:p>
+    <w:p>
+      <w:pPr>
+        <w:rPr>
+          <w:sz w:val="32"/>
+          <w:szCs w:val="32"/>
+          <w:lang w:val="en-US"/>
+        </w:rPr>
+      </w:pPr>
+      <w:r>
+        <w:rPr>
+          <w:sz w:val="32"/>
+          <w:szCs w:val="32"/>
+          <w:lang w:val="en-US"/>
+        </w:rPr>
+        <w:t>t = (1,2,3)</w:t>
+      </w:r>
+    </w:p>
+    <w:p>
+      <w:pPr>
+        <w:rPr>
+          <w:sz w:val="32"/>
+          <w:szCs w:val="32"/>
+          <w:lang w:val="en-US"/>
+        </w:rPr>
+      </w:pPr>
+      <w:r>
+        <w:rPr>
+          <w:sz w:val="32"/>
+          <w:szCs w:val="32"/>
+          <w:lang w:val="en-US"/>
+        </w:rPr>
+        <w:t>print(t)</w:t>
+      </w:r>
+    </w:p>
+    <w:p>
+      <w:pPr>
+        <w:rPr>
+          <w:sz w:val="32"/>
+          <w:szCs w:val="32"/>
+          <w:lang w:val="en-US"/>
+        </w:rPr>
+      </w:pPr>
+      <w:r>
+        <w:rPr>
+          <w:sz w:val="32"/>
+          <w:szCs w:val="32"/>
+          <w:lang w:val="en-US"/>
+        </w:rPr>
+        <w:t>tuples with different data types:</w:t>
+      </w:r>
+    </w:p>
+    <w:p>
+      <w:pPr>
+        <w:rPr>
+          <w:sz w:val="32"/>
+          <w:szCs w:val="32"/>
+          <w:lang w:val="en-US"/>
+        </w:rPr>
+      </w:pPr>
+      <w:r>
+        <w:rPr>
+          <w:sz w:val="32"/>
+          <w:szCs w:val="32"/>
+          <w:lang w:val="en-US"/>
+        </w:rPr>
+        <w:t>t = (1, “</w:t>
+      </w:r>
+      <w:r>
+        <w:rPr>
+          <w:sz w:val="32"/>
+          <w:szCs w:val="32"/>
+          <w:lang w:val="en-US"/>
+        </w:rPr>
+        <w:t>rajvi</w:t>
+      </w:r>
+      <w:r>
+        <w:rPr>
+          <w:sz w:val="32"/>
+          <w:szCs w:val="32"/>
+          <w:lang w:val="en-US"/>
+        </w:rPr>
+        <w:t>”, 3.5)</w:t>
+      </w:r>
+    </w:p>
+    <w:p>
+      <w:pPr>
+        <w:rPr>
+          <w:sz w:val="32"/>
+          <w:szCs w:val="32"/>
+          <w:lang w:val="en-US"/>
+        </w:rPr>
+      </w:pPr>
+      <w:r>
+        <w:rPr>
+          <w:sz w:val="32"/>
+          <w:szCs w:val="32"/>
+          <w:lang w:val="en-US"/>
+        </w:rPr>
+        <w:t>print(t)</w:t>
+      </w:r>
+    </w:p>
+    <w:p>
+      <w:pPr>
+        <w:rPr>
+          <w:sz w:val="32"/>
+          <w:szCs w:val="32"/>
+          <w:lang w:val="en-US"/>
+        </w:rPr>
+      </w:pPr>
+      <w:r>
+        <w:rPr>
+          <w:sz w:val="32"/>
+          <w:szCs w:val="32"/>
+          <w:lang w:val="en-US"/>
+        </w:rPr>
+        <w:t>2. Accessing Elements in Tuple</w:t>
+      </w:r>
+    </w:p>
+    <w:p>
+      <w:pPr>
+        <w:rPr>
+          <w:sz w:val="32"/>
+          <w:szCs w:val="32"/>
+          <w:lang w:val="en-US"/>
+        </w:rPr>
+      </w:pPr>
+      <w:r>
+        <w:rPr>
+          <w:sz w:val="32"/>
+          <w:szCs w:val="32"/>
+          <w:lang w:val="en-US"/>
+        </w:rPr>
+        <w:t xml:space="preserve">Using indexing </w:t>
+      </w:r>
+    </w:p>
+    <w:p>
+      <w:pPr>
+        <w:rPr>
+          <w:sz w:val="32"/>
+          <w:szCs w:val="32"/>
+          <w:lang w:val="en-US"/>
+        </w:rPr>
+      </w:pPr>
+      <w:r>
+        <w:rPr>
+          <w:sz w:val="32"/>
+          <w:szCs w:val="32"/>
+          <w:lang w:val="en-US"/>
+        </w:rPr>
+        <w:t>t = (10,20,30,40)</w:t>
+      </w:r>
+    </w:p>
+    <w:p>
+      <w:pPr>
+        <w:rPr>
+          <w:sz w:val="32"/>
+          <w:szCs w:val="32"/>
+          <w:lang w:val="en-US"/>
+        </w:rPr>
+      </w:pPr>
+      <w:r>
+        <w:rPr>
+          <w:sz w:val="32"/>
+          <w:szCs w:val="32"/>
+          <w:lang w:val="en-US"/>
+        </w:rPr>
+        <w:t>print(t[0])</w:t>
+      </w:r>
+    </w:p>
+    <w:p>
+      <w:pPr>
+        <w:rPr>
+          <w:sz w:val="32"/>
+          <w:szCs w:val="32"/>
+          <w:lang w:val="en-US"/>
+        </w:rPr>
+      </w:pPr>
+      <w:r>
+        <w:rPr>
+          <w:sz w:val="32"/>
+          <w:szCs w:val="32"/>
+          <w:lang w:val="en-US"/>
+        </w:rPr>
+        <w:t>print(t[2])</w:t>
+      </w:r>
+    </w:p>
+    <w:p>
+      <w:pPr>
+        <w:rPr>
+          <w:sz w:val="32"/>
+          <w:szCs w:val="32"/>
+          <w:lang w:val="en-US"/>
+        </w:rPr>
+      </w:pPr>
+      <w:r>
+        <w:rPr>
+          <w:sz w:val="32"/>
+          <w:szCs w:val="32"/>
+          <w:lang w:val="en-US"/>
+        </w:rPr>
+        <w:t>Negative Index:</w:t>
+      </w:r>
+    </w:p>
+    <w:p>
+      <w:pPr>
+        <w:rPr>
+          <w:sz w:val="32"/>
+          <w:szCs w:val="32"/>
+          <w:lang w:val="en-US"/>
+        </w:rPr>
+      </w:pPr>
+      <w:r>
+        <w:rPr>
+          <w:sz w:val="32"/>
+          <w:szCs w:val="32"/>
+          <w:lang w:val="en-US"/>
+        </w:rPr>
+        <w:t>Print(t[-1])</w:t>
+      </w:r>
+    </w:p>
+    <w:p>
+      <w:pPr>
+        <w:rPr>
+          <w:sz w:val="32"/>
+          <w:szCs w:val="32"/>
+          <w:lang w:val="en-US"/>
+        </w:rPr>
+      </w:pPr>
+      <w:r>
+        <w:rPr>
+          <w:sz w:val="32"/>
+          <w:szCs w:val="32"/>
+          <w:lang w:val="en-US"/>
+        </w:rPr>
+        <w:t>Print(t[-2])</w:t>
+      </w:r>
+    </w:p>
+    <w:p>
+      <w:pPr>
+        <w:rPr>
+          <w:sz w:val="32"/>
+          <w:szCs w:val="32"/>
+          <w:lang w:val="en-US"/>
+        </w:rPr>
+      </w:pPr>
+      <w:r>
+        <w:rPr>
+          <w:sz w:val="32"/>
+          <w:szCs w:val="32"/>
+          <w:lang w:val="en-US"/>
+        </w:rPr>
+        <w:t>Using Slicing:</w:t>
+      </w:r>
+    </w:p>
+    <w:p>
+      <w:pPr>
+        <w:rPr>
+          <w:sz w:val="32"/>
+          <w:szCs w:val="32"/>
+          <w:lang w:val="en-US"/>
+        </w:rPr>
+      </w:pPr>
+      <w:r>
+        <w:rPr>
+          <w:sz w:val="32"/>
+          <w:szCs w:val="32"/>
+          <w:lang w:val="en-US"/>
+        </w:rPr>
+        <w:t>T = (10,20,30,40,50)</w:t>
+      </w:r>
+    </w:p>
+    <w:p>
+      <w:pPr>
+        <w:rPr>
+          <w:sz w:val="32"/>
+          <w:szCs w:val="32"/>
+          <w:lang w:val="en-US"/>
+        </w:rPr>
+      </w:pPr>
+      <w:r>
+        <w:rPr>
+          <w:sz w:val="32"/>
+          <w:szCs w:val="32"/>
+          <w:lang w:val="en-US"/>
+        </w:rPr>
+        <w:t>Print(T[1:4])</w:t>
+      </w:r>
+    </w:p>
+    <w:p>
+      <w:pPr>
+        <w:rPr>
+          <w:sz w:val="32"/>
+          <w:szCs w:val="32"/>
+          <w:lang w:val="en-US"/>
+        </w:rPr>
+      </w:pPr>
+      <w:r>
+        <w:rPr>
+          <w:sz w:val="32"/>
+          <w:szCs w:val="32"/>
+          <w:lang w:val="en-US"/>
+        </w:rPr>
+        <w:lastRenderedPageBreak/>
+        <w:t>Print(T[:3])</w:t>
+      </w:r>
+    </w:p>
+    <w:p>
+      <w:pPr>
+        <w:rPr>
+          <w:sz w:val="32"/>
+          <w:szCs w:val="32"/>
+          <w:lang w:val="en-US"/>
+        </w:rPr>
+      </w:pPr>
+      <w:r>
+        <w:rPr>
+          <w:sz w:val="32"/>
+          <w:szCs w:val="32"/>
+          <w:lang w:val="en-US"/>
+        </w:rPr>
+        <w:t>Print(T[::2])</w:t>
+      </w:r>
+    </w:p>
+    <w:p>
+      <w:pPr>
+        <w:rPr>
+          <w:sz w:val="32"/>
+          <w:szCs w:val="32"/>
+          <w:lang w:val="en-US"/>
+        </w:rPr>
+      </w:pPr>
+      <w:r>
+        <w:rPr>
+          <w:sz w:val="32"/>
+          <w:szCs w:val="32"/>
+          <w:lang w:val="en-US"/>
+        </w:rPr>
+        <w:t>3. Looping Through Tuple:</w:t>
+      </w:r>
+    </w:p>
+    <w:p>
+      <w:pPr>
+        <w:rPr>
+          <w:sz w:val="32"/>
+          <w:szCs w:val="32"/>
+          <w:lang w:val="en-US"/>
+        </w:rPr>
+      </w:pPr>
+      <w:r>
+        <w:rPr>
+          <w:sz w:val="32"/>
+          <w:szCs w:val="32"/>
+          <w:lang w:val="en-US"/>
+        </w:rPr>
+        <w:t>T = (1,2,3)</w:t>
+      </w:r>
+    </w:p>
+    <w:p>
+      <w:pPr>
+        <w:rPr>
+          <w:sz w:val="32"/>
+          <w:szCs w:val="32"/>
+          <w:lang w:val="en-US"/>
+        </w:rPr>
+      </w:pPr>
+      <w:r>
+        <w:rPr>
+          <w:sz w:val="32"/>
+          <w:szCs w:val="32"/>
+          <w:lang w:val="en-US"/>
+        </w:rPr>
+        <w:t>for i in T:</w:t>
+      </w:r>
+    </w:p>
+    <w:p>
+      <w:pPr>
+        <w:rPr>
+          <w:sz w:val="32"/>
+          <w:szCs w:val="32"/>
+          <w:lang w:val="en-US"/>
+        </w:rPr>
+      </w:pPr>
+      <w:r>
+        <w:rPr>
+          <w:sz w:val="32"/>
+          <w:szCs w:val="32"/>
+          <w:lang w:val="en-US"/>
+        </w:rPr>
+        <w:tab/>
+        <w:t>print(i)</w:t>
+      </w:r>
+    </w:p>
+    <w:p>
+      <w:pPr>
+        <w:rPr>
+          <w:sz w:val="32"/>
+          <w:szCs w:val="32"/>
+          <w:lang w:val="en-US"/>
+        </w:rPr>
+      </w:pPr>
+      <w:r>
+        <w:rPr>
+          <w:b/>
+          <w:bCs/>
+          <w:sz w:val="32"/>
+          <w:szCs w:val="32"/>
+          <w:lang w:val="en-US"/>
+        </w:rPr>
+        <w:t>3.Basic operations with tuples: concatenation, repetition, membership</w:t>
+      </w:r>
       <w:r>
         <w:rPr>
           <w:sz w:val="32"/>
@@ -8671,679 +7471,6 @@
     <w:p>
       <w:pPr>
         <w:rPr>
-          <w:b/>
-          <w:bCs/>
-          <w:sz w:val="32"/>
-          <w:szCs w:val="32"/>
-          <w:lang w:val="en-US"/>
-        </w:rPr>
-      </w:pPr>
-      <w:r>
-        <w:rPr>
-          <w:b/>
-          <w:bCs/>
-          <w:sz w:val="32"/>
-          <w:szCs w:val="32"/>
-          <w:lang w:val="en-US"/>
-        </w:rPr>
-        <w:t xml:space="preserve"> 2.Creating and accessing elements in a tuple.</w:t>
-      </w:r>
-    </w:p>
-    <w:p>
-      <w:pPr>
-        <w:rPr>
-          <w:sz w:val="32"/>
-          <w:szCs w:val="32"/>
-          <w:lang w:val="en-US"/>
-        </w:rPr>
-      </w:pPr>
-      <w:r>
-        <w:rPr>
-          <w:sz w:val="32"/>
-          <w:szCs w:val="32"/>
-          <w:lang w:val="en-US"/>
-        </w:rPr>
-        <w:t>Ans.</w:t>
-      </w:r>
-    </w:p>
-    <w:p>
-      <w:pPr>
-        <w:rPr>
-          <w:sz w:val="32"/>
-          <w:szCs w:val="32"/>
-          <w:lang w:val="en-US"/>
-        </w:rPr>
-      </w:pPr>
-      <w:r>
-        <w:rPr>
-          <w:sz w:val="32"/>
-          <w:szCs w:val="32"/>
-          <w:lang w:val="en-US"/>
-        </w:rPr>
-        <w:t>1. Creating a Tuple:</w:t>
-      </w:r>
-    </w:p>
-    <w:p>
-      <w:pPr>
-        <w:rPr>
-          <w:sz w:val="32"/>
-          <w:szCs w:val="32"/>
-          <w:lang w:val="en-US"/>
-        </w:rPr>
-      </w:pPr>
-      <w:r>
-        <w:rPr>
-          <w:sz w:val="32"/>
-          <w:szCs w:val="32"/>
-          <w:lang w:val="en-US"/>
-        </w:rPr>
-        <w:t xml:space="preserve">Using </w:t>
-      </w:r>
-      <w:proofErr w:type="gramStart"/>
-      <w:r>
-        <w:rPr>
-          <w:sz w:val="32"/>
-          <w:szCs w:val="32"/>
-          <w:lang w:val="en-US"/>
-        </w:rPr>
-        <w:t>parentheses(</w:t>
-      </w:r>
-      <w:proofErr w:type="gramEnd"/>
-      <w:r>
-        <w:rPr>
-          <w:sz w:val="32"/>
-          <w:szCs w:val="32"/>
-          <w:lang w:val="en-US"/>
-        </w:rPr>
-        <w:t>)</w:t>
-      </w:r>
-    </w:p>
-    <w:p>
-      <w:pPr>
-        <w:rPr>
-          <w:sz w:val="32"/>
-          <w:szCs w:val="32"/>
-          <w:lang w:val="en-US"/>
-        </w:rPr>
-      </w:pPr>
-      <w:r>
-        <w:rPr>
-          <w:sz w:val="32"/>
-          <w:szCs w:val="32"/>
-          <w:lang w:val="en-US"/>
-        </w:rPr>
-        <w:t>t = (1,2,3)</w:t>
-      </w:r>
-    </w:p>
-    <w:p>
-      <w:pPr>
-        <w:rPr>
-          <w:sz w:val="32"/>
-          <w:szCs w:val="32"/>
-          <w:lang w:val="en-US"/>
-        </w:rPr>
-      </w:pPr>
-      <w:r>
-        <w:rPr>
-          <w:sz w:val="32"/>
-          <w:szCs w:val="32"/>
-          <w:lang w:val="en-US"/>
-        </w:rPr>
-        <w:t>print(t)</w:t>
-      </w:r>
-    </w:p>
-    <w:p>
-      <w:pPr>
-        <w:rPr>
-          <w:sz w:val="32"/>
-          <w:szCs w:val="32"/>
-          <w:lang w:val="en-US"/>
-        </w:rPr>
-      </w:pPr>
-      <w:r>
-        <w:rPr>
-          <w:sz w:val="32"/>
-          <w:szCs w:val="32"/>
-          <w:lang w:val="en-US"/>
-        </w:rPr>
-        <w:t>tuples with different data types:</w:t>
-      </w:r>
-    </w:p>
-    <w:p>
-      <w:pPr>
-        <w:rPr>
-          <w:sz w:val="32"/>
-          <w:szCs w:val="32"/>
-          <w:lang w:val="en-US"/>
-        </w:rPr>
-      </w:pPr>
-      <w:r>
-        <w:rPr>
-          <w:sz w:val="32"/>
-          <w:szCs w:val="32"/>
-          <w:lang w:val="en-US"/>
-        </w:rPr>
-        <w:t>t = (1, “</w:t>
-      </w:r>
-      <w:proofErr w:type="spellStart"/>
-      <w:r>
-        <w:rPr>
-          <w:sz w:val="32"/>
-          <w:szCs w:val="32"/>
-          <w:lang w:val="en-US"/>
-        </w:rPr>
-        <w:t>rajvi</w:t>
-      </w:r>
-      <w:proofErr w:type="spellEnd"/>
-      <w:r>
-        <w:rPr>
-          <w:sz w:val="32"/>
-          <w:szCs w:val="32"/>
-          <w:lang w:val="en-US"/>
-        </w:rPr>
-        <w:t>”, 3.5)</w:t>
-      </w:r>
-    </w:p>
-    <w:p>
-      <w:pPr>
-        <w:rPr>
-          <w:sz w:val="32"/>
-          <w:szCs w:val="32"/>
-          <w:lang w:val="en-US"/>
-        </w:rPr>
-      </w:pPr>
-      <w:r>
-        <w:rPr>
-          <w:sz w:val="32"/>
-          <w:szCs w:val="32"/>
-          <w:lang w:val="en-US"/>
-        </w:rPr>
-        <w:t>print(t)</w:t>
-      </w:r>
-    </w:p>
-    <w:p>
-      <w:pPr>
-        <w:rPr>
-          <w:sz w:val="32"/>
-          <w:szCs w:val="32"/>
-          <w:lang w:val="en-US"/>
-        </w:rPr>
-      </w:pPr>
-      <w:r>
-        <w:rPr>
-          <w:sz w:val="32"/>
-          <w:szCs w:val="32"/>
-          <w:lang w:val="en-US"/>
-        </w:rPr>
-        <w:t>2. Accessing Elements in Tuple</w:t>
-      </w:r>
-    </w:p>
-    <w:p>
-      <w:pPr>
-        <w:rPr>
-          <w:sz w:val="32"/>
-          <w:szCs w:val="32"/>
-          <w:lang w:val="en-US"/>
-        </w:rPr>
-      </w:pPr>
-      <w:r>
-        <w:rPr>
-          <w:sz w:val="32"/>
-          <w:szCs w:val="32"/>
-          <w:lang w:val="en-US"/>
-        </w:rPr>
-        <w:t xml:space="preserve">Using indexing </w:t>
-      </w:r>
-    </w:p>
-    <w:p>
-      <w:pPr>
-        <w:rPr>
-          <w:sz w:val="32"/>
-          <w:szCs w:val="32"/>
-          <w:lang w:val="en-US"/>
-        </w:rPr>
-      </w:pPr>
-      <w:r>
-        <w:rPr>
-          <w:sz w:val="32"/>
-          <w:szCs w:val="32"/>
-          <w:lang w:val="en-US"/>
-        </w:rPr>
-        <w:t>t = (10,20,30,40)</w:t>
-      </w:r>
-    </w:p>
-    <w:p>
-      <w:pPr>
-        <w:rPr>
-          <w:sz w:val="32"/>
-          <w:szCs w:val="32"/>
-          <w:lang w:val="en-US"/>
-        </w:rPr>
-      </w:pPr>
-      <w:r>
-        <w:rPr>
-          <w:sz w:val="32"/>
-          <w:szCs w:val="32"/>
-          <w:lang w:val="en-US"/>
-        </w:rPr>
-        <w:t>print(</w:t>
-      </w:r>
-      <w:proofErr w:type="gramStart"/>
-      <w:r>
-        <w:rPr>
-          <w:sz w:val="32"/>
-          <w:szCs w:val="32"/>
-          <w:lang w:val="en-US"/>
-        </w:rPr>
-        <w:t>t[</w:t>
-      </w:r>
-      <w:proofErr w:type="gramEnd"/>
-      <w:r>
-        <w:rPr>
-          <w:sz w:val="32"/>
-          <w:szCs w:val="32"/>
-          <w:lang w:val="en-US"/>
-        </w:rPr>
-        <w:t>0])</w:t>
-      </w:r>
-    </w:p>
-    <w:p>
-      <w:pPr>
-        <w:rPr>
-          <w:sz w:val="32"/>
-          <w:szCs w:val="32"/>
-          <w:lang w:val="en-US"/>
-        </w:rPr>
-      </w:pPr>
-      <w:r>
-        <w:rPr>
-          <w:sz w:val="32"/>
-          <w:szCs w:val="32"/>
-          <w:lang w:val="en-US"/>
-        </w:rPr>
-        <w:t>print(</w:t>
-      </w:r>
-      <w:proofErr w:type="gramStart"/>
-      <w:r>
-        <w:rPr>
-          <w:sz w:val="32"/>
-          <w:szCs w:val="32"/>
-          <w:lang w:val="en-US"/>
-        </w:rPr>
-        <w:t>t[</w:t>
-      </w:r>
-      <w:proofErr w:type="gramEnd"/>
-      <w:r>
-        <w:rPr>
-          <w:sz w:val="32"/>
-          <w:szCs w:val="32"/>
-          <w:lang w:val="en-US"/>
-        </w:rPr>
-        <w:t>2])</w:t>
-      </w:r>
-    </w:p>
-    <w:p>
-      <w:pPr>
-        <w:rPr>
-          <w:sz w:val="32"/>
-          <w:szCs w:val="32"/>
-          <w:lang w:val="en-US"/>
-        </w:rPr>
-      </w:pPr>
-      <w:r>
-        <w:rPr>
-          <w:sz w:val="32"/>
-          <w:szCs w:val="32"/>
-          <w:lang w:val="en-US"/>
-        </w:rPr>
-        <w:t>Negative Index:</w:t>
-      </w:r>
-    </w:p>
-    <w:p>
-      <w:pPr>
-        <w:rPr>
-          <w:sz w:val="32"/>
-          <w:szCs w:val="32"/>
-          <w:lang w:val="en-US"/>
-        </w:rPr>
-      </w:pPr>
-      <w:r>
-        <w:rPr>
-          <w:sz w:val="32"/>
-          <w:szCs w:val="32"/>
-          <w:lang w:val="en-US"/>
-        </w:rPr>
-        <w:t>Print(</w:t>
-      </w:r>
-      <w:proofErr w:type="gramStart"/>
-      <w:r>
-        <w:rPr>
-          <w:sz w:val="32"/>
-          <w:szCs w:val="32"/>
-          <w:lang w:val="en-US"/>
-        </w:rPr>
-        <w:t>t[</w:t>
-      </w:r>
-      <w:proofErr w:type="gramEnd"/>
-      <w:r>
-        <w:rPr>
-          <w:sz w:val="32"/>
-          <w:szCs w:val="32"/>
-          <w:lang w:val="en-US"/>
-        </w:rPr>
-        <w:t>-1])</w:t>
-      </w:r>
-    </w:p>
-    <w:p>
-      <w:pPr>
-        <w:rPr>
-          <w:sz w:val="32"/>
-          <w:szCs w:val="32"/>
-          <w:lang w:val="en-US"/>
-        </w:rPr>
-      </w:pPr>
-      <w:r>
-        <w:rPr>
-          <w:sz w:val="32"/>
-          <w:szCs w:val="32"/>
-          <w:lang w:val="en-US"/>
-        </w:rPr>
-        <w:t>Print(</w:t>
-      </w:r>
-      <w:proofErr w:type="gramStart"/>
-      <w:r>
-        <w:rPr>
-          <w:sz w:val="32"/>
-          <w:szCs w:val="32"/>
-          <w:lang w:val="en-US"/>
-        </w:rPr>
-        <w:t>t[</w:t>
-      </w:r>
-      <w:proofErr w:type="gramEnd"/>
-      <w:r>
-        <w:rPr>
-          <w:sz w:val="32"/>
-          <w:szCs w:val="32"/>
-          <w:lang w:val="en-US"/>
-        </w:rPr>
-        <w:t>-2])</w:t>
-      </w:r>
-    </w:p>
-    <w:p>
-      <w:pPr>
-        <w:rPr>
-          <w:sz w:val="32"/>
-          <w:szCs w:val="32"/>
-          <w:lang w:val="en-US"/>
-        </w:rPr>
-      </w:pPr>
-      <w:r>
-        <w:rPr>
-          <w:sz w:val="32"/>
-          <w:szCs w:val="32"/>
-          <w:lang w:val="en-US"/>
-        </w:rPr>
-        <w:t>Using Slicing:</w:t>
-      </w:r>
-    </w:p>
-    <w:p>
-      <w:pPr>
-        <w:rPr>
-          <w:sz w:val="32"/>
-          <w:szCs w:val="32"/>
-          <w:lang w:val="en-US"/>
-        </w:rPr>
-      </w:pPr>
-      <w:r>
-        <w:rPr>
-          <w:sz w:val="32"/>
-          <w:szCs w:val="32"/>
-          <w:lang w:val="en-US"/>
-        </w:rPr>
-        <w:t>T = (10,20,30,40,50)</w:t>
-      </w:r>
-    </w:p>
-    <w:p>
-      <w:pPr>
-        <w:rPr>
-          <w:sz w:val="32"/>
-          <w:szCs w:val="32"/>
-          <w:lang w:val="en-US"/>
-        </w:rPr>
-      </w:pPr>
-      <w:r>
-        <w:rPr>
-          <w:sz w:val="32"/>
-          <w:szCs w:val="32"/>
-          <w:lang w:val="en-US"/>
-        </w:rPr>
-        <w:t>Print(</w:t>
-      </w:r>
-      <w:proofErr w:type="gramStart"/>
-      <w:r>
-        <w:rPr>
-          <w:sz w:val="32"/>
-          <w:szCs w:val="32"/>
-          <w:lang w:val="en-US"/>
-        </w:rPr>
-        <w:t>T[</w:t>
-      </w:r>
-      <w:proofErr w:type="gramEnd"/>
-      <w:r>
-        <w:rPr>
-          <w:sz w:val="32"/>
-          <w:szCs w:val="32"/>
-          <w:lang w:val="en-US"/>
-        </w:rPr>
-        <w:t>1:4])</w:t>
-      </w:r>
-    </w:p>
-    <w:p>
-      <w:pPr>
-        <w:rPr>
-          <w:sz w:val="32"/>
-          <w:szCs w:val="32"/>
-          <w:lang w:val="en-US"/>
-        </w:rPr>
-      </w:pPr>
-      <w:r>
-        <w:rPr>
-          <w:sz w:val="32"/>
-          <w:szCs w:val="32"/>
-          <w:lang w:val="en-US"/>
-        </w:rPr>
-        <w:lastRenderedPageBreak/>
-        <w:t>Print(</w:t>
-      </w:r>
-      <w:proofErr w:type="gramStart"/>
-      <w:r>
-        <w:rPr>
-          <w:sz w:val="32"/>
-          <w:szCs w:val="32"/>
-          <w:lang w:val="en-US"/>
-        </w:rPr>
-        <w:t>T[</w:t>
-      </w:r>
-      <w:proofErr w:type="gramEnd"/>
-      <w:r>
-        <w:rPr>
-          <w:sz w:val="32"/>
-          <w:szCs w:val="32"/>
-          <w:lang w:val="en-US"/>
-        </w:rPr>
-        <w:t>:3])</w:t>
-      </w:r>
-    </w:p>
-    <w:p>
-      <w:pPr>
-        <w:rPr>
-          <w:sz w:val="32"/>
-          <w:szCs w:val="32"/>
-          <w:lang w:val="en-US"/>
-        </w:rPr>
-      </w:pPr>
-      <w:r>
-        <w:rPr>
-          <w:sz w:val="32"/>
-          <w:szCs w:val="32"/>
-          <w:lang w:val="en-US"/>
-        </w:rPr>
-        <w:t>Print(T</w:t>
-      </w:r>
-      <w:proofErr w:type="gramStart"/>
-      <w:r>
-        <w:rPr>
-          <w:sz w:val="32"/>
-          <w:szCs w:val="32"/>
-          <w:lang w:val="en-US"/>
-        </w:rPr>
-        <w:t>[::</w:t>
-      </w:r>
-      <w:proofErr w:type="gramEnd"/>
-      <w:r>
-        <w:rPr>
-          <w:sz w:val="32"/>
-          <w:szCs w:val="32"/>
-          <w:lang w:val="en-US"/>
-        </w:rPr>
-        <w:t>2])</w:t>
-      </w:r>
-    </w:p>
-    <w:p>
-      <w:pPr>
-        <w:rPr>
-          <w:sz w:val="32"/>
-          <w:szCs w:val="32"/>
-          <w:lang w:val="en-US"/>
-        </w:rPr>
-      </w:pPr>
-      <w:r>
-        <w:rPr>
-          <w:sz w:val="32"/>
-          <w:szCs w:val="32"/>
-          <w:lang w:val="en-US"/>
-        </w:rPr>
-        <w:t>3. Looping Through Tuple:</w:t>
-      </w:r>
-    </w:p>
-    <w:p>
-      <w:pPr>
-        <w:rPr>
-          <w:sz w:val="32"/>
-          <w:szCs w:val="32"/>
-          <w:lang w:val="en-US"/>
-        </w:rPr>
-      </w:pPr>
-      <w:r>
-        <w:rPr>
-          <w:sz w:val="32"/>
-          <w:szCs w:val="32"/>
-          <w:lang w:val="en-US"/>
-        </w:rPr>
-        <w:t>T = (1,2,3)</w:t>
-      </w:r>
-    </w:p>
-    <w:p>
-      <w:pPr>
-        <w:rPr>
-          <w:sz w:val="32"/>
-          <w:szCs w:val="32"/>
-          <w:lang w:val="en-US"/>
-        </w:rPr>
-      </w:pPr>
-      <w:r>
-        <w:rPr>
-          <w:sz w:val="32"/>
-          <w:szCs w:val="32"/>
-          <w:lang w:val="en-US"/>
-        </w:rPr>
-        <w:t xml:space="preserve">for </w:t>
-      </w:r>
-      <w:proofErr w:type="spellStart"/>
-      <w:r>
-        <w:rPr>
-          <w:sz w:val="32"/>
-          <w:szCs w:val="32"/>
-          <w:lang w:val="en-US"/>
-        </w:rPr>
-        <w:t>i</w:t>
-      </w:r>
-      <w:proofErr w:type="spellEnd"/>
-      <w:r>
-        <w:rPr>
-          <w:sz w:val="32"/>
-          <w:szCs w:val="32"/>
-          <w:lang w:val="en-US"/>
-        </w:rPr>
-        <w:t xml:space="preserve"> in T:</w:t>
-      </w:r>
-    </w:p>
-    <w:p>
-      <w:pPr>
-        <w:rPr>
-          <w:sz w:val="32"/>
-          <w:szCs w:val="32"/>
-          <w:lang w:val="en-US"/>
-        </w:rPr>
-      </w:pPr>
-      <w:r>
-        <w:rPr>
-          <w:sz w:val="32"/>
-          <w:szCs w:val="32"/>
-          <w:lang w:val="en-US"/>
-        </w:rPr>
-        <w:tab/>
-        <w:t>print(</w:t>
-      </w:r>
-      <w:proofErr w:type="spellStart"/>
-      <w:r>
-        <w:rPr>
-          <w:sz w:val="32"/>
-          <w:szCs w:val="32"/>
-          <w:lang w:val="en-US"/>
-        </w:rPr>
-        <w:t>i</w:t>
-      </w:r>
-      <w:proofErr w:type="spellEnd"/>
-      <w:r>
-        <w:rPr>
-          <w:sz w:val="32"/>
-          <w:szCs w:val="32"/>
-          <w:lang w:val="en-US"/>
-        </w:rPr>
-        <w:t>)</w:t>
-      </w:r>
-    </w:p>
-    <w:p>
-      <w:pPr>
-        <w:rPr>
-          <w:sz w:val="32"/>
-          <w:szCs w:val="32"/>
-          <w:lang w:val="en-US"/>
-        </w:rPr>
-      </w:pPr>
-      <w:r>
-        <w:rPr>
-          <w:b/>
-          <w:bCs/>
-          <w:sz w:val="32"/>
-          <w:szCs w:val="32"/>
-          <w:lang w:val="en-US"/>
-        </w:rPr>
-        <w:t>3.Basic operations with tuples: concatenation, repetition, membership</w:t>
-      </w:r>
-      <w:r>
-        <w:rPr>
-          <w:sz w:val="32"/>
-          <w:szCs w:val="32"/>
-          <w:lang w:val="en-US"/>
-        </w:rPr>
-        <w:t>.</w:t>
-      </w:r>
-    </w:p>
-    <w:p>
-      <w:pPr>
-        <w:rPr>
           <w:sz w:val="32"/>
           <w:szCs w:val="32"/>
           <w:lang w:val="en-US"/>
@@ -9570,23 +7697,13 @@
           <w:lang w:val="en-US"/>
         </w:rPr>
       </w:pPr>
-      <w:proofErr w:type="gramStart"/>
-      <w:r>
-        <w:rPr>
-          <w:sz w:val="32"/>
-          <w:szCs w:val="32"/>
-          <w:lang w:val="en-US"/>
-        </w:rPr>
-        <w:t>Print(</w:t>
-      </w:r>
-      <w:proofErr w:type="gramEnd"/>
-      <w:r>
-        <w:rPr>
-          <w:sz w:val="32"/>
-          <w:szCs w:val="32"/>
-          <w:lang w:val="en-US"/>
-        </w:rPr>
-        <w:t>T * 3)</w:t>
+      <w:r>
+        <w:rPr>
+          <w:sz w:val="32"/>
+          <w:szCs w:val="32"/>
+          <w:lang w:val="en-US"/>
+        </w:rPr>
+        <w:t>Print(T * 3)</w:t>
       </w:r>
     </w:p>
     <w:p>
@@ -9700,50 +7817,30 @@
           <w:lang w:val="en-US"/>
         </w:rPr>
       </w:pPr>
-      <w:proofErr w:type="gramStart"/>
-      <w:r>
-        <w:rPr>
-          <w:sz w:val="32"/>
-          <w:szCs w:val="32"/>
-          <w:lang w:val="en-US"/>
-        </w:rPr>
-        <w:t>Print(</w:t>
-      </w:r>
-      <w:proofErr w:type="gramEnd"/>
-      <w:r>
-        <w:rPr>
-          <w:sz w:val="32"/>
-          <w:szCs w:val="32"/>
-          <w:lang w:val="en-US"/>
-        </w:rPr>
-        <w:t>20 in T)</w:t>
-      </w:r>
-    </w:p>
-    <w:p>
-      <w:pPr>
-        <w:rPr>
-          <w:sz w:val="32"/>
-          <w:szCs w:val="32"/>
-          <w:lang w:val="en-US"/>
-        </w:rPr>
-      </w:pPr>
-      <w:proofErr w:type="gramStart"/>
-      <w:r>
-        <w:rPr>
-          <w:sz w:val="32"/>
-          <w:szCs w:val="32"/>
-          <w:lang w:val="en-US"/>
-        </w:rPr>
-        <w:t>Print(</w:t>
-      </w:r>
-      <w:proofErr w:type="gramEnd"/>
-      <w:r>
-        <w:rPr>
-          <w:sz w:val="32"/>
-          <w:szCs w:val="32"/>
-          <w:lang w:val="en-US"/>
-        </w:rPr>
-        <w:t>50 not in T)</w:t>
+      <w:r>
+        <w:rPr>
+          <w:sz w:val="32"/>
+          <w:szCs w:val="32"/>
+          <w:lang w:val="en-US"/>
+        </w:rPr>
+        <w:t>Print(20 in T)</w:t>
+      </w:r>
+    </w:p>
+    <w:p>
+      <w:pPr>
+        <w:rPr>
+          <w:sz w:val="32"/>
+          <w:szCs w:val="32"/>
+          <w:lang w:val="en-US"/>
+        </w:rPr>
+      </w:pPr>
+      <w:r>
+        <w:rPr>
+          <w:sz w:val="32"/>
+          <w:szCs w:val="32"/>
+          <w:lang w:val="en-US"/>
+        </w:rPr>
+        <w:t>Print(50 not in T)</w:t>
       </w:r>
     </w:p>
     <w:p>
@@ -9794,25 +7891,7 @@
           <w:szCs w:val="32"/>
           <w:lang w:val="en-US"/>
         </w:rPr>
-        <w:t>Print(</w:t>
-      </w:r>
-      <w:proofErr w:type="spellStart"/>
-      <w:r>
-        <w:rPr>
-          <w:sz w:val="32"/>
-          <w:szCs w:val="32"/>
-          <w:lang w:val="en-US"/>
-        </w:rPr>
-        <w:t>len</w:t>
-      </w:r>
-      <w:proofErr w:type="spellEnd"/>
-      <w:r>
-        <w:rPr>
-          <w:sz w:val="32"/>
-          <w:szCs w:val="32"/>
-          <w:lang w:val="en-US"/>
-        </w:rPr>
-        <w:t>(T))</w:t>
+        <w:t>Print(len(T))</w:t>
       </w:r>
     </w:p>
     <w:p>
@@ -9863,25 +7942,7 @@
           <w:szCs w:val="32"/>
           <w:lang w:val="en-US"/>
         </w:rPr>
-        <w:t xml:space="preserve">for </w:t>
-      </w:r>
-      <w:proofErr w:type="spellStart"/>
-      <w:r>
-        <w:rPr>
-          <w:sz w:val="32"/>
-          <w:szCs w:val="32"/>
-          <w:lang w:val="en-US"/>
-        </w:rPr>
-        <w:t>i</w:t>
-      </w:r>
-      <w:proofErr w:type="spellEnd"/>
-      <w:r>
-        <w:rPr>
-          <w:sz w:val="32"/>
-          <w:szCs w:val="32"/>
-          <w:lang w:val="en-US"/>
-        </w:rPr>
-        <w:t xml:space="preserve"> in t:</w:t>
+        <w:t>for i in t:</w:t>
       </w:r>
     </w:p>
     <w:p>
@@ -9906,25 +7967,7 @@
           <w:szCs w:val="32"/>
           <w:lang w:val="en-US"/>
         </w:rPr>
-        <w:t>(</w:t>
-      </w:r>
-      <w:proofErr w:type="spellStart"/>
-      <w:r>
-        <w:rPr>
-          <w:sz w:val="32"/>
-          <w:szCs w:val="32"/>
-          <w:lang w:val="en-US"/>
-        </w:rPr>
-        <w:t>i</w:t>
-      </w:r>
-      <w:proofErr w:type="spellEnd"/>
-      <w:r>
-        <w:rPr>
-          <w:sz w:val="32"/>
-          <w:szCs w:val="32"/>
-          <w:lang w:val="en-US"/>
-        </w:rPr>
-        <w:t>)</w:t>
+        <w:t>(i)</w:t>
       </w:r>
     </w:p>
     <w:p>
@@ -10186,67 +8229,27 @@
           <w:szCs w:val="32"/>
           <w:lang w:val="en-US"/>
         </w:rPr>
-        <w:t>print(</w:t>
-      </w:r>
-      <w:proofErr w:type="gramStart"/>
-      <w:r>
-        <w:rPr>
-          <w:rFonts w:ascii="Calibri" w:eastAsia="Calibri" w:hAnsi="Calibri" w:cs="Times New Roman"/>
-          <w:sz w:val="32"/>
-          <w:szCs w:val="32"/>
-          <w:lang w:val="en-US"/>
-        </w:rPr>
-        <w:t>colors[</w:t>
-      </w:r>
-      <w:proofErr w:type="gramEnd"/>
-      <w:r>
-        <w:rPr>
-          <w:rFonts w:ascii="Calibri" w:eastAsia="Calibri" w:hAnsi="Calibri" w:cs="Times New Roman"/>
-          <w:sz w:val="32"/>
-          <w:szCs w:val="32"/>
-          <w:lang w:val="en-US"/>
-        </w:rPr>
-        <w:t>0])</w:t>
-      </w:r>
-    </w:p>
-    <w:p>
-      <w:pPr>
-        <w:spacing w:line="256" w:lineRule="auto"/>
-        <w:rPr>
-          <w:rFonts w:ascii="Calibri" w:eastAsia="Calibri" w:hAnsi="Calibri" w:cs="Times New Roman"/>
-          <w:sz w:val="32"/>
-          <w:szCs w:val="32"/>
-          <w:lang w:val="en-US"/>
-        </w:rPr>
-      </w:pPr>
-      <w:r>
-        <w:rPr>
-          <w:rFonts w:ascii="Calibri" w:eastAsia="Calibri" w:hAnsi="Calibri" w:cs="Times New Roman"/>
-          <w:sz w:val="32"/>
-          <w:szCs w:val="32"/>
-          <w:lang w:val="en-US"/>
-        </w:rPr>
-        <w:t>print(</w:t>
-      </w:r>
-      <w:proofErr w:type="gramStart"/>
-      <w:r>
-        <w:rPr>
-          <w:rFonts w:ascii="Calibri" w:eastAsia="Calibri" w:hAnsi="Calibri" w:cs="Times New Roman"/>
-          <w:sz w:val="32"/>
-          <w:szCs w:val="32"/>
-          <w:lang w:val="en-US"/>
-        </w:rPr>
-        <w:t>colors[</w:t>
-      </w:r>
-      <w:proofErr w:type="gramEnd"/>
-      <w:r>
-        <w:rPr>
-          <w:rFonts w:ascii="Calibri" w:eastAsia="Calibri" w:hAnsi="Calibri" w:cs="Times New Roman"/>
-          <w:sz w:val="32"/>
-          <w:szCs w:val="32"/>
-          <w:lang w:val="en-US"/>
-        </w:rPr>
-        <w:t>2])</w:t>
+        <w:t>print(colors[0])</w:t>
+      </w:r>
+    </w:p>
+    <w:p>
+      <w:pPr>
+        <w:spacing w:line="256" w:lineRule="auto"/>
+        <w:rPr>
+          <w:rFonts w:ascii="Calibri" w:eastAsia="Calibri" w:hAnsi="Calibri" w:cs="Times New Roman"/>
+          <w:sz w:val="32"/>
+          <w:szCs w:val="32"/>
+          <w:lang w:val="en-US"/>
+        </w:rPr>
+      </w:pPr>
+      <w:r>
+        <w:rPr>
+          <w:rFonts w:ascii="Calibri" w:eastAsia="Calibri" w:hAnsi="Calibri" w:cs="Times New Roman"/>
+          <w:sz w:val="32"/>
+          <w:szCs w:val="32"/>
+          <w:lang w:val="en-US"/>
+        </w:rPr>
+        <w:t>print(colors[2])</w:t>
       </w:r>
     </w:p>
     <w:p>
@@ -10339,96 +8342,34 @@
           <w:lang w:val="en-US"/>
         </w:rPr>
       </w:pPr>
-      <w:proofErr w:type="gramStart"/>
-      <w:r>
-        <w:rPr>
-          <w:rFonts w:ascii="Calibri" w:eastAsia="Calibri" w:hAnsi="Calibri" w:cs="Times New Roman"/>
-          <w:sz w:val="32"/>
-          <w:szCs w:val="32"/>
-          <w:lang w:val="en-US"/>
-        </w:rPr>
-        <w:t>colors[</w:t>
-      </w:r>
-      <w:proofErr w:type="gramEnd"/>
-      <w:r>
-        <w:rPr>
-          <w:rFonts w:ascii="Calibri" w:eastAsia="Calibri" w:hAnsi="Calibri" w:cs="Times New Roman"/>
-          <w:sz w:val="32"/>
-          <w:szCs w:val="32"/>
-          <w:lang w:val="en-US"/>
-        </w:rPr>
-        <w:t xml:space="preserve">0] </w:t>
-      </w:r>
-      <w:proofErr w:type="gramStart"/>
-      <w:r>
-        <w:rPr>
-          <w:rFonts w:ascii="Calibri" w:eastAsia="Calibri" w:hAnsi="Calibri" w:cs="Times New Roman"/>
-          <w:sz w:val="32"/>
-          <w:szCs w:val="32"/>
-          <w:lang w:val="en-US"/>
-        </w:rPr>
-        <w:t>accesses</w:t>
-      </w:r>
-      <w:proofErr w:type="gramEnd"/>
-      <w:r>
-        <w:rPr>
-          <w:rFonts w:ascii="Calibri" w:eastAsia="Calibri" w:hAnsi="Calibri" w:cs="Times New Roman"/>
-          <w:sz w:val="32"/>
-          <w:szCs w:val="32"/>
-          <w:lang w:val="en-US"/>
-        </w:rPr>
-        <w:t xml:space="preserve"> the first element "red"</w:t>
-      </w:r>
-    </w:p>
-    <w:p>
-      <w:pPr>
-        <w:spacing w:line="256" w:lineRule="auto"/>
-        <w:rPr>
-          <w:rFonts w:ascii="Calibri" w:eastAsia="Calibri" w:hAnsi="Calibri" w:cs="Times New Roman"/>
-          <w:sz w:val="32"/>
-          <w:szCs w:val="32"/>
-          <w:lang w:val="en-US"/>
-        </w:rPr>
-      </w:pPr>
-      <w:proofErr w:type="gramStart"/>
-      <w:r>
-        <w:rPr>
-          <w:rFonts w:ascii="Calibri" w:eastAsia="Calibri" w:hAnsi="Calibri" w:cs="Times New Roman"/>
-          <w:sz w:val="32"/>
-          <w:szCs w:val="32"/>
-          <w:lang w:val="en-US"/>
-        </w:rPr>
-        <w:t>colors[</w:t>
-      </w:r>
-      <w:proofErr w:type="gramEnd"/>
-      <w:r>
-        <w:rPr>
-          <w:rFonts w:ascii="Calibri" w:eastAsia="Calibri" w:hAnsi="Calibri" w:cs="Times New Roman"/>
-          <w:sz w:val="32"/>
-          <w:szCs w:val="32"/>
-          <w:lang w:val="en-US"/>
-        </w:rPr>
-        <w:t xml:space="preserve">2] </w:t>
-      </w:r>
-      <w:proofErr w:type="gramStart"/>
-      <w:r>
-        <w:rPr>
-          <w:rFonts w:ascii="Calibri" w:eastAsia="Calibri" w:hAnsi="Calibri" w:cs="Times New Roman"/>
-          <w:sz w:val="32"/>
-          <w:szCs w:val="32"/>
-          <w:lang w:val="en-US"/>
-        </w:rPr>
-        <w:t>accesses</w:t>
-      </w:r>
-      <w:proofErr w:type="gramEnd"/>
-      <w:r>
-        <w:rPr>
-          <w:rFonts w:ascii="Calibri" w:eastAsia="Calibri" w:hAnsi="Calibri" w:cs="Times New Roman"/>
-          <w:sz w:val="32"/>
-          <w:szCs w:val="32"/>
-          <w:lang w:val="en-US"/>
-        </w:rPr>
-        <w:t xml:space="preserve"> the third element "blue"</w:t>
+      <w:r>
+        <w:rPr>
+          <w:rFonts w:ascii="Calibri" w:eastAsia="Calibri" w:hAnsi="Calibri" w:cs="Times New Roman"/>
+          <w:sz w:val="32"/>
+          <w:szCs w:val="32"/>
+          <w:lang w:val="en-US"/>
+        </w:rPr>
+        <w:t>colors[0] accesses the first element "red"</w:t>
+      </w:r>
+    </w:p>
+    <w:p>
+      <w:pPr>
+        <w:spacing w:line="256" w:lineRule="auto"/>
+        <w:rPr>
+          <w:rFonts w:ascii="Calibri" w:eastAsia="Calibri" w:hAnsi="Calibri" w:cs="Times New Roman"/>
+          <w:sz w:val="32"/>
+          <w:szCs w:val="32"/>
+          <w:lang w:val="en-US"/>
+        </w:rPr>
+      </w:pPr>
+      <w:r>
+        <w:rPr>
+          <w:rFonts w:ascii="Calibri" w:eastAsia="Calibri" w:hAnsi="Calibri" w:cs="Times New Roman"/>
+          <w:sz w:val="32"/>
+          <w:szCs w:val="32"/>
+          <w:lang w:val="en-US"/>
+        </w:rPr>
+        <w:t>colors[2] accesses the third element "blue"</w:t>
       </w:r>
     </w:p>
     <w:p>
@@ -10528,67 +8469,27 @@
           <w:szCs w:val="32"/>
           <w:lang w:val="en-US"/>
         </w:rPr>
-        <w:t>print(</w:t>
-      </w:r>
-      <w:proofErr w:type="gramStart"/>
-      <w:r>
-        <w:rPr>
-          <w:rFonts w:ascii="Calibri" w:eastAsia="Calibri" w:hAnsi="Calibri" w:cs="Times New Roman"/>
-          <w:sz w:val="32"/>
-          <w:szCs w:val="32"/>
-          <w:lang w:val="en-US"/>
-        </w:rPr>
-        <w:t>colors[</w:t>
-      </w:r>
-      <w:proofErr w:type="gramEnd"/>
-      <w:r>
-        <w:rPr>
-          <w:rFonts w:ascii="Calibri" w:eastAsia="Calibri" w:hAnsi="Calibri" w:cs="Times New Roman"/>
-          <w:sz w:val="32"/>
-          <w:szCs w:val="32"/>
-          <w:lang w:val="en-US"/>
-        </w:rPr>
-        <w:t>-1])</w:t>
-      </w:r>
-    </w:p>
-    <w:p>
-      <w:pPr>
-        <w:spacing w:line="256" w:lineRule="auto"/>
-        <w:rPr>
-          <w:rFonts w:ascii="Calibri" w:eastAsia="Calibri" w:hAnsi="Calibri" w:cs="Times New Roman"/>
-          <w:sz w:val="32"/>
-          <w:szCs w:val="32"/>
-          <w:lang w:val="en-US"/>
-        </w:rPr>
-      </w:pPr>
-      <w:r>
-        <w:rPr>
-          <w:rFonts w:ascii="Calibri" w:eastAsia="Calibri" w:hAnsi="Calibri" w:cs="Times New Roman"/>
-          <w:sz w:val="32"/>
-          <w:szCs w:val="32"/>
-          <w:lang w:val="en-US"/>
-        </w:rPr>
-        <w:t>print(</w:t>
-      </w:r>
-      <w:proofErr w:type="gramStart"/>
-      <w:r>
-        <w:rPr>
-          <w:rFonts w:ascii="Calibri" w:eastAsia="Calibri" w:hAnsi="Calibri" w:cs="Times New Roman"/>
-          <w:sz w:val="32"/>
-          <w:szCs w:val="32"/>
-          <w:lang w:val="en-US"/>
-        </w:rPr>
-        <w:t>colors[</w:t>
-      </w:r>
-      <w:proofErr w:type="gramEnd"/>
-      <w:r>
-        <w:rPr>
-          <w:rFonts w:ascii="Calibri" w:eastAsia="Calibri" w:hAnsi="Calibri" w:cs="Times New Roman"/>
-          <w:sz w:val="32"/>
-          <w:szCs w:val="32"/>
-          <w:lang w:val="en-US"/>
-        </w:rPr>
-        <w:t>-2])</w:t>
+        <w:t>print(colors[-1])</w:t>
+      </w:r>
+    </w:p>
+    <w:p>
+      <w:pPr>
+        <w:spacing w:line="256" w:lineRule="auto"/>
+        <w:rPr>
+          <w:rFonts w:ascii="Calibri" w:eastAsia="Calibri" w:hAnsi="Calibri" w:cs="Times New Roman"/>
+          <w:sz w:val="32"/>
+          <w:szCs w:val="32"/>
+          <w:lang w:val="en-US"/>
+        </w:rPr>
+      </w:pPr>
+      <w:r>
+        <w:rPr>
+          <w:rFonts w:ascii="Calibri" w:eastAsia="Calibri" w:hAnsi="Calibri" w:cs="Times New Roman"/>
+          <w:sz w:val="32"/>
+          <w:szCs w:val="32"/>
+          <w:lang w:val="en-US"/>
+        </w:rPr>
+        <w:t>print(colors[-2])</w:t>
       </w:r>
     </w:p>
     <w:p>
@@ -10736,65 +8637,14 @@
           <w:lang w:val="en-US"/>
         </w:rPr>
       </w:pPr>
-      <w:proofErr w:type="spellStart"/>
-      <w:r>
-        <w:rPr>
-          <w:rFonts w:ascii="Calibri" w:eastAsia="Calibri" w:hAnsi="Calibri" w:cs="Times New Roman"/>
-          <w:sz w:val="32"/>
-          <w:szCs w:val="32"/>
-          <w:lang w:val="en-US"/>
-        </w:rPr>
-        <w:t>tuple_</w:t>
-      </w:r>
-      <w:proofErr w:type="gramStart"/>
-      <w:r>
-        <w:rPr>
-          <w:rFonts w:ascii="Calibri" w:eastAsia="Calibri" w:hAnsi="Calibri" w:cs="Times New Roman"/>
-          <w:sz w:val="32"/>
-          <w:szCs w:val="32"/>
-          <w:lang w:val="en-US"/>
-        </w:rPr>
-        <w:t>name</w:t>
-      </w:r>
-      <w:proofErr w:type="spellEnd"/>
-      <w:r>
-        <w:rPr>
-          <w:rFonts w:ascii="Calibri" w:eastAsia="Calibri" w:hAnsi="Calibri" w:cs="Times New Roman"/>
-          <w:sz w:val="32"/>
-          <w:szCs w:val="32"/>
-          <w:lang w:val="en-US"/>
-        </w:rPr>
-        <w:t>[start :</w:t>
-      </w:r>
-      <w:proofErr w:type="gramEnd"/>
-      <w:r>
-        <w:rPr>
-          <w:rFonts w:ascii="Calibri" w:eastAsia="Calibri" w:hAnsi="Calibri" w:cs="Times New Roman"/>
-          <w:sz w:val="32"/>
-          <w:szCs w:val="32"/>
-          <w:lang w:val="en-US"/>
-        </w:rPr>
-        <w:t xml:space="preserve"> </w:t>
-      </w:r>
-      <w:proofErr w:type="gramStart"/>
-      <w:r>
-        <w:rPr>
-          <w:rFonts w:ascii="Calibri" w:eastAsia="Calibri" w:hAnsi="Calibri" w:cs="Times New Roman"/>
-          <w:sz w:val="32"/>
-          <w:szCs w:val="32"/>
-          <w:lang w:val="en-US"/>
-        </w:rPr>
-        <w:t>stop :</w:t>
-      </w:r>
-      <w:proofErr w:type="gramEnd"/>
-      <w:r>
-        <w:rPr>
-          <w:rFonts w:ascii="Calibri" w:eastAsia="Calibri" w:hAnsi="Calibri" w:cs="Times New Roman"/>
-          <w:sz w:val="32"/>
-          <w:szCs w:val="32"/>
-          <w:lang w:val="en-US"/>
-        </w:rPr>
-        <w:t xml:space="preserve"> step]</w:t>
+      <w:r>
+        <w:rPr>
+          <w:rFonts w:ascii="Calibri" w:eastAsia="Calibri" w:hAnsi="Calibri" w:cs="Times New Roman"/>
+          <w:sz w:val="32"/>
+          <w:szCs w:val="32"/>
+          <w:lang w:val="en-US"/>
+        </w:rPr>
+        <w:t>tuple_name[start : stop : step]</w:t>
       </w:r>
     </w:p>
     <w:p>
@@ -10925,27 +8775,7 @@
           <w:szCs w:val="32"/>
           <w:lang w:val="en-US"/>
         </w:rPr>
-        <w:t>print(</w:t>
-      </w:r>
-      <w:proofErr w:type="gramStart"/>
-      <w:r>
-        <w:rPr>
-          <w:rFonts w:ascii="Calibri" w:eastAsia="Calibri" w:hAnsi="Calibri" w:cs="Times New Roman"/>
-          <w:sz w:val="32"/>
-          <w:szCs w:val="32"/>
-          <w:lang w:val="en-US"/>
-        </w:rPr>
-        <w:t>numbers[</w:t>
-      </w:r>
-      <w:proofErr w:type="gramEnd"/>
-      <w:r>
-        <w:rPr>
-          <w:rFonts w:ascii="Calibri" w:eastAsia="Calibri" w:hAnsi="Calibri" w:cs="Times New Roman"/>
-          <w:sz w:val="32"/>
-          <w:szCs w:val="32"/>
-          <w:lang w:val="en-US"/>
-        </w:rPr>
-        <w:t>1:4])</w:t>
+        <w:t>print(numbers[1:4])</w:t>
       </w:r>
     </w:p>
     <w:p>
@@ -11085,27 +8915,7 @@
           <w:szCs w:val="32"/>
           <w:lang w:val="en-US"/>
         </w:rPr>
-        <w:t>print(</w:t>
-      </w:r>
-      <w:proofErr w:type="gramStart"/>
-      <w:r>
-        <w:rPr>
-          <w:rFonts w:ascii="Calibri" w:eastAsia="Calibri" w:hAnsi="Calibri" w:cs="Times New Roman"/>
-          <w:sz w:val="32"/>
-          <w:szCs w:val="32"/>
-          <w:lang w:val="en-US"/>
-        </w:rPr>
-        <w:t>numbers[</w:t>
-      </w:r>
-      <w:proofErr w:type="gramEnd"/>
-      <w:r>
-        <w:rPr>
-          <w:rFonts w:ascii="Calibri" w:eastAsia="Calibri" w:hAnsi="Calibri" w:cs="Times New Roman"/>
-          <w:sz w:val="32"/>
-          <w:szCs w:val="32"/>
-          <w:lang w:val="en-US"/>
-        </w:rPr>
-        <w:t>:3])</w:t>
+        <w:t>print(numbers[:3])</w:t>
       </w:r>
     </w:p>
     <w:p>
@@ -11245,27 +9055,7 @@
           <w:szCs w:val="32"/>
           <w:lang w:val="en-US"/>
         </w:rPr>
-        <w:t>print(</w:t>
-      </w:r>
-      <w:proofErr w:type="gramStart"/>
-      <w:r>
-        <w:rPr>
-          <w:rFonts w:ascii="Calibri" w:eastAsia="Calibri" w:hAnsi="Calibri" w:cs="Times New Roman"/>
-          <w:sz w:val="32"/>
-          <w:szCs w:val="32"/>
-          <w:lang w:val="en-US"/>
-        </w:rPr>
-        <w:t>numbers[</w:t>
-      </w:r>
-      <w:proofErr w:type="gramEnd"/>
-      <w:r>
-        <w:rPr>
-          <w:rFonts w:ascii="Calibri" w:eastAsia="Calibri" w:hAnsi="Calibri" w:cs="Times New Roman"/>
-          <w:sz w:val="32"/>
-          <w:szCs w:val="32"/>
-          <w:lang w:val="en-US"/>
-        </w:rPr>
-        <w:t>2:])</w:t>
+        <w:t>print(numbers[2:])</w:t>
       </w:r>
     </w:p>
     <w:p>
@@ -11406,27 +9196,7 @@
           <w:szCs w:val="32"/>
           <w:lang w:val="en-US"/>
         </w:rPr>
-        <w:t>print(</w:t>
-      </w:r>
-      <w:proofErr w:type="gramStart"/>
-      <w:r>
-        <w:rPr>
-          <w:rFonts w:ascii="Calibri" w:eastAsia="Calibri" w:hAnsi="Calibri" w:cs="Times New Roman"/>
-          <w:sz w:val="32"/>
-          <w:szCs w:val="32"/>
-          <w:lang w:val="en-US"/>
-        </w:rPr>
-        <w:t>numbers[</w:t>
-      </w:r>
-      <w:proofErr w:type="gramEnd"/>
-      <w:r>
-        <w:rPr>
-          <w:rFonts w:ascii="Calibri" w:eastAsia="Calibri" w:hAnsi="Calibri" w:cs="Times New Roman"/>
-          <w:sz w:val="32"/>
-          <w:szCs w:val="32"/>
-          <w:lang w:val="en-US"/>
-        </w:rPr>
-        <w:t>0:6:2])</w:t>
+        <w:t>print(numbers[0:6:2])</w:t>
       </w:r>
     </w:p>
     <w:p>
@@ -11546,47 +9316,7 @@
           <w:szCs w:val="32"/>
           <w:lang w:val="en-US"/>
         </w:rPr>
-        <w:t>print(</w:t>
-      </w:r>
-      <w:proofErr w:type="gramStart"/>
-      <w:r>
-        <w:rPr>
-          <w:rFonts w:ascii="Calibri" w:eastAsia="Calibri" w:hAnsi="Calibri" w:cs="Times New Roman"/>
-          <w:sz w:val="32"/>
-          <w:szCs w:val="32"/>
-          <w:lang w:val="en-US"/>
-        </w:rPr>
-        <w:t>numbers[</w:t>
-      </w:r>
-      <w:proofErr w:type="gramEnd"/>
-      <w:r>
-        <w:rPr>
-          <w:rFonts w:ascii="Calibri" w:eastAsia="Calibri" w:hAnsi="Calibri" w:cs="Times New Roman"/>
-          <w:sz w:val="32"/>
-          <w:szCs w:val="32"/>
-          <w:lang w:val="en-US"/>
-        </w:rPr>
-        <w:t>-</w:t>
-      </w:r>
-      <w:proofErr w:type="gramStart"/>
-      <w:r>
-        <w:rPr>
-          <w:rFonts w:ascii="Calibri" w:eastAsia="Calibri" w:hAnsi="Calibri" w:cs="Times New Roman"/>
-          <w:sz w:val="32"/>
-          <w:szCs w:val="32"/>
-          <w:lang w:val="en-US"/>
-        </w:rPr>
-        <w:t>4:-</w:t>
-      </w:r>
-      <w:proofErr w:type="gramEnd"/>
-      <w:r>
-        <w:rPr>
-          <w:rFonts w:ascii="Calibri" w:eastAsia="Calibri" w:hAnsi="Calibri" w:cs="Times New Roman"/>
-          <w:sz w:val="32"/>
-          <w:szCs w:val="32"/>
-          <w:lang w:val="en-US"/>
-        </w:rPr>
-        <w:t>1])</w:t>
+        <w:t>print(numbers[-4:-1])</w:t>
       </w:r>
     </w:p>
     <w:p>
@@ -12358,27 +10088,7 @@
           <w:szCs w:val="32"/>
           <w:lang w:val="en-US"/>
         </w:rPr>
-        <w:t xml:space="preserve">Using </w:t>
-      </w:r>
-      <w:proofErr w:type="gramStart"/>
-      <w:r>
-        <w:rPr>
-          <w:rFonts w:ascii="Calibri" w:eastAsia="Calibri" w:hAnsi="Calibri" w:cs="Times New Roman"/>
-          <w:sz w:val="32"/>
-          <w:szCs w:val="32"/>
-          <w:lang w:val="en-US"/>
-        </w:rPr>
-        <w:t>get(</w:t>
-      </w:r>
-      <w:proofErr w:type="gramEnd"/>
-      <w:r>
-        <w:rPr>
-          <w:rFonts w:ascii="Calibri" w:eastAsia="Calibri" w:hAnsi="Calibri" w:cs="Times New Roman"/>
-          <w:sz w:val="32"/>
-          <w:szCs w:val="32"/>
-          <w:lang w:val="en-US"/>
-        </w:rPr>
-        <w:t>) method</w:t>
+        <w:t>Using get() method</w:t>
       </w:r>
     </w:p>
     <w:p>
@@ -12399,27 +10109,7 @@
           <w:lang w:val="en-US"/>
         </w:rPr>
         <w:lastRenderedPageBreak/>
-        <w:t>print(</w:t>
-      </w:r>
-      <w:proofErr w:type="spellStart"/>
-      <w:r>
-        <w:rPr>
-          <w:rFonts w:ascii="Calibri" w:eastAsia="Calibri" w:hAnsi="Calibri" w:cs="Times New Roman"/>
-          <w:sz w:val="32"/>
-          <w:szCs w:val="32"/>
-          <w:lang w:val="en-US"/>
-        </w:rPr>
-        <w:t>student.get</w:t>
-      </w:r>
-      <w:proofErr w:type="spellEnd"/>
-      <w:r>
-        <w:rPr>
-          <w:rFonts w:ascii="Calibri" w:eastAsia="Calibri" w:hAnsi="Calibri" w:cs="Times New Roman"/>
-          <w:sz w:val="32"/>
-          <w:szCs w:val="32"/>
-          <w:lang w:val="en-US"/>
-        </w:rPr>
-        <w:t>("age"))</w:t>
+        <w:t>print(student.get("age"))</w:t>
       </w:r>
     </w:p>
     <w:p>
@@ -12512,25 +10202,14 @@
           <w:lang w:val="en-US"/>
         </w:rPr>
       </w:pPr>
-      <w:proofErr w:type="gramStart"/>
-      <w:r>
-        <w:rPr>
-          <w:rFonts w:ascii="Calibri" w:eastAsia="Calibri" w:hAnsi="Calibri" w:cs="Times New Roman"/>
-          <w:sz w:val="32"/>
-          <w:szCs w:val="32"/>
-          <w:lang w:val="en-US"/>
-        </w:rPr>
-        <w:t>get(</w:t>
-      </w:r>
-      <w:proofErr w:type="gramEnd"/>
-      <w:r>
-        <w:rPr>
-          <w:rFonts w:ascii="Calibri" w:eastAsia="Calibri" w:hAnsi="Calibri" w:cs="Times New Roman"/>
-          <w:sz w:val="32"/>
-          <w:szCs w:val="32"/>
-          <w:lang w:val="en-US"/>
-        </w:rPr>
-        <w:t>) returns None instead of an error</w:t>
+      <w:r>
+        <w:rPr>
+          <w:rFonts w:ascii="Calibri" w:eastAsia="Calibri" w:hAnsi="Calibri" w:cs="Times New Roman"/>
+          <w:sz w:val="32"/>
+          <w:szCs w:val="32"/>
+          <w:lang w:val="en-US"/>
+        </w:rPr>
+        <w:t>get() returns None instead of an error</w:t>
       </w:r>
     </w:p>
     <w:p>
@@ -12570,27 +10249,7 @@
           <w:szCs w:val="32"/>
           <w:lang w:val="en-US"/>
         </w:rPr>
-        <w:t>print(</w:t>
-      </w:r>
-      <w:proofErr w:type="spellStart"/>
-      <w:r>
-        <w:rPr>
-          <w:rFonts w:ascii="Calibri" w:eastAsia="Calibri" w:hAnsi="Calibri" w:cs="Times New Roman"/>
-          <w:sz w:val="32"/>
-          <w:szCs w:val="32"/>
-          <w:lang w:val="en-US"/>
-        </w:rPr>
-        <w:t>student.get</w:t>
-      </w:r>
-      <w:proofErr w:type="spellEnd"/>
-      <w:r>
-        <w:rPr>
-          <w:rFonts w:ascii="Calibri" w:eastAsia="Calibri" w:hAnsi="Calibri" w:cs="Times New Roman"/>
-          <w:sz w:val="32"/>
-          <w:szCs w:val="32"/>
-          <w:lang w:val="en-US"/>
-        </w:rPr>
-        <w:t>("city"))</w:t>
+        <w:t>print(student.get("city"))</w:t>
       </w:r>
     </w:p>
     <w:p>
@@ -13011,27 +10670,7 @@
           <w:szCs w:val="32"/>
           <w:lang w:val="en-US"/>
         </w:rPr>
-        <w:t xml:space="preserve">Using </w:t>
-      </w:r>
-      <w:proofErr w:type="gramStart"/>
-      <w:r>
-        <w:rPr>
-          <w:rFonts w:ascii="Calibri" w:eastAsia="Calibri" w:hAnsi="Calibri" w:cs="Times New Roman"/>
-          <w:sz w:val="32"/>
-          <w:szCs w:val="32"/>
-          <w:lang w:val="en-US"/>
-        </w:rPr>
-        <w:t>pop(</w:t>
-      </w:r>
-      <w:proofErr w:type="gramEnd"/>
-      <w:r>
-        <w:rPr>
-          <w:rFonts w:ascii="Calibri" w:eastAsia="Calibri" w:hAnsi="Calibri" w:cs="Times New Roman"/>
-          <w:sz w:val="32"/>
-          <w:szCs w:val="32"/>
-          <w:lang w:val="en-US"/>
-        </w:rPr>
-        <w:t>)</w:t>
+        <w:t>Using pop()</w:t>
       </w:r>
     </w:p>
     <w:p>
@@ -13071,27 +10710,7 @@
           <w:szCs w:val="32"/>
           <w:lang w:val="en-US"/>
         </w:rPr>
-        <w:t xml:space="preserve">removed = </w:t>
-      </w:r>
-      <w:proofErr w:type="spellStart"/>
-      <w:r>
-        <w:rPr>
-          <w:rFonts w:ascii="Calibri" w:eastAsia="Calibri" w:hAnsi="Calibri" w:cs="Times New Roman"/>
-          <w:sz w:val="32"/>
-          <w:szCs w:val="32"/>
-          <w:lang w:val="en-US"/>
-        </w:rPr>
-        <w:t>student.pop</w:t>
-      </w:r>
-      <w:proofErr w:type="spellEnd"/>
-      <w:r>
-        <w:rPr>
-          <w:rFonts w:ascii="Calibri" w:eastAsia="Calibri" w:hAnsi="Calibri" w:cs="Times New Roman"/>
-          <w:sz w:val="32"/>
-          <w:szCs w:val="32"/>
-          <w:lang w:val="en-US"/>
-        </w:rPr>
-        <w:t>("city")</w:t>
+        <w:t>removed = student.pop("city")</w:t>
       </w:r>
     </w:p>
     <w:p>
@@ -13215,90 +10834,7 @@
           <w:szCs w:val="32"/>
           <w:lang w:val="en-US"/>
         </w:rPr>
-        <w:t>3.</w:t>
-      </w:r>
-      <w:r>
-        <w:rPr>
-          <w:rFonts w:ascii="Calibri" w:eastAsia="Calibri" w:hAnsi="Calibri" w:cs="Times New Roman"/>
-          <w:b/>
-          <w:bCs/>
-          <w:sz w:val="32"/>
-          <w:szCs w:val="32"/>
-          <w:lang w:val="en-US"/>
-        </w:rPr>
-        <w:t xml:space="preserve"> Dictionary methods like </w:t>
-      </w:r>
-      <w:proofErr w:type="gramStart"/>
-      <w:r>
-        <w:rPr>
-          <w:rFonts w:ascii="Calibri" w:eastAsia="Calibri" w:hAnsi="Calibri" w:cs="Times New Roman"/>
-          <w:b/>
-          <w:bCs/>
-          <w:sz w:val="32"/>
-          <w:szCs w:val="32"/>
-          <w:lang w:val="en-US"/>
-        </w:rPr>
-        <w:t>keys(</w:t>
-      </w:r>
-      <w:proofErr w:type="gramEnd"/>
-      <w:r>
-        <w:rPr>
-          <w:rFonts w:ascii="Calibri" w:eastAsia="Calibri" w:hAnsi="Calibri" w:cs="Times New Roman"/>
-          <w:b/>
-          <w:bCs/>
-          <w:sz w:val="32"/>
-          <w:szCs w:val="32"/>
-          <w:lang w:val="en-US"/>
-        </w:rPr>
-        <w:t xml:space="preserve">), </w:t>
-      </w:r>
-      <w:proofErr w:type="gramStart"/>
-      <w:r>
-        <w:rPr>
-          <w:rFonts w:ascii="Calibri" w:eastAsia="Calibri" w:hAnsi="Calibri" w:cs="Times New Roman"/>
-          <w:b/>
-          <w:bCs/>
-          <w:sz w:val="32"/>
-          <w:szCs w:val="32"/>
-          <w:lang w:val="en-US"/>
-        </w:rPr>
-        <w:t>values(</w:t>
-      </w:r>
-      <w:proofErr w:type="gramEnd"/>
-      <w:r>
-        <w:rPr>
-          <w:rFonts w:ascii="Calibri" w:eastAsia="Calibri" w:hAnsi="Calibri" w:cs="Times New Roman"/>
-          <w:b/>
-          <w:bCs/>
-          <w:sz w:val="32"/>
-          <w:szCs w:val="32"/>
-          <w:lang w:val="en-US"/>
-        </w:rPr>
-        <w:t xml:space="preserve">), and </w:t>
-      </w:r>
-      <w:proofErr w:type="gramStart"/>
-      <w:r>
-        <w:rPr>
-          <w:rFonts w:ascii="Calibri" w:eastAsia="Calibri" w:hAnsi="Calibri" w:cs="Times New Roman"/>
-          <w:b/>
-          <w:bCs/>
-          <w:sz w:val="32"/>
-          <w:szCs w:val="32"/>
-          <w:lang w:val="en-US"/>
-        </w:rPr>
-        <w:t>items(</w:t>
-      </w:r>
-      <w:proofErr w:type="gramEnd"/>
-      <w:r>
-        <w:rPr>
-          <w:rFonts w:ascii="Calibri" w:eastAsia="Calibri" w:hAnsi="Calibri" w:cs="Times New Roman"/>
-          <w:b/>
-          <w:bCs/>
-          <w:sz w:val="32"/>
-          <w:szCs w:val="32"/>
-          <w:lang w:val="en-US"/>
-        </w:rPr>
-        <w:t>).</w:t>
+        <w:t>3. Dictionary methods like keys(), values(), and items().</w:t>
       </w:r>
     </w:p>
     <w:p>
@@ -13418,109 +10954,47 @@
           <w:szCs w:val="32"/>
           <w:lang w:val="en-US"/>
         </w:rPr>
-        <w:t xml:space="preserve">1. </w:t>
-      </w:r>
-      <w:proofErr w:type="gramStart"/>
-      <w:r>
-        <w:rPr>
-          <w:rFonts w:ascii="Calibri" w:eastAsia="Calibri" w:hAnsi="Calibri" w:cs="Times New Roman"/>
-          <w:sz w:val="32"/>
-          <w:szCs w:val="32"/>
-          <w:lang w:val="en-US"/>
-        </w:rPr>
-        <w:t>keys(</w:t>
-      </w:r>
-      <w:proofErr w:type="gramEnd"/>
-      <w:r>
-        <w:rPr>
-          <w:rFonts w:ascii="Calibri" w:eastAsia="Calibri" w:hAnsi="Calibri" w:cs="Times New Roman"/>
-          <w:sz w:val="32"/>
-          <w:szCs w:val="32"/>
-          <w:lang w:val="en-US"/>
-        </w:rPr>
-        <w:t>) Method</w:t>
-      </w:r>
-    </w:p>
-    <w:p>
-      <w:pPr>
-        <w:spacing w:line="256" w:lineRule="auto"/>
-        <w:rPr>
-          <w:rFonts w:ascii="Calibri" w:eastAsia="Calibri" w:hAnsi="Calibri" w:cs="Times New Roman"/>
-          <w:sz w:val="32"/>
-          <w:szCs w:val="32"/>
-          <w:lang w:val="en-US"/>
-        </w:rPr>
-      </w:pPr>
-      <w:r>
-        <w:rPr>
-          <w:rFonts w:ascii="Calibri" w:eastAsia="Calibri" w:hAnsi="Calibri" w:cs="Times New Roman"/>
-          <w:sz w:val="32"/>
-          <w:szCs w:val="32"/>
-          <w:lang w:val="en-US"/>
-        </w:rPr>
-        <w:t xml:space="preserve">The </w:t>
-      </w:r>
-      <w:proofErr w:type="gramStart"/>
-      <w:r>
-        <w:rPr>
-          <w:rFonts w:ascii="Calibri" w:eastAsia="Calibri" w:hAnsi="Calibri" w:cs="Times New Roman"/>
-          <w:sz w:val="32"/>
-          <w:szCs w:val="32"/>
-          <w:lang w:val="en-US"/>
-        </w:rPr>
-        <w:t>keys(</w:t>
-      </w:r>
-      <w:proofErr w:type="gramEnd"/>
-      <w:r>
-        <w:rPr>
-          <w:rFonts w:ascii="Calibri" w:eastAsia="Calibri" w:hAnsi="Calibri" w:cs="Times New Roman"/>
-          <w:sz w:val="32"/>
-          <w:szCs w:val="32"/>
-          <w:lang w:val="en-US"/>
-        </w:rPr>
-        <w:t>) method returns all the keys in the dictionary.</w:t>
-      </w:r>
-    </w:p>
-    <w:p>
-      <w:pPr>
-        <w:spacing w:line="256" w:lineRule="auto"/>
-        <w:rPr>
-          <w:rFonts w:ascii="Calibri" w:eastAsia="Calibri" w:hAnsi="Calibri" w:cs="Times New Roman"/>
-          <w:sz w:val="32"/>
-          <w:szCs w:val="32"/>
-          <w:lang w:val="en-US"/>
-        </w:rPr>
-      </w:pPr>
-      <w:r>
-        <w:rPr>
-          <w:rFonts w:ascii="Calibri" w:eastAsia="Calibri" w:hAnsi="Calibri" w:cs="Times New Roman"/>
-          <w:sz w:val="32"/>
-          <w:szCs w:val="32"/>
-          <w:lang w:val="en-US"/>
-        </w:rPr>
-        <w:t>print(</w:t>
-      </w:r>
-      <w:proofErr w:type="spellStart"/>
-      <w:proofErr w:type="gramStart"/>
-      <w:r>
-        <w:rPr>
-          <w:rFonts w:ascii="Calibri" w:eastAsia="Calibri" w:hAnsi="Calibri" w:cs="Times New Roman"/>
-          <w:sz w:val="32"/>
-          <w:szCs w:val="32"/>
-          <w:lang w:val="en-US"/>
-        </w:rPr>
-        <w:t>student.keys</w:t>
-      </w:r>
-      <w:proofErr w:type="spellEnd"/>
-      <w:proofErr w:type="gramEnd"/>
-      <w:r>
-        <w:rPr>
-          <w:rFonts w:ascii="Calibri" w:eastAsia="Calibri" w:hAnsi="Calibri" w:cs="Times New Roman"/>
-          <w:sz w:val="32"/>
-          <w:szCs w:val="32"/>
-          <w:lang w:val="en-US"/>
-        </w:rPr>
-        <w:t>())</w:t>
+        <w:t>1. keys() Method</w:t>
+      </w:r>
+    </w:p>
+    <w:p>
+      <w:pPr>
+        <w:spacing w:line="256" w:lineRule="auto"/>
+        <w:rPr>
+          <w:rFonts w:ascii="Calibri" w:eastAsia="Calibri" w:hAnsi="Calibri" w:cs="Times New Roman"/>
+          <w:sz w:val="32"/>
+          <w:szCs w:val="32"/>
+          <w:lang w:val="en-US"/>
+        </w:rPr>
+      </w:pPr>
+      <w:r>
+        <w:rPr>
+          <w:rFonts w:ascii="Calibri" w:eastAsia="Calibri" w:hAnsi="Calibri" w:cs="Times New Roman"/>
+          <w:sz w:val="32"/>
+          <w:szCs w:val="32"/>
+          <w:lang w:val="en-US"/>
+        </w:rPr>
+        <w:t>The keys() method returns all the keys in the dictionary.</w:t>
+      </w:r>
+    </w:p>
+    <w:p>
+      <w:pPr>
+        <w:spacing w:line="256" w:lineRule="auto"/>
+        <w:rPr>
+          <w:rFonts w:ascii="Calibri" w:eastAsia="Calibri" w:hAnsi="Calibri" w:cs="Times New Roman"/>
+          <w:sz w:val="32"/>
+          <w:szCs w:val="32"/>
+          <w:lang w:val="en-US"/>
+        </w:rPr>
+      </w:pPr>
+      <w:r>
+        <w:rPr>
+          <w:rFonts w:ascii="Calibri" w:eastAsia="Calibri" w:hAnsi="Calibri" w:cs="Times New Roman"/>
+          <w:sz w:val="32"/>
+          <w:szCs w:val="32"/>
+          <w:lang w:val="en-US"/>
+        </w:rPr>
+        <w:t>print(student.keys())</w:t>
       </w:r>
     </w:p>
     <w:p>
@@ -13553,45 +11027,14 @@
           <w:lang w:val="en-US"/>
         </w:rPr>
       </w:pPr>
-      <w:proofErr w:type="spellStart"/>
-      <w:r>
-        <w:rPr>
-          <w:rFonts w:ascii="Calibri" w:eastAsia="Calibri" w:hAnsi="Calibri" w:cs="Times New Roman"/>
-          <w:sz w:val="32"/>
-          <w:szCs w:val="32"/>
-          <w:lang w:val="en-US"/>
-        </w:rPr>
-        <w:t>dict_</w:t>
-      </w:r>
-      <w:proofErr w:type="gramStart"/>
-      <w:r>
-        <w:rPr>
-          <w:rFonts w:ascii="Calibri" w:eastAsia="Calibri" w:hAnsi="Calibri" w:cs="Times New Roman"/>
-          <w:sz w:val="32"/>
-          <w:szCs w:val="32"/>
-          <w:lang w:val="en-US"/>
-        </w:rPr>
-        <w:t>keys</w:t>
-      </w:r>
-      <w:proofErr w:type="spellEnd"/>
-      <w:r>
-        <w:rPr>
-          <w:rFonts w:ascii="Calibri" w:eastAsia="Calibri" w:hAnsi="Calibri" w:cs="Times New Roman"/>
-          <w:sz w:val="32"/>
-          <w:szCs w:val="32"/>
-          <w:lang w:val="en-US"/>
-        </w:rPr>
-        <w:t>(</w:t>
-      </w:r>
-      <w:proofErr w:type="gramEnd"/>
-      <w:r>
-        <w:rPr>
-          <w:rFonts w:ascii="Calibri" w:eastAsia="Calibri" w:hAnsi="Calibri" w:cs="Times New Roman"/>
-          <w:sz w:val="32"/>
-          <w:szCs w:val="32"/>
-          <w:lang w:val="en-US"/>
-        </w:rPr>
-        <w:t>['name', 'age', 'course'])</w:t>
+      <w:r>
+        <w:rPr>
+          <w:rFonts w:ascii="Calibri" w:eastAsia="Calibri" w:hAnsi="Calibri" w:cs="Times New Roman"/>
+          <w:sz w:val="32"/>
+          <w:szCs w:val="32"/>
+          <w:lang w:val="en-US"/>
+        </w:rPr>
+        <w:t>dict_keys(['name', 'age', 'course'])</w:t>
       </w:r>
     </w:p>
     <w:p>
@@ -13632,29 +11075,7 @@
           <w:lang w:val="en-US"/>
         </w:rPr>
         <w:lastRenderedPageBreak/>
-        <w:t>print(list(</w:t>
-      </w:r>
-      <w:proofErr w:type="spellStart"/>
-      <w:proofErr w:type="gramStart"/>
-      <w:r>
-        <w:rPr>
-          <w:rFonts w:ascii="Calibri" w:eastAsia="Calibri" w:hAnsi="Calibri" w:cs="Times New Roman"/>
-          <w:sz w:val="32"/>
-          <w:szCs w:val="32"/>
-          <w:lang w:val="en-US"/>
-        </w:rPr>
-        <w:t>student.keys</w:t>
-      </w:r>
-      <w:proofErr w:type="spellEnd"/>
-      <w:proofErr w:type="gramEnd"/>
-      <w:r>
-        <w:rPr>
-          <w:rFonts w:ascii="Calibri" w:eastAsia="Calibri" w:hAnsi="Calibri" w:cs="Times New Roman"/>
-          <w:sz w:val="32"/>
-          <w:szCs w:val="32"/>
-          <w:lang w:val="en-US"/>
-        </w:rPr>
-        <w:t>()))</w:t>
+        <w:t>print(list(student.keys()))</w:t>
       </w:r>
     </w:p>
     <w:p>
@@ -13714,109 +11135,47 @@
           <w:szCs w:val="32"/>
           <w:lang w:val="en-US"/>
         </w:rPr>
-        <w:t xml:space="preserve">2. </w:t>
-      </w:r>
-      <w:proofErr w:type="gramStart"/>
-      <w:r>
-        <w:rPr>
-          <w:rFonts w:ascii="Calibri" w:eastAsia="Calibri" w:hAnsi="Calibri" w:cs="Times New Roman"/>
-          <w:sz w:val="32"/>
-          <w:szCs w:val="32"/>
-          <w:lang w:val="en-US"/>
-        </w:rPr>
-        <w:t>values(</w:t>
-      </w:r>
-      <w:proofErr w:type="gramEnd"/>
-      <w:r>
-        <w:rPr>
-          <w:rFonts w:ascii="Calibri" w:eastAsia="Calibri" w:hAnsi="Calibri" w:cs="Times New Roman"/>
-          <w:sz w:val="32"/>
-          <w:szCs w:val="32"/>
-          <w:lang w:val="en-US"/>
-        </w:rPr>
-        <w:t>) Method</w:t>
-      </w:r>
-    </w:p>
-    <w:p>
-      <w:pPr>
-        <w:spacing w:line="256" w:lineRule="auto"/>
-        <w:rPr>
-          <w:rFonts w:ascii="Calibri" w:eastAsia="Calibri" w:hAnsi="Calibri" w:cs="Times New Roman"/>
-          <w:sz w:val="32"/>
-          <w:szCs w:val="32"/>
-          <w:lang w:val="en-US"/>
-        </w:rPr>
-      </w:pPr>
-      <w:r>
-        <w:rPr>
-          <w:rFonts w:ascii="Calibri" w:eastAsia="Calibri" w:hAnsi="Calibri" w:cs="Times New Roman"/>
-          <w:sz w:val="32"/>
-          <w:szCs w:val="32"/>
-          <w:lang w:val="en-US"/>
-        </w:rPr>
-        <w:t xml:space="preserve">The </w:t>
-      </w:r>
-      <w:proofErr w:type="gramStart"/>
-      <w:r>
-        <w:rPr>
-          <w:rFonts w:ascii="Calibri" w:eastAsia="Calibri" w:hAnsi="Calibri" w:cs="Times New Roman"/>
-          <w:sz w:val="32"/>
-          <w:szCs w:val="32"/>
-          <w:lang w:val="en-US"/>
-        </w:rPr>
-        <w:t>values(</w:t>
-      </w:r>
-      <w:proofErr w:type="gramEnd"/>
-      <w:r>
-        <w:rPr>
-          <w:rFonts w:ascii="Calibri" w:eastAsia="Calibri" w:hAnsi="Calibri" w:cs="Times New Roman"/>
-          <w:sz w:val="32"/>
-          <w:szCs w:val="32"/>
-          <w:lang w:val="en-US"/>
-        </w:rPr>
-        <w:t>) method returns all the values in the dictionary.</w:t>
-      </w:r>
-    </w:p>
-    <w:p>
-      <w:pPr>
-        <w:spacing w:line="256" w:lineRule="auto"/>
-        <w:rPr>
-          <w:rFonts w:ascii="Calibri" w:eastAsia="Calibri" w:hAnsi="Calibri" w:cs="Times New Roman"/>
-          <w:sz w:val="32"/>
-          <w:szCs w:val="32"/>
-          <w:lang w:val="en-US"/>
-        </w:rPr>
-      </w:pPr>
-      <w:r>
-        <w:rPr>
-          <w:rFonts w:ascii="Calibri" w:eastAsia="Calibri" w:hAnsi="Calibri" w:cs="Times New Roman"/>
-          <w:sz w:val="32"/>
-          <w:szCs w:val="32"/>
-          <w:lang w:val="en-US"/>
-        </w:rPr>
-        <w:t>print(</w:t>
-      </w:r>
-      <w:proofErr w:type="spellStart"/>
-      <w:proofErr w:type="gramStart"/>
-      <w:r>
-        <w:rPr>
-          <w:rFonts w:ascii="Calibri" w:eastAsia="Calibri" w:hAnsi="Calibri" w:cs="Times New Roman"/>
-          <w:sz w:val="32"/>
-          <w:szCs w:val="32"/>
-          <w:lang w:val="en-US"/>
-        </w:rPr>
-        <w:t>student.values</w:t>
-      </w:r>
-      <w:proofErr w:type="spellEnd"/>
-      <w:proofErr w:type="gramEnd"/>
-      <w:r>
-        <w:rPr>
-          <w:rFonts w:ascii="Calibri" w:eastAsia="Calibri" w:hAnsi="Calibri" w:cs="Times New Roman"/>
-          <w:sz w:val="32"/>
-          <w:szCs w:val="32"/>
-          <w:lang w:val="en-US"/>
-        </w:rPr>
-        <w:t>())</w:t>
+        <w:t>2. values() Method</w:t>
+      </w:r>
+    </w:p>
+    <w:p>
+      <w:pPr>
+        <w:spacing w:line="256" w:lineRule="auto"/>
+        <w:rPr>
+          <w:rFonts w:ascii="Calibri" w:eastAsia="Calibri" w:hAnsi="Calibri" w:cs="Times New Roman"/>
+          <w:sz w:val="32"/>
+          <w:szCs w:val="32"/>
+          <w:lang w:val="en-US"/>
+        </w:rPr>
+      </w:pPr>
+      <w:r>
+        <w:rPr>
+          <w:rFonts w:ascii="Calibri" w:eastAsia="Calibri" w:hAnsi="Calibri" w:cs="Times New Roman"/>
+          <w:sz w:val="32"/>
+          <w:szCs w:val="32"/>
+          <w:lang w:val="en-US"/>
+        </w:rPr>
+        <w:t>The values() method returns all the values in the dictionary.</w:t>
+      </w:r>
+    </w:p>
+    <w:p>
+      <w:pPr>
+        <w:spacing w:line="256" w:lineRule="auto"/>
+        <w:rPr>
+          <w:rFonts w:ascii="Calibri" w:eastAsia="Calibri" w:hAnsi="Calibri" w:cs="Times New Roman"/>
+          <w:sz w:val="32"/>
+          <w:szCs w:val="32"/>
+          <w:lang w:val="en-US"/>
+        </w:rPr>
+      </w:pPr>
+      <w:r>
+        <w:rPr>
+          <w:rFonts w:ascii="Calibri" w:eastAsia="Calibri" w:hAnsi="Calibri" w:cs="Times New Roman"/>
+          <w:sz w:val="32"/>
+          <w:szCs w:val="32"/>
+          <w:lang w:val="en-US"/>
+        </w:rPr>
+        <w:t>print(student.values())</w:t>
       </w:r>
     </w:p>
     <w:p>
@@ -13849,45 +11208,14 @@
           <w:lang w:val="en-US"/>
         </w:rPr>
       </w:pPr>
-      <w:proofErr w:type="spellStart"/>
-      <w:r>
-        <w:rPr>
-          <w:rFonts w:ascii="Calibri" w:eastAsia="Calibri" w:hAnsi="Calibri" w:cs="Times New Roman"/>
-          <w:sz w:val="32"/>
-          <w:szCs w:val="32"/>
-          <w:lang w:val="en-US"/>
-        </w:rPr>
-        <w:t>dict_</w:t>
-      </w:r>
-      <w:proofErr w:type="gramStart"/>
-      <w:r>
-        <w:rPr>
-          <w:rFonts w:ascii="Calibri" w:eastAsia="Calibri" w:hAnsi="Calibri" w:cs="Times New Roman"/>
-          <w:sz w:val="32"/>
-          <w:szCs w:val="32"/>
-          <w:lang w:val="en-US"/>
-        </w:rPr>
-        <w:t>values</w:t>
-      </w:r>
-      <w:proofErr w:type="spellEnd"/>
-      <w:r>
-        <w:rPr>
-          <w:rFonts w:ascii="Calibri" w:eastAsia="Calibri" w:hAnsi="Calibri" w:cs="Times New Roman"/>
-          <w:sz w:val="32"/>
-          <w:szCs w:val="32"/>
-          <w:lang w:val="en-US"/>
-        </w:rPr>
-        <w:t>(</w:t>
-      </w:r>
-      <w:proofErr w:type="gramEnd"/>
-      <w:r>
-        <w:rPr>
-          <w:rFonts w:ascii="Calibri" w:eastAsia="Calibri" w:hAnsi="Calibri" w:cs="Times New Roman"/>
-          <w:sz w:val="32"/>
-          <w:szCs w:val="32"/>
-          <w:lang w:val="en-US"/>
-        </w:rPr>
-        <w:t>['Aarav', 20, 'Python'])</w:t>
+      <w:r>
+        <w:rPr>
+          <w:rFonts w:ascii="Calibri" w:eastAsia="Calibri" w:hAnsi="Calibri" w:cs="Times New Roman"/>
+          <w:sz w:val="32"/>
+          <w:szCs w:val="32"/>
+          <w:lang w:val="en-US"/>
+        </w:rPr>
+        <w:t>dict_values(['Aarav', 20, 'Python'])</w:t>
       </w:r>
     </w:p>
     <w:p>
@@ -13927,29 +11255,7 @@
           <w:szCs w:val="32"/>
           <w:lang w:val="en-US"/>
         </w:rPr>
-        <w:t>print(list(</w:t>
-      </w:r>
-      <w:proofErr w:type="spellStart"/>
-      <w:proofErr w:type="gramStart"/>
-      <w:r>
-        <w:rPr>
-          <w:rFonts w:ascii="Calibri" w:eastAsia="Calibri" w:hAnsi="Calibri" w:cs="Times New Roman"/>
-          <w:sz w:val="32"/>
-          <w:szCs w:val="32"/>
-          <w:lang w:val="en-US"/>
-        </w:rPr>
-        <w:t>student.values</w:t>
-      </w:r>
-      <w:proofErr w:type="spellEnd"/>
-      <w:proofErr w:type="gramEnd"/>
-      <w:r>
-        <w:rPr>
-          <w:rFonts w:ascii="Calibri" w:eastAsia="Calibri" w:hAnsi="Calibri" w:cs="Times New Roman"/>
-          <w:sz w:val="32"/>
-          <w:szCs w:val="32"/>
-          <w:lang w:val="en-US"/>
-        </w:rPr>
-        <w:t>()))</w:t>
+        <w:t>print(list(student.values()))</w:t>
       </w:r>
     </w:p>
     <w:p>
@@ -14009,109 +11315,47 @@
           <w:szCs w:val="32"/>
           <w:lang w:val="en-US"/>
         </w:rPr>
-        <w:t xml:space="preserve">3. </w:t>
-      </w:r>
-      <w:proofErr w:type="gramStart"/>
-      <w:r>
-        <w:rPr>
-          <w:rFonts w:ascii="Calibri" w:eastAsia="Calibri" w:hAnsi="Calibri" w:cs="Times New Roman"/>
-          <w:sz w:val="32"/>
-          <w:szCs w:val="32"/>
-          <w:lang w:val="en-US"/>
-        </w:rPr>
-        <w:t>items(</w:t>
-      </w:r>
-      <w:proofErr w:type="gramEnd"/>
-      <w:r>
-        <w:rPr>
-          <w:rFonts w:ascii="Calibri" w:eastAsia="Calibri" w:hAnsi="Calibri" w:cs="Times New Roman"/>
-          <w:sz w:val="32"/>
-          <w:szCs w:val="32"/>
-          <w:lang w:val="en-US"/>
-        </w:rPr>
-        <w:t>) Method</w:t>
-      </w:r>
-    </w:p>
-    <w:p>
-      <w:pPr>
-        <w:spacing w:line="256" w:lineRule="auto"/>
-        <w:rPr>
-          <w:rFonts w:ascii="Calibri" w:eastAsia="Calibri" w:hAnsi="Calibri" w:cs="Times New Roman"/>
-          <w:sz w:val="32"/>
-          <w:szCs w:val="32"/>
-          <w:lang w:val="en-US"/>
-        </w:rPr>
-      </w:pPr>
-      <w:r>
-        <w:rPr>
-          <w:rFonts w:ascii="Calibri" w:eastAsia="Calibri" w:hAnsi="Calibri" w:cs="Times New Roman"/>
-          <w:sz w:val="32"/>
-          <w:szCs w:val="32"/>
-          <w:lang w:val="en-US"/>
-        </w:rPr>
-        <w:t xml:space="preserve">The </w:t>
-      </w:r>
-      <w:proofErr w:type="gramStart"/>
-      <w:r>
-        <w:rPr>
-          <w:rFonts w:ascii="Calibri" w:eastAsia="Calibri" w:hAnsi="Calibri" w:cs="Times New Roman"/>
-          <w:sz w:val="32"/>
-          <w:szCs w:val="32"/>
-          <w:lang w:val="en-US"/>
-        </w:rPr>
-        <w:t>items(</w:t>
-      </w:r>
-      <w:proofErr w:type="gramEnd"/>
-      <w:r>
-        <w:rPr>
-          <w:rFonts w:ascii="Calibri" w:eastAsia="Calibri" w:hAnsi="Calibri" w:cs="Times New Roman"/>
-          <w:sz w:val="32"/>
-          <w:szCs w:val="32"/>
-          <w:lang w:val="en-US"/>
-        </w:rPr>
-        <w:t>) method returns all key-value pairs as tuples.</w:t>
-      </w:r>
-    </w:p>
-    <w:p>
-      <w:pPr>
-        <w:spacing w:line="256" w:lineRule="auto"/>
-        <w:rPr>
-          <w:rFonts w:ascii="Calibri" w:eastAsia="Calibri" w:hAnsi="Calibri" w:cs="Times New Roman"/>
-          <w:sz w:val="32"/>
-          <w:szCs w:val="32"/>
-          <w:lang w:val="en-US"/>
-        </w:rPr>
-      </w:pPr>
-      <w:r>
-        <w:rPr>
-          <w:rFonts w:ascii="Calibri" w:eastAsia="Calibri" w:hAnsi="Calibri" w:cs="Times New Roman"/>
-          <w:sz w:val="32"/>
-          <w:szCs w:val="32"/>
-          <w:lang w:val="en-US"/>
-        </w:rPr>
-        <w:t>print(</w:t>
-      </w:r>
-      <w:proofErr w:type="spellStart"/>
-      <w:proofErr w:type="gramStart"/>
-      <w:r>
-        <w:rPr>
-          <w:rFonts w:ascii="Calibri" w:eastAsia="Calibri" w:hAnsi="Calibri" w:cs="Times New Roman"/>
-          <w:sz w:val="32"/>
-          <w:szCs w:val="32"/>
-          <w:lang w:val="en-US"/>
-        </w:rPr>
-        <w:t>student.items</w:t>
-      </w:r>
-      <w:proofErr w:type="spellEnd"/>
-      <w:proofErr w:type="gramEnd"/>
-      <w:r>
-        <w:rPr>
-          <w:rFonts w:ascii="Calibri" w:eastAsia="Calibri" w:hAnsi="Calibri" w:cs="Times New Roman"/>
-          <w:sz w:val="32"/>
-          <w:szCs w:val="32"/>
-          <w:lang w:val="en-US"/>
-        </w:rPr>
-        <w:t>())</w:t>
+        <w:t>3. items() Method</w:t>
+      </w:r>
+    </w:p>
+    <w:p>
+      <w:pPr>
+        <w:spacing w:line="256" w:lineRule="auto"/>
+        <w:rPr>
+          <w:rFonts w:ascii="Calibri" w:eastAsia="Calibri" w:hAnsi="Calibri" w:cs="Times New Roman"/>
+          <w:sz w:val="32"/>
+          <w:szCs w:val="32"/>
+          <w:lang w:val="en-US"/>
+        </w:rPr>
+      </w:pPr>
+      <w:r>
+        <w:rPr>
+          <w:rFonts w:ascii="Calibri" w:eastAsia="Calibri" w:hAnsi="Calibri" w:cs="Times New Roman"/>
+          <w:sz w:val="32"/>
+          <w:szCs w:val="32"/>
+          <w:lang w:val="en-US"/>
+        </w:rPr>
+        <w:t>The items() method returns all key-value pairs as tuples.</w:t>
+      </w:r>
+    </w:p>
+    <w:p>
+      <w:pPr>
+        <w:spacing w:line="256" w:lineRule="auto"/>
+        <w:rPr>
+          <w:rFonts w:ascii="Calibri" w:eastAsia="Calibri" w:hAnsi="Calibri" w:cs="Times New Roman"/>
+          <w:sz w:val="32"/>
+          <w:szCs w:val="32"/>
+          <w:lang w:val="en-US"/>
+        </w:rPr>
+      </w:pPr>
+      <w:r>
+        <w:rPr>
+          <w:rFonts w:ascii="Calibri" w:eastAsia="Calibri" w:hAnsi="Calibri" w:cs="Times New Roman"/>
+          <w:sz w:val="32"/>
+          <w:szCs w:val="32"/>
+          <w:lang w:val="en-US"/>
+        </w:rPr>
+        <w:t>print(student.items())</w:t>
       </w:r>
     </w:p>
     <w:p>
@@ -14144,45 +11388,14 @@
           <w:lang w:val="en-US"/>
         </w:rPr>
       </w:pPr>
-      <w:proofErr w:type="spellStart"/>
-      <w:r>
-        <w:rPr>
-          <w:rFonts w:ascii="Calibri" w:eastAsia="Calibri" w:hAnsi="Calibri" w:cs="Times New Roman"/>
-          <w:sz w:val="32"/>
-          <w:szCs w:val="32"/>
-          <w:lang w:val="en-US"/>
-        </w:rPr>
-        <w:t>dict_</w:t>
-      </w:r>
-      <w:proofErr w:type="gramStart"/>
-      <w:r>
-        <w:rPr>
-          <w:rFonts w:ascii="Calibri" w:eastAsia="Calibri" w:hAnsi="Calibri" w:cs="Times New Roman"/>
-          <w:sz w:val="32"/>
-          <w:szCs w:val="32"/>
-          <w:lang w:val="en-US"/>
-        </w:rPr>
-        <w:t>items</w:t>
-      </w:r>
-      <w:proofErr w:type="spellEnd"/>
-      <w:r>
-        <w:rPr>
-          <w:rFonts w:ascii="Calibri" w:eastAsia="Calibri" w:hAnsi="Calibri" w:cs="Times New Roman"/>
-          <w:sz w:val="32"/>
-          <w:szCs w:val="32"/>
-          <w:lang w:val="en-US"/>
-        </w:rPr>
-        <w:t>(</w:t>
-      </w:r>
-      <w:proofErr w:type="gramEnd"/>
-      <w:r>
-        <w:rPr>
-          <w:rFonts w:ascii="Calibri" w:eastAsia="Calibri" w:hAnsi="Calibri" w:cs="Times New Roman"/>
-          <w:sz w:val="32"/>
-          <w:szCs w:val="32"/>
-          <w:lang w:val="en-US"/>
-        </w:rPr>
-        <w:t>[('name', 'Aarav'), ('age', 20), ('course', 'Python')])</w:t>
+      <w:r>
+        <w:rPr>
+          <w:rFonts w:ascii="Calibri" w:eastAsia="Calibri" w:hAnsi="Calibri" w:cs="Times New Roman"/>
+          <w:sz w:val="32"/>
+          <w:szCs w:val="32"/>
+          <w:lang w:val="en-US"/>
+        </w:rPr>
+        <w:t>dict_items([('name', 'Aarav'), ('age', 20), ('course', 'Python')])</w:t>
       </w:r>
     </w:p>
     <w:p>
@@ -14222,29 +11435,7 @@
           <w:szCs w:val="32"/>
           <w:lang w:val="en-US"/>
         </w:rPr>
-        <w:t>print(list(</w:t>
-      </w:r>
-      <w:proofErr w:type="spellStart"/>
-      <w:proofErr w:type="gramStart"/>
-      <w:r>
-        <w:rPr>
-          <w:rFonts w:ascii="Calibri" w:eastAsia="Calibri" w:hAnsi="Calibri" w:cs="Times New Roman"/>
-          <w:sz w:val="32"/>
-          <w:szCs w:val="32"/>
-          <w:lang w:val="en-US"/>
-        </w:rPr>
-        <w:t>student.items</w:t>
-      </w:r>
-      <w:proofErr w:type="spellEnd"/>
-      <w:proofErr w:type="gramEnd"/>
-      <w:r>
-        <w:rPr>
-          <w:rFonts w:ascii="Calibri" w:eastAsia="Calibri" w:hAnsi="Calibri" w:cs="Times New Roman"/>
-          <w:sz w:val="32"/>
-          <w:szCs w:val="32"/>
-          <w:lang w:val="en-US"/>
-        </w:rPr>
-        <w:t>()))</w:t>
+        <w:t>print(list(student.items()))</w:t>
       </w:r>
     </w:p>
     <w:p>
@@ -14304,109 +11495,47 @@
           <w:szCs w:val="32"/>
           <w:lang w:val="en-US"/>
         </w:rPr>
-        <w:t xml:space="preserve">Using </w:t>
-      </w:r>
-      <w:proofErr w:type="gramStart"/>
-      <w:r>
-        <w:rPr>
-          <w:rFonts w:ascii="Calibri" w:eastAsia="Calibri" w:hAnsi="Calibri" w:cs="Times New Roman"/>
-          <w:sz w:val="32"/>
-          <w:szCs w:val="32"/>
-          <w:lang w:val="en-US"/>
-        </w:rPr>
-        <w:t>items(</w:t>
-      </w:r>
-      <w:proofErr w:type="gramEnd"/>
-      <w:r>
-        <w:rPr>
-          <w:rFonts w:ascii="Calibri" w:eastAsia="Calibri" w:hAnsi="Calibri" w:cs="Times New Roman"/>
-          <w:sz w:val="32"/>
-          <w:szCs w:val="32"/>
-          <w:lang w:val="en-US"/>
-        </w:rPr>
-        <w:t>) in a Loop</w:t>
-      </w:r>
-    </w:p>
-    <w:p>
-      <w:pPr>
-        <w:spacing w:line="256" w:lineRule="auto"/>
-        <w:rPr>
-          <w:rFonts w:ascii="Calibri" w:eastAsia="Calibri" w:hAnsi="Calibri" w:cs="Times New Roman"/>
-          <w:sz w:val="32"/>
-          <w:szCs w:val="32"/>
-          <w:lang w:val="en-US"/>
-        </w:rPr>
-      </w:pPr>
-      <w:r>
-        <w:rPr>
-          <w:rFonts w:ascii="Calibri" w:eastAsia="Calibri" w:hAnsi="Calibri" w:cs="Times New Roman"/>
-          <w:sz w:val="32"/>
-          <w:szCs w:val="32"/>
-          <w:lang w:val="en-US"/>
-        </w:rPr>
-        <w:t xml:space="preserve">for key, value in </w:t>
-      </w:r>
-      <w:proofErr w:type="spellStart"/>
-      <w:proofErr w:type="gramStart"/>
-      <w:r>
-        <w:rPr>
-          <w:rFonts w:ascii="Calibri" w:eastAsia="Calibri" w:hAnsi="Calibri" w:cs="Times New Roman"/>
-          <w:sz w:val="32"/>
-          <w:szCs w:val="32"/>
-          <w:lang w:val="en-US"/>
-        </w:rPr>
-        <w:t>student.items</w:t>
-      </w:r>
-      <w:proofErr w:type="spellEnd"/>
-      <w:proofErr w:type="gramEnd"/>
-      <w:r>
-        <w:rPr>
-          <w:rFonts w:ascii="Calibri" w:eastAsia="Calibri" w:hAnsi="Calibri" w:cs="Times New Roman"/>
-          <w:sz w:val="32"/>
-          <w:szCs w:val="32"/>
-          <w:lang w:val="en-US"/>
-        </w:rPr>
-        <w:t>():</w:t>
-      </w:r>
-    </w:p>
-    <w:p>
-      <w:pPr>
-        <w:spacing w:line="256" w:lineRule="auto"/>
-        <w:rPr>
-          <w:rFonts w:ascii="Calibri" w:eastAsia="Calibri" w:hAnsi="Calibri" w:cs="Times New Roman"/>
-          <w:sz w:val="32"/>
-          <w:szCs w:val="32"/>
-          <w:lang w:val="en-US"/>
-        </w:rPr>
-      </w:pPr>
-      <w:r>
-        <w:rPr>
-          <w:rFonts w:ascii="Calibri" w:eastAsia="Calibri" w:hAnsi="Calibri" w:cs="Times New Roman"/>
-          <w:sz w:val="32"/>
-          <w:szCs w:val="32"/>
-          <w:lang w:val="en-US"/>
-        </w:rPr>
-        <w:t xml:space="preserve">    </w:t>
-      </w:r>
-      <w:proofErr w:type="gramStart"/>
-      <w:r>
-        <w:rPr>
-          <w:rFonts w:ascii="Calibri" w:eastAsia="Calibri" w:hAnsi="Calibri" w:cs="Times New Roman"/>
-          <w:sz w:val="32"/>
-          <w:szCs w:val="32"/>
-          <w:lang w:val="en-US"/>
-        </w:rPr>
-        <w:t>print(</w:t>
-      </w:r>
-      <w:proofErr w:type="gramEnd"/>
-      <w:r>
-        <w:rPr>
-          <w:rFonts w:ascii="Calibri" w:eastAsia="Calibri" w:hAnsi="Calibri" w:cs="Times New Roman"/>
-          <w:sz w:val="32"/>
-          <w:szCs w:val="32"/>
-          <w:lang w:val="en-US"/>
-        </w:rPr>
-        <w:t>key, ":", value)</w:t>
+        <w:t>Using items() in a Loop</w:t>
+      </w:r>
+    </w:p>
+    <w:p>
+      <w:pPr>
+        <w:spacing w:line="256" w:lineRule="auto"/>
+        <w:rPr>
+          <w:rFonts w:ascii="Calibri" w:eastAsia="Calibri" w:hAnsi="Calibri" w:cs="Times New Roman"/>
+          <w:sz w:val="32"/>
+          <w:szCs w:val="32"/>
+          <w:lang w:val="en-US"/>
+        </w:rPr>
+      </w:pPr>
+      <w:r>
+        <w:rPr>
+          <w:rFonts w:ascii="Calibri" w:eastAsia="Calibri" w:hAnsi="Calibri" w:cs="Times New Roman"/>
+          <w:sz w:val="32"/>
+          <w:szCs w:val="32"/>
+          <w:lang w:val="en-US"/>
+        </w:rPr>
+        <w:t>for key, value in student.items():</w:t>
+      </w:r>
+    </w:p>
+    <w:p>
+      <w:pPr>
+        <w:spacing w:line="256" w:lineRule="auto"/>
+        <w:rPr>
+          <w:rFonts w:ascii="Calibri" w:eastAsia="Calibri" w:hAnsi="Calibri" w:cs="Times New Roman"/>
+          <w:sz w:val="32"/>
+          <w:szCs w:val="32"/>
+          <w:lang w:val="en-US"/>
+        </w:rPr>
+      </w:pPr>
+      <w:r>
+        <w:rPr>
+          <w:rFonts w:ascii="Calibri" w:eastAsia="Calibri" w:hAnsi="Calibri" w:cs="Times New Roman"/>
+          <w:sz w:val="32"/>
+          <w:szCs w:val="32"/>
+          <w:lang w:val="en-US"/>
+        </w:rPr>
+        <w:t xml:space="preserve">    print(key, ":", value)</w:t>
       </w:r>
     </w:p>
     <w:p>
@@ -14450,87 +11579,54 @@
           <w:lang w:val="en-US"/>
         </w:rPr>
       </w:pPr>
-      <w:proofErr w:type="gramStart"/>
-      <w:r>
-        <w:rPr>
-          <w:rFonts w:ascii="Calibri" w:eastAsia="Calibri" w:hAnsi="Calibri" w:cs="Times New Roman"/>
-          <w:sz w:val="32"/>
-          <w:szCs w:val="32"/>
-          <w:lang w:val="en-US"/>
-        </w:rPr>
-        <w:t>name :</w:t>
-      </w:r>
-      <w:proofErr w:type="gramEnd"/>
-      <w:r>
-        <w:rPr>
-          <w:rFonts w:ascii="Calibri" w:eastAsia="Calibri" w:hAnsi="Calibri" w:cs="Times New Roman"/>
-          <w:sz w:val="32"/>
-          <w:szCs w:val="32"/>
-          <w:lang w:val="en-US"/>
-        </w:rPr>
-        <w:t xml:space="preserve"> Aarav</w:t>
-      </w:r>
-    </w:p>
-    <w:p>
-      <w:pPr>
-        <w:spacing w:line="256" w:lineRule="auto"/>
-        <w:rPr>
-          <w:rFonts w:ascii="Calibri" w:eastAsia="Calibri" w:hAnsi="Calibri" w:cs="Times New Roman"/>
-          <w:sz w:val="32"/>
-          <w:szCs w:val="32"/>
-          <w:lang w:val="en-US"/>
-        </w:rPr>
-      </w:pPr>
-      <w:proofErr w:type="gramStart"/>
-      <w:r>
-        <w:rPr>
-          <w:rFonts w:ascii="Calibri" w:eastAsia="Calibri" w:hAnsi="Calibri" w:cs="Times New Roman"/>
-          <w:sz w:val="32"/>
-          <w:szCs w:val="32"/>
-          <w:lang w:val="en-US"/>
-        </w:rPr>
-        <w:t>age :</w:t>
-      </w:r>
-      <w:proofErr w:type="gramEnd"/>
-      <w:r>
-        <w:rPr>
-          <w:rFonts w:ascii="Calibri" w:eastAsia="Calibri" w:hAnsi="Calibri" w:cs="Times New Roman"/>
-          <w:sz w:val="32"/>
-          <w:szCs w:val="32"/>
-          <w:lang w:val="en-US"/>
-        </w:rPr>
-        <w:t xml:space="preserve"> 20</w:t>
-      </w:r>
-    </w:p>
-    <w:p>
-      <w:pPr>
-        <w:spacing w:line="256" w:lineRule="auto"/>
-        <w:rPr>
-          <w:rFonts w:ascii="Calibri" w:eastAsia="Calibri" w:hAnsi="Calibri" w:cs="Times New Roman"/>
-          <w:sz w:val="32"/>
-          <w:szCs w:val="32"/>
-          <w:lang w:val="en-US"/>
-        </w:rPr>
-      </w:pPr>
-      <w:proofErr w:type="gramStart"/>
-      <w:r>
-        <w:rPr>
-          <w:rFonts w:ascii="Calibri" w:eastAsia="Calibri" w:hAnsi="Calibri" w:cs="Times New Roman"/>
-          <w:sz w:val="32"/>
-          <w:szCs w:val="32"/>
-          <w:lang w:val="en-US"/>
-        </w:rPr>
-        <w:t>course :</w:t>
-      </w:r>
-      <w:proofErr w:type="gramEnd"/>
-      <w:r>
-        <w:rPr>
-          <w:rFonts w:ascii="Calibri" w:eastAsia="Calibri" w:hAnsi="Calibri" w:cs="Times New Roman"/>
-          <w:sz w:val="32"/>
-          <w:szCs w:val="32"/>
-          <w:lang w:val="en-US"/>
-        </w:rPr>
-        <w:t xml:space="preserve"> Python</w:t>
+      <w:r>
+        <w:rPr>
+          <w:rFonts w:ascii="Calibri" w:eastAsia="Calibri" w:hAnsi="Calibri" w:cs="Times New Roman"/>
+          <w:sz w:val="32"/>
+          <w:szCs w:val="32"/>
+          <w:lang w:val="en-US"/>
+        </w:rPr>
+        <w:t>name : Aarav</w:t>
+      </w:r>
+    </w:p>
+    <w:p>
+      <w:pPr>
+        <w:spacing w:line="256" w:lineRule="auto"/>
+        <w:rPr>
+          <w:rFonts w:ascii="Calibri" w:eastAsia="Calibri" w:hAnsi="Calibri" w:cs="Times New Roman"/>
+          <w:sz w:val="32"/>
+          <w:szCs w:val="32"/>
+          <w:lang w:val="en-US"/>
+        </w:rPr>
+      </w:pPr>
+      <w:r>
+        <w:rPr>
+          <w:rFonts w:ascii="Calibri" w:eastAsia="Calibri" w:hAnsi="Calibri" w:cs="Times New Roman"/>
+          <w:sz w:val="32"/>
+          <w:szCs w:val="32"/>
+          <w:lang w:val="en-US"/>
+        </w:rPr>
+        <w:t>age : 20</w:t>
+      </w:r>
+    </w:p>
+    <w:p>
+      <w:pPr>
+        <w:spacing w:line="256" w:lineRule="auto"/>
+        <w:rPr>
+          <w:rFonts w:ascii="Calibri" w:eastAsia="Calibri" w:hAnsi="Calibri" w:cs="Times New Roman"/>
+          <w:sz w:val="32"/>
+          <w:szCs w:val="32"/>
+          <w:lang w:val="en-US"/>
+        </w:rPr>
+      </w:pPr>
+      <w:r>
+        <w:rPr>
+          <w:rFonts w:ascii="Calibri" w:eastAsia="Calibri" w:hAnsi="Calibri" w:cs="Times New Roman"/>
+          <w:sz w:val="32"/>
+          <w:szCs w:val="32"/>
+          <w:lang w:val="en-US"/>
+        </w:rPr>
+        <w:t>course : Python</w:t>
       </w:r>
     </w:p>
     <w:p>
@@ -14921,27 +12017,7 @@
           <w:szCs w:val="32"/>
           <w:lang w:val="en-US"/>
         </w:rPr>
-        <w:t xml:space="preserve">Use the </w:t>
-      </w:r>
-      <w:proofErr w:type="gramStart"/>
-      <w:r>
-        <w:rPr>
-          <w:rFonts w:ascii="Calibri" w:eastAsia="Calibri" w:hAnsi="Calibri" w:cs="Times New Roman"/>
-          <w:sz w:val="32"/>
-          <w:szCs w:val="32"/>
-          <w:lang w:val="en-US"/>
-        </w:rPr>
-        <w:t>values(</w:t>
-      </w:r>
-      <w:proofErr w:type="gramEnd"/>
-      <w:r>
-        <w:rPr>
-          <w:rFonts w:ascii="Calibri" w:eastAsia="Calibri" w:hAnsi="Calibri" w:cs="Times New Roman"/>
-          <w:sz w:val="32"/>
-          <w:szCs w:val="32"/>
-          <w:lang w:val="en-US"/>
-        </w:rPr>
-        <w:t>) method to access values.</w:t>
+        <w:t>Use the values() method to access values.</w:t>
       </w:r>
     </w:p>
     <w:p>
@@ -14973,29 +12049,7 @@
           <w:lang w:val="en-US"/>
         </w:rPr>
         <w:lastRenderedPageBreak/>
-        <w:t xml:space="preserve">for value in </w:t>
-      </w:r>
-      <w:proofErr w:type="spellStart"/>
-      <w:proofErr w:type="gramStart"/>
-      <w:r>
-        <w:rPr>
-          <w:rFonts w:ascii="Calibri" w:eastAsia="Calibri" w:hAnsi="Calibri" w:cs="Times New Roman"/>
-          <w:sz w:val="32"/>
-          <w:szCs w:val="32"/>
-          <w:lang w:val="en-US"/>
-        </w:rPr>
-        <w:t>student.values</w:t>
-      </w:r>
-      <w:proofErr w:type="spellEnd"/>
-      <w:proofErr w:type="gramEnd"/>
-      <w:r>
-        <w:rPr>
-          <w:rFonts w:ascii="Calibri" w:eastAsia="Calibri" w:hAnsi="Calibri" w:cs="Times New Roman"/>
-          <w:sz w:val="32"/>
-          <w:szCs w:val="32"/>
-          <w:lang w:val="en-US"/>
-        </w:rPr>
-        <w:t>():</w:t>
+        <w:t>for value in student.values():</w:t>
       </w:r>
     </w:p>
     <w:p>
@@ -15135,109 +12189,47 @@
           <w:szCs w:val="32"/>
           <w:lang w:val="en-US"/>
         </w:rPr>
-        <w:t xml:space="preserve">Use the </w:t>
-      </w:r>
-      <w:proofErr w:type="gramStart"/>
-      <w:r>
-        <w:rPr>
-          <w:rFonts w:ascii="Calibri" w:eastAsia="Calibri" w:hAnsi="Calibri" w:cs="Times New Roman"/>
-          <w:sz w:val="32"/>
-          <w:szCs w:val="32"/>
-          <w:lang w:val="en-US"/>
-        </w:rPr>
-        <w:t>items(</w:t>
-      </w:r>
-      <w:proofErr w:type="gramEnd"/>
-      <w:r>
-        <w:rPr>
-          <w:rFonts w:ascii="Calibri" w:eastAsia="Calibri" w:hAnsi="Calibri" w:cs="Times New Roman"/>
-          <w:sz w:val="32"/>
-          <w:szCs w:val="32"/>
-          <w:lang w:val="en-US"/>
-        </w:rPr>
-        <w:t>) method to get both keys and values.</w:t>
-      </w:r>
-    </w:p>
-    <w:p>
-      <w:pPr>
-        <w:spacing w:line="256" w:lineRule="auto"/>
-        <w:rPr>
-          <w:rFonts w:ascii="Calibri" w:eastAsia="Calibri" w:hAnsi="Calibri" w:cs="Times New Roman"/>
-          <w:sz w:val="32"/>
-          <w:szCs w:val="32"/>
-          <w:lang w:val="en-US"/>
-        </w:rPr>
-      </w:pPr>
-      <w:r>
-        <w:rPr>
-          <w:rFonts w:ascii="Calibri" w:eastAsia="Calibri" w:hAnsi="Calibri" w:cs="Times New Roman"/>
-          <w:sz w:val="32"/>
-          <w:szCs w:val="32"/>
-          <w:lang w:val="en-US"/>
-        </w:rPr>
-        <w:t xml:space="preserve">for key, value in </w:t>
-      </w:r>
-      <w:proofErr w:type="spellStart"/>
-      <w:proofErr w:type="gramStart"/>
-      <w:r>
-        <w:rPr>
-          <w:rFonts w:ascii="Calibri" w:eastAsia="Calibri" w:hAnsi="Calibri" w:cs="Times New Roman"/>
-          <w:sz w:val="32"/>
-          <w:szCs w:val="32"/>
-          <w:lang w:val="en-US"/>
-        </w:rPr>
-        <w:t>student.items</w:t>
-      </w:r>
-      <w:proofErr w:type="spellEnd"/>
-      <w:proofErr w:type="gramEnd"/>
-      <w:r>
-        <w:rPr>
-          <w:rFonts w:ascii="Calibri" w:eastAsia="Calibri" w:hAnsi="Calibri" w:cs="Times New Roman"/>
-          <w:sz w:val="32"/>
-          <w:szCs w:val="32"/>
-          <w:lang w:val="en-US"/>
-        </w:rPr>
-        <w:t>():</w:t>
-      </w:r>
-    </w:p>
-    <w:p>
-      <w:pPr>
-        <w:spacing w:line="256" w:lineRule="auto"/>
-        <w:rPr>
-          <w:rFonts w:ascii="Calibri" w:eastAsia="Calibri" w:hAnsi="Calibri" w:cs="Times New Roman"/>
-          <w:sz w:val="32"/>
-          <w:szCs w:val="32"/>
-          <w:lang w:val="en-US"/>
-        </w:rPr>
-      </w:pPr>
-      <w:r>
-        <w:rPr>
-          <w:rFonts w:ascii="Calibri" w:eastAsia="Calibri" w:hAnsi="Calibri" w:cs="Times New Roman"/>
-          <w:sz w:val="32"/>
-          <w:szCs w:val="32"/>
-          <w:lang w:val="en-US"/>
-        </w:rPr>
-        <w:t xml:space="preserve">    </w:t>
-      </w:r>
-      <w:proofErr w:type="gramStart"/>
-      <w:r>
-        <w:rPr>
-          <w:rFonts w:ascii="Calibri" w:eastAsia="Calibri" w:hAnsi="Calibri" w:cs="Times New Roman"/>
-          <w:sz w:val="32"/>
-          <w:szCs w:val="32"/>
-          <w:lang w:val="en-US"/>
-        </w:rPr>
-        <w:t>print(</w:t>
-      </w:r>
-      <w:proofErr w:type="gramEnd"/>
-      <w:r>
-        <w:rPr>
-          <w:rFonts w:ascii="Calibri" w:eastAsia="Calibri" w:hAnsi="Calibri" w:cs="Times New Roman"/>
-          <w:sz w:val="32"/>
-          <w:szCs w:val="32"/>
-          <w:lang w:val="en-US"/>
-        </w:rPr>
-        <w:t>key, ":", value)</w:t>
+        <w:t>Use the items() method to get both keys and values.</w:t>
+      </w:r>
+    </w:p>
+    <w:p>
+      <w:pPr>
+        <w:spacing w:line="256" w:lineRule="auto"/>
+        <w:rPr>
+          <w:rFonts w:ascii="Calibri" w:eastAsia="Calibri" w:hAnsi="Calibri" w:cs="Times New Roman"/>
+          <w:sz w:val="32"/>
+          <w:szCs w:val="32"/>
+          <w:lang w:val="en-US"/>
+        </w:rPr>
+      </w:pPr>
+      <w:r>
+        <w:rPr>
+          <w:rFonts w:ascii="Calibri" w:eastAsia="Calibri" w:hAnsi="Calibri" w:cs="Times New Roman"/>
+          <w:sz w:val="32"/>
+          <w:szCs w:val="32"/>
+          <w:lang w:val="en-US"/>
+        </w:rPr>
+        <w:t>for key, value in student.items():</w:t>
+      </w:r>
+    </w:p>
+    <w:p>
+      <w:pPr>
+        <w:spacing w:line="256" w:lineRule="auto"/>
+        <w:rPr>
+          <w:rFonts w:ascii="Calibri" w:eastAsia="Calibri" w:hAnsi="Calibri" w:cs="Times New Roman"/>
+          <w:sz w:val="32"/>
+          <w:szCs w:val="32"/>
+          <w:lang w:val="en-US"/>
+        </w:rPr>
+      </w:pPr>
+      <w:r>
+        <w:rPr>
+          <w:rFonts w:ascii="Calibri" w:eastAsia="Calibri" w:hAnsi="Calibri" w:cs="Times New Roman"/>
+          <w:sz w:val="32"/>
+          <w:szCs w:val="32"/>
+          <w:lang w:val="en-US"/>
+        </w:rPr>
+        <w:t xml:space="preserve">    print(key, ":", value)</w:t>
       </w:r>
     </w:p>
     <w:p>
@@ -15270,169 +12262,94 @@
           <w:lang w:val="en-US"/>
         </w:rPr>
       </w:pPr>
-      <w:proofErr w:type="gramStart"/>
-      <w:r>
-        <w:rPr>
-          <w:rFonts w:ascii="Calibri" w:eastAsia="Calibri" w:hAnsi="Calibri" w:cs="Times New Roman"/>
-          <w:sz w:val="32"/>
-          <w:szCs w:val="32"/>
-          <w:lang w:val="en-US"/>
-        </w:rPr>
-        <w:t>name :</w:t>
-      </w:r>
-      <w:proofErr w:type="gramEnd"/>
-      <w:r>
-        <w:rPr>
-          <w:rFonts w:ascii="Calibri" w:eastAsia="Calibri" w:hAnsi="Calibri" w:cs="Times New Roman"/>
-          <w:sz w:val="32"/>
-          <w:szCs w:val="32"/>
-          <w:lang w:val="en-US"/>
-        </w:rPr>
-        <w:t xml:space="preserve"> Aarav</w:t>
-      </w:r>
-    </w:p>
-    <w:p>
-      <w:pPr>
-        <w:spacing w:line="256" w:lineRule="auto"/>
-        <w:rPr>
-          <w:rFonts w:ascii="Calibri" w:eastAsia="Calibri" w:hAnsi="Calibri" w:cs="Times New Roman"/>
-          <w:sz w:val="32"/>
-          <w:szCs w:val="32"/>
-          <w:lang w:val="en-US"/>
-        </w:rPr>
-      </w:pPr>
-      <w:proofErr w:type="gramStart"/>
-      <w:r>
-        <w:rPr>
-          <w:rFonts w:ascii="Calibri" w:eastAsia="Calibri" w:hAnsi="Calibri" w:cs="Times New Roman"/>
-          <w:sz w:val="32"/>
-          <w:szCs w:val="32"/>
-          <w:lang w:val="en-US"/>
-        </w:rPr>
-        <w:t>age :</w:t>
-      </w:r>
-      <w:proofErr w:type="gramEnd"/>
-      <w:r>
-        <w:rPr>
-          <w:rFonts w:ascii="Calibri" w:eastAsia="Calibri" w:hAnsi="Calibri" w:cs="Times New Roman"/>
-          <w:sz w:val="32"/>
-          <w:szCs w:val="32"/>
-          <w:lang w:val="en-US"/>
-        </w:rPr>
-        <w:t xml:space="preserve"> 20</w:t>
-      </w:r>
-    </w:p>
-    <w:p>
-      <w:pPr>
-        <w:spacing w:line="256" w:lineRule="auto"/>
-        <w:rPr>
-          <w:rFonts w:ascii="Calibri" w:eastAsia="Calibri" w:hAnsi="Calibri" w:cs="Times New Roman"/>
-          <w:sz w:val="32"/>
-          <w:szCs w:val="32"/>
-          <w:lang w:val="en-US"/>
-        </w:rPr>
-      </w:pPr>
-      <w:proofErr w:type="gramStart"/>
-      <w:r>
-        <w:rPr>
-          <w:rFonts w:ascii="Calibri" w:eastAsia="Calibri" w:hAnsi="Calibri" w:cs="Times New Roman"/>
-          <w:sz w:val="32"/>
-          <w:szCs w:val="32"/>
-          <w:lang w:val="en-US"/>
-        </w:rPr>
-        <w:t>course :</w:t>
-      </w:r>
-      <w:proofErr w:type="gramEnd"/>
-      <w:r>
-        <w:rPr>
-          <w:rFonts w:ascii="Calibri" w:eastAsia="Calibri" w:hAnsi="Calibri" w:cs="Times New Roman"/>
-          <w:sz w:val="32"/>
-          <w:szCs w:val="32"/>
-          <w:lang w:val="en-US"/>
-        </w:rPr>
-        <w:t xml:space="preserve"> Python</w:t>
-      </w:r>
-    </w:p>
-    <w:p>
-      <w:pPr>
-        <w:spacing w:line="256" w:lineRule="auto"/>
-        <w:rPr>
-          <w:rFonts w:ascii="Calibri" w:eastAsia="Calibri" w:hAnsi="Calibri" w:cs="Times New Roman"/>
-          <w:sz w:val="32"/>
-          <w:szCs w:val="32"/>
-          <w:lang w:val="en-US"/>
-        </w:rPr>
-      </w:pPr>
-      <w:r>
-        <w:rPr>
-          <w:rFonts w:ascii="Calibri" w:eastAsia="Calibri" w:hAnsi="Calibri" w:cs="Times New Roman"/>
-          <w:sz w:val="32"/>
-          <w:szCs w:val="32"/>
-          <w:lang w:val="en-US"/>
-        </w:rPr>
-        <w:t xml:space="preserve">4. Iterating Using </w:t>
-      </w:r>
-      <w:proofErr w:type="gramStart"/>
-      <w:r>
-        <w:rPr>
-          <w:rFonts w:ascii="Calibri" w:eastAsia="Calibri" w:hAnsi="Calibri" w:cs="Times New Roman"/>
-          <w:sz w:val="32"/>
-          <w:szCs w:val="32"/>
-          <w:lang w:val="en-US"/>
-        </w:rPr>
-        <w:t>keys(</w:t>
-      </w:r>
-      <w:proofErr w:type="gramEnd"/>
-      <w:r>
-        <w:rPr>
-          <w:rFonts w:ascii="Calibri" w:eastAsia="Calibri" w:hAnsi="Calibri" w:cs="Times New Roman"/>
-          <w:sz w:val="32"/>
-          <w:szCs w:val="32"/>
-          <w:lang w:val="en-US"/>
-        </w:rPr>
-        <w:t>) Method</w:t>
-      </w:r>
-    </w:p>
-    <w:p>
-      <w:pPr>
-        <w:spacing w:line="256" w:lineRule="auto"/>
-        <w:rPr>
-          <w:rFonts w:ascii="Calibri" w:eastAsia="Calibri" w:hAnsi="Calibri" w:cs="Times New Roman"/>
-          <w:sz w:val="32"/>
-          <w:szCs w:val="32"/>
-          <w:lang w:val="en-US"/>
-        </w:rPr>
-      </w:pPr>
-      <w:r>
-        <w:rPr>
-          <w:rFonts w:ascii="Calibri" w:eastAsia="Calibri" w:hAnsi="Calibri" w:cs="Times New Roman"/>
-          <w:sz w:val="32"/>
-          <w:szCs w:val="32"/>
-          <w:lang w:val="en-US"/>
-        </w:rPr>
-        <w:t xml:space="preserve">for key in </w:t>
-      </w:r>
-      <w:proofErr w:type="spellStart"/>
-      <w:proofErr w:type="gramStart"/>
-      <w:r>
-        <w:rPr>
-          <w:rFonts w:ascii="Calibri" w:eastAsia="Calibri" w:hAnsi="Calibri" w:cs="Times New Roman"/>
-          <w:sz w:val="32"/>
-          <w:szCs w:val="32"/>
-          <w:lang w:val="en-US"/>
-        </w:rPr>
-        <w:t>student.keys</w:t>
-      </w:r>
-      <w:proofErr w:type="spellEnd"/>
-      <w:proofErr w:type="gramEnd"/>
-      <w:r>
-        <w:rPr>
-          <w:rFonts w:ascii="Calibri" w:eastAsia="Calibri" w:hAnsi="Calibri" w:cs="Times New Roman"/>
-          <w:sz w:val="32"/>
-          <w:szCs w:val="32"/>
-          <w:lang w:val="en-US"/>
-        </w:rPr>
-        <w:t>():</w:t>
+      <w:r>
+        <w:rPr>
+          <w:rFonts w:ascii="Calibri" w:eastAsia="Calibri" w:hAnsi="Calibri" w:cs="Times New Roman"/>
+          <w:sz w:val="32"/>
+          <w:szCs w:val="32"/>
+          <w:lang w:val="en-US"/>
+        </w:rPr>
+        <w:t>name : Aarav</w:t>
+      </w:r>
+    </w:p>
+    <w:p>
+      <w:pPr>
+        <w:spacing w:line="256" w:lineRule="auto"/>
+        <w:rPr>
+          <w:rFonts w:ascii="Calibri" w:eastAsia="Calibri" w:hAnsi="Calibri" w:cs="Times New Roman"/>
+          <w:sz w:val="32"/>
+          <w:szCs w:val="32"/>
+          <w:lang w:val="en-US"/>
+        </w:rPr>
+      </w:pPr>
+      <w:r>
+        <w:rPr>
+          <w:rFonts w:ascii="Calibri" w:eastAsia="Calibri" w:hAnsi="Calibri" w:cs="Times New Roman"/>
+          <w:sz w:val="32"/>
+          <w:szCs w:val="32"/>
+          <w:lang w:val="en-US"/>
+        </w:rPr>
+        <w:t>age : 20</w:t>
+      </w:r>
+    </w:p>
+    <w:p>
+      <w:pPr>
+        <w:spacing w:line="256" w:lineRule="auto"/>
+        <w:rPr>
+          <w:rFonts w:ascii="Calibri" w:eastAsia="Calibri" w:hAnsi="Calibri" w:cs="Times New Roman"/>
+          <w:sz w:val="32"/>
+          <w:szCs w:val="32"/>
+          <w:lang w:val="en-US"/>
+        </w:rPr>
+      </w:pPr>
+      <w:r>
+        <w:rPr>
+          <w:rFonts w:ascii="Calibri" w:eastAsia="Calibri" w:hAnsi="Calibri" w:cs="Times New Roman"/>
+          <w:sz w:val="32"/>
+          <w:szCs w:val="32"/>
+          <w:lang w:val="en-US"/>
+        </w:rPr>
+        <w:t>course : Python</w:t>
+      </w:r>
+    </w:p>
+    <w:p>
+      <w:pPr>
+        <w:spacing w:line="256" w:lineRule="auto"/>
+        <w:rPr>
+          <w:rFonts w:ascii="Calibri" w:eastAsia="Calibri" w:hAnsi="Calibri" w:cs="Times New Roman"/>
+          <w:sz w:val="32"/>
+          <w:szCs w:val="32"/>
+          <w:lang w:val="en-US"/>
+        </w:rPr>
+      </w:pPr>
+      <w:r>
+        <w:rPr>
+          <w:rFonts w:ascii="Calibri" w:eastAsia="Calibri" w:hAnsi="Calibri" w:cs="Times New Roman"/>
+          <w:sz w:val="32"/>
+          <w:szCs w:val="32"/>
+          <w:lang w:val="en-US"/>
+        </w:rPr>
+        <w:t>4. Iterating Using keys() Method</w:t>
+      </w:r>
+    </w:p>
+    <w:p>
+      <w:pPr>
+        <w:spacing w:line="256" w:lineRule="auto"/>
+        <w:rPr>
+          <w:rFonts w:ascii="Calibri" w:eastAsia="Calibri" w:hAnsi="Calibri" w:cs="Times New Roman"/>
+          <w:sz w:val="32"/>
+          <w:szCs w:val="32"/>
+          <w:lang w:val="en-US"/>
+        </w:rPr>
+      </w:pPr>
+      <w:r>
+        <w:rPr>
+          <w:rFonts w:ascii="Calibri" w:eastAsia="Calibri" w:hAnsi="Calibri" w:cs="Times New Roman"/>
+          <w:sz w:val="32"/>
+          <w:szCs w:val="32"/>
+          <w:lang w:val="en-US"/>
+        </w:rPr>
+        <w:t>for key in student.keys():</w:t>
       </w:r>
     </w:p>
     <w:p>
@@ -15592,27 +12509,7 @@
           <w:szCs w:val="32"/>
           <w:lang w:val="en-US"/>
         </w:rPr>
-        <w:t xml:space="preserve">    </w:t>
-      </w:r>
-      <w:proofErr w:type="gramStart"/>
-      <w:r>
-        <w:rPr>
-          <w:rFonts w:ascii="Calibri" w:eastAsia="Calibri" w:hAnsi="Calibri" w:cs="Times New Roman"/>
-          <w:sz w:val="32"/>
-          <w:szCs w:val="32"/>
-          <w:lang w:val="en-US"/>
-        </w:rPr>
-        <w:t>print(</w:t>
-      </w:r>
-      <w:proofErr w:type="gramEnd"/>
-      <w:r>
-        <w:rPr>
-          <w:rFonts w:ascii="Calibri" w:eastAsia="Calibri" w:hAnsi="Calibri" w:cs="Times New Roman"/>
-          <w:sz w:val="32"/>
-          <w:szCs w:val="32"/>
-          <w:lang w:val="en-US"/>
-        </w:rPr>
-        <w:t>key, "=", student[key])</w:t>
+        <w:t xml:space="preserve">    print(key, "=", student[key])</w:t>
       </w:r>
     </w:p>
     <w:p>
@@ -15741,31 +12638,7 @@
           <w:szCs w:val="32"/>
           <w:lang w:val="en-US"/>
         </w:rPr>
-        <w:t xml:space="preserve">Merging two lists into a dictionary using loops or </w:t>
-      </w:r>
-      <w:proofErr w:type="gramStart"/>
-      <w:r>
-        <w:rPr>
-          <w:rFonts w:ascii="Calibri" w:eastAsia="Calibri" w:hAnsi="Calibri" w:cs="Times New Roman"/>
-          <w:b/>
-          <w:bCs/>
-          <w:sz w:val="32"/>
-          <w:szCs w:val="32"/>
-          <w:lang w:val="en-US"/>
-        </w:rPr>
-        <w:t>zip(</w:t>
-      </w:r>
-      <w:proofErr w:type="gramEnd"/>
-      <w:r>
-        <w:rPr>
-          <w:rFonts w:ascii="Calibri" w:eastAsia="Calibri" w:hAnsi="Calibri" w:cs="Times New Roman"/>
-          <w:b/>
-          <w:bCs/>
-          <w:sz w:val="32"/>
-          <w:szCs w:val="32"/>
-          <w:lang w:val="en-US"/>
-        </w:rPr>
-        <w:t>).</w:t>
+        <w:t>Merging two lists into a dictionary using loops or zip().</w:t>
       </w:r>
     </w:p>
     <w:p>
@@ -15845,118 +12718,47 @@
           <w:szCs w:val="32"/>
           <w:lang w:val="en-US"/>
         </w:rPr>
-        <w:t xml:space="preserve">1. Using </w:t>
-      </w:r>
-      <w:proofErr w:type="gramStart"/>
-      <w:r>
-        <w:rPr>
-          <w:rFonts w:ascii="Calibri" w:eastAsia="Calibri" w:hAnsi="Calibri" w:cs="Times New Roman"/>
-          <w:sz w:val="32"/>
-          <w:szCs w:val="32"/>
-          <w:lang w:val="en-US"/>
-        </w:rPr>
-        <w:t>zip(</w:t>
-      </w:r>
-      <w:proofErr w:type="gramEnd"/>
-      <w:r>
-        <w:rPr>
-          <w:rFonts w:ascii="Calibri" w:eastAsia="Calibri" w:hAnsi="Calibri" w:cs="Times New Roman"/>
-          <w:sz w:val="32"/>
-          <w:szCs w:val="32"/>
-          <w:lang w:val="en-US"/>
-        </w:rPr>
-        <w:t>) Function (Best Method)</w:t>
-      </w:r>
-    </w:p>
-    <w:p>
-      <w:pPr>
-        <w:spacing w:line="256" w:lineRule="auto"/>
-        <w:rPr>
-          <w:rFonts w:ascii="Calibri" w:eastAsia="Calibri" w:hAnsi="Calibri" w:cs="Times New Roman"/>
-          <w:sz w:val="32"/>
-          <w:szCs w:val="32"/>
-          <w:lang w:val="en-US"/>
-        </w:rPr>
-      </w:pPr>
-      <w:r>
-        <w:rPr>
-          <w:rFonts w:ascii="Calibri" w:eastAsia="Calibri" w:hAnsi="Calibri" w:cs="Times New Roman"/>
-          <w:sz w:val="32"/>
-          <w:szCs w:val="32"/>
-          <w:lang w:val="en-US"/>
-        </w:rPr>
-        <w:t xml:space="preserve">The </w:t>
-      </w:r>
-      <w:proofErr w:type="gramStart"/>
-      <w:r>
-        <w:rPr>
-          <w:rFonts w:ascii="Calibri" w:eastAsia="Calibri" w:hAnsi="Calibri" w:cs="Times New Roman"/>
-          <w:sz w:val="32"/>
-          <w:szCs w:val="32"/>
-          <w:lang w:val="en-US"/>
-        </w:rPr>
-        <w:t>zip(</w:t>
-      </w:r>
-      <w:proofErr w:type="gramEnd"/>
-      <w:r>
-        <w:rPr>
-          <w:rFonts w:ascii="Calibri" w:eastAsia="Calibri" w:hAnsi="Calibri" w:cs="Times New Roman"/>
-          <w:sz w:val="32"/>
-          <w:szCs w:val="32"/>
-          <w:lang w:val="en-US"/>
-        </w:rPr>
-        <w:t>) function pairs elements from both lists.</w:t>
-      </w:r>
-    </w:p>
-    <w:p>
-      <w:pPr>
-        <w:spacing w:line="256" w:lineRule="auto"/>
-        <w:rPr>
-          <w:rFonts w:ascii="Calibri" w:eastAsia="Calibri" w:hAnsi="Calibri" w:cs="Times New Roman"/>
-          <w:sz w:val="32"/>
-          <w:szCs w:val="32"/>
-          <w:lang w:val="en-US"/>
-        </w:rPr>
-      </w:pPr>
-      <w:r>
-        <w:rPr>
-          <w:rFonts w:ascii="Calibri" w:eastAsia="Calibri" w:hAnsi="Calibri" w:cs="Times New Roman"/>
-          <w:sz w:val="32"/>
-          <w:szCs w:val="32"/>
-          <w:lang w:val="en-US"/>
-        </w:rPr>
-        <w:t xml:space="preserve">result = </w:t>
-      </w:r>
-      <w:proofErr w:type="spellStart"/>
-      <w:proofErr w:type="gramStart"/>
-      <w:r>
-        <w:rPr>
-          <w:rFonts w:ascii="Calibri" w:eastAsia="Calibri" w:hAnsi="Calibri" w:cs="Times New Roman"/>
-          <w:sz w:val="32"/>
-          <w:szCs w:val="32"/>
-          <w:lang w:val="en-US"/>
-        </w:rPr>
-        <w:t>dict</w:t>
-      </w:r>
-      <w:proofErr w:type="spellEnd"/>
-      <w:r>
-        <w:rPr>
-          <w:rFonts w:ascii="Calibri" w:eastAsia="Calibri" w:hAnsi="Calibri" w:cs="Times New Roman"/>
-          <w:sz w:val="32"/>
-          <w:szCs w:val="32"/>
-          <w:lang w:val="en-US"/>
-        </w:rPr>
-        <w:t>(zip(</w:t>
-      </w:r>
-      <w:proofErr w:type="gramEnd"/>
-      <w:r>
-        <w:rPr>
-          <w:rFonts w:ascii="Calibri" w:eastAsia="Calibri" w:hAnsi="Calibri" w:cs="Times New Roman"/>
-          <w:sz w:val="32"/>
-          <w:szCs w:val="32"/>
-          <w:lang w:val="en-US"/>
-        </w:rPr>
-        <w:t>keys, values))</w:t>
+        <w:t>1. Using zip() Function (Best Method)</w:t>
+      </w:r>
+    </w:p>
+    <w:p>
+      <w:pPr>
+        <w:spacing w:line="256" w:lineRule="auto"/>
+        <w:rPr>
+          <w:rFonts w:ascii="Calibri" w:eastAsia="Calibri" w:hAnsi="Calibri" w:cs="Times New Roman"/>
+          <w:sz w:val="32"/>
+          <w:szCs w:val="32"/>
+          <w:lang w:val="en-US"/>
+        </w:rPr>
+      </w:pPr>
+      <w:r>
+        <w:rPr>
+          <w:rFonts w:ascii="Calibri" w:eastAsia="Calibri" w:hAnsi="Calibri" w:cs="Times New Roman"/>
+          <w:sz w:val="32"/>
+          <w:szCs w:val="32"/>
+          <w:lang w:val="en-US"/>
+        </w:rPr>
+        <w:t>The zip() function pairs elements from both lists.</w:t>
+      </w:r>
+    </w:p>
+    <w:p>
+      <w:pPr>
+        <w:spacing w:line="256" w:lineRule="auto"/>
+        <w:rPr>
+          <w:rFonts w:ascii="Calibri" w:eastAsia="Calibri" w:hAnsi="Calibri" w:cs="Times New Roman"/>
+          <w:sz w:val="32"/>
+          <w:szCs w:val="32"/>
+          <w:lang w:val="en-US"/>
+        </w:rPr>
+      </w:pPr>
+      <w:r>
+        <w:rPr>
+          <w:rFonts w:ascii="Calibri" w:eastAsia="Calibri" w:hAnsi="Calibri" w:cs="Times New Roman"/>
+          <w:sz w:val="32"/>
+          <w:szCs w:val="32"/>
+          <w:lang w:val="en-US"/>
+        </w:rPr>
+        <w:t>result = dict(zip(keys, values))</w:t>
       </w:r>
     </w:p>
     <w:p>
@@ -16176,107 +12978,27 @@
           <w:szCs w:val="32"/>
           <w:lang w:val="en-US"/>
         </w:rPr>
-        <w:t xml:space="preserve">for </w:t>
-      </w:r>
-      <w:proofErr w:type="spellStart"/>
-      <w:r>
-        <w:rPr>
-          <w:rFonts w:ascii="Calibri" w:eastAsia="Calibri" w:hAnsi="Calibri" w:cs="Times New Roman"/>
-          <w:sz w:val="32"/>
-          <w:szCs w:val="32"/>
-          <w:lang w:val="en-US"/>
-        </w:rPr>
-        <w:t>i</w:t>
-      </w:r>
-      <w:proofErr w:type="spellEnd"/>
-      <w:r>
-        <w:rPr>
-          <w:rFonts w:ascii="Calibri" w:eastAsia="Calibri" w:hAnsi="Calibri" w:cs="Times New Roman"/>
-          <w:sz w:val="32"/>
-          <w:szCs w:val="32"/>
-          <w:lang w:val="en-US"/>
-        </w:rPr>
-        <w:t xml:space="preserve"> in range(</w:t>
-      </w:r>
-      <w:proofErr w:type="spellStart"/>
-      <w:r>
-        <w:rPr>
-          <w:rFonts w:ascii="Calibri" w:eastAsia="Calibri" w:hAnsi="Calibri" w:cs="Times New Roman"/>
-          <w:sz w:val="32"/>
-          <w:szCs w:val="32"/>
-          <w:lang w:val="en-US"/>
-        </w:rPr>
-        <w:t>len</w:t>
-      </w:r>
-      <w:proofErr w:type="spellEnd"/>
-      <w:r>
-        <w:rPr>
-          <w:rFonts w:ascii="Calibri" w:eastAsia="Calibri" w:hAnsi="Calibri" w:cs="Times New Roman"/>
-          <w:sz w:val="32"/>
-          <w:szCs w:val="32"/>
-          <w:lang w:val="en-US"/>
-        </w:rPr>
-        <w:t>(keys)):</w:t>
-      </w:r>
-    </w:p>
-    <w:p>
-      <w:pPr>
-        <w:spacing w:line="256" w:lineRule="auto"/>
-        <w:rPr>
-          <w:rFonts w:ascii="Calibri" w:eastAsia="Calibri" w:hAnsi="Calibri" w:cs="Times New Roman"/>
-          <w:sz w:val="32"/>
-          <w:szCs w:val="32"/>
-          <w:lang w:val="en-US"/>
-        </w:rPr>
-      </w:pPr>
-      <w:r>
-        <w:rPr>
-          <w:rFonts w:ascii="Calibri" w:eastAsia="Calibri" w:hAnsi="Calibri" w:cs="Times New Roman"/>
-          <w:sz w:val="32"/>
-          <w:szCs w:val="32"/>
-          <w:lang w:val="en-US"/>
-        </w:rPr>
-        <w:t xml:space="preserve">    result[keys[</w:t>
-      </w:r>
-      <w:proofErr w:type="spellStart"/>
-      <w:r>
-        <w:rPr>
-          <w:rFonts w:ascii="Calibri" w:eastAsia="Calibri" w:hAnsi="Calibri" w:cs="Times New Roman"/>
-          <w:sz w:val="32"/>
-          <w:szCs w:val="32"/>
-          <w:lang w:val="en-US"/>
-        </w:rPr>
-        <w:t>i</w:t>
-      </w:r>
-      <w:proofErr w:type="spellEnd"/>
-      <w:r>
-        <w:rPr>
-          <w:rFonts w:ascii="Calibri" w:eastAsia="Calibri" w:hAnsi="Calibri" w:cs="Times New Roman"/>
-          <w:sz w:val="32"/>
-          <w:szCs w:val="32"/>
-          <w:lang w:val="en-US"/>
-        </w:rPr>
-        <w:t>]] = values[</w:t>
-      </w:r>
-      <w:proofErr w:type="spellStart"/>
-      <w:r>
-        <w:rPr>
-          <w:rFonts w:ascii="Calibri" w:eastAsia="Calibri" w:hAnsi="Calibri" w:cs="Times New Roman"/>
-          <w:sz w:val="32"/>
-          <w:szCs w:val="32"/>
-          <w:lang w:val="en-US"/>
-        </w:rPr>
-        <w:t>i</w:t>
-      </w:r>
-      <w:proofErr w:type="spellEnd"/>
-      <w:r>
-        <w:rPr>
-          <w:rFonts w:ascii="Calibri" w:eastAsia="Calibri" w:hAnsi="Calibri" w:cs="Times New Roman"/>
-          <w:sz w:val="32"/>
-          <w:szCs w:val="32"/>
-          <w:lang w:val="en-US"/>
-        </w:rPr>
-        <w:t>]</w:t>
+        <w:t>for i in range(len(keys)):</w:t>
+      </w:r>
+    </w:p>
+    <w:p>
+      <w:pPr>
+        <w:spacing w:line="256" w:lineRule="auto"/>
+        <w:rPr>
+          <w:rFonts w:ascii="Calibri" w:eastAsia="Calibri" w:hAnsi="Calibri" w:cs="Times New Roman"/>
+          <w:sz w:val="32"/>
+          <w:szCs w:val="32"/>
+          <w:lang w:val="en-US"/>
+        </w:rPr>
+      </w:pPr>
+      <w:r>
+        <w:rPr>
+          <w:rFonts w:ascii="Calibri" w:eastAsia="Calibri" w:hAnsi="Calibri" w:cs="Times New Roman"/>
+          <w:sz w:val="32"/>
+          <w:szCs w:val="32"/>
+          <w:lang w:val="en-US"/>
+        </w:rPr>
+        <w:t xml:space="preserve">    result[keys[i]] = values[i]</w:t>
       </w:r>
     </w:p>
     <w:p>
@@ -16367,27 +13089,7 @@
           <w:szCs w:val="32"/>
           <w:lang w:val="en-US"/>
         </w:rPr>
-        <w:t xml:space="preserve">3. Using </w:t>
-      </w:r>
-      <w:proofErr w:type="gramStart"/>
-      <w:r>
-        <w:rPr>
-          <w:rFonts w:ascii="Calibri" w:eastAsia="Calibri" w:hAnsi="Calibri" w:cs="Times New Roman"/>
-          <w:sz w:val="32"/>
-          <w:szCs w:val="32"/>
-          <w:lang w:val="en-US"/>
-        </w:rPr>
-        <w:t>enumerate(</w:t>
-      </w:r>
-      <w:proofErr w:type="gramEnd"/>
-      <w:r>
-        <w:rPr>
-          <w:rFonts w:ascii="Calibri" w:eastAsia="Calibri" w:hAnsi="Calibri" w:cs="Times New Roman"/>
-          <w:sz w:val="32"/>
-          <w:szCs w:val="32"/>
-          <w:lang w:val="en-US"/>
-        </w:rPr>
-        <w:t>) (Alternative Loop Style)</w:t>
+        <w:t>3. Using enumerate() (Alternative Loop Style)</w:t>
       </w:r>
     </w:p>
     <w:p>
@@ -16427,67 +13129,27 @@
           <w:szCs w:val="32"/>
           <w:lang w:val="en-US"/>
         </w:rPr>
-        <w:t xml:space="preserve">for </w:t>
-      </w:r>
-      <w:proofErr w:type="spellStart"/>
-      <w:r>
-        <w:rPr>
-          <w:rFonts w:ascii="Calibri" w:eastAsia="Calibri" w:hAnsi="Calibri" w:cs="Times New Roman"/>
-          <w:sz w:val="32"/>
-          <w:szCs w:val="32"/>
-          <w:lang w:val="en-US"/>
-        </w:rPr>
-        <w:t>i</w:t>
-      </w:r>
-      <w:proofErr w:type="spellEnd"/>
-      <w:r>
-        <w:rPr>
-          <w:rFonts w:ascii="Calibri" w:eastAsia="Calibri" w:hAnsi="Calibri" w:cs="Times New Roman"/>
-          <w:sz w:val="32"/>
-          <w:szCs w:val="32"/>
-          <w:lang w:val="en-US"/>
-        </w:rPr>
-        <w:t>, key in enumerate(keys):</w:t>
-      </w:r>
-    </w:p>
-    <w:p>
-      <w:pPr>
-        <w:spacing w:line="256" w:lineRule="auto"/>
-        <w:rPr>
-          <w:rFonts w:ascii="Calibri" w:eastAsia="Calibri" w:hAnsi="Calibri" w:cs="Times New Roman"/>
-          <w:sz w:val="32"/>
-          <w:szCs w:val="32"/>
-          <w:lang w:val="en-US"/>
-        </w:rPr>
-      </w:pPr>
-      <w:r>
-        <w:rPr>
-          <w:rFonts w:ascii="Calibri" w:eastAsia="Calibri" w:hAnsi="Calibri" w:cs="Times New Roman"/>
-          <w:sz w:val="32"/>
-          <w:szCs w:val="32"/>
-          <w:lang w:val="en-US"/>
-        </w:rPr>
-        <w:t xml:space="preserve">    result[key] = values[</w:t>
-      </w:r>
-      <w:proofErr w:type="spellStart"/>
-      <w:r>
-        <w:rPr>
-          <w:rFonts w:ascii="Calibri" w:eastAsia="Calibri" w:hAnsi="Calibri" w:cs="Times New Roman"/>
-          <w:sz w:val="32"/>
-          <w:szCs w:val="32"/>
-          <w:lang w:val="en-US"/>
-        </w:rPr>
-        <w:t>i</w:t>
-      </w:r>
-      <w:proofErr w:type="spellEnd"/>
-      <w:r>
-        <w:rPr>
-          <w:rFonts w:ascii="Calibri" w:eastAsia="Calibri" w:hAnsi="Calibri" w:cs="Times New Roman"/>
-          <w:sz w:val="32"/>
-          <w:szCs w:val="32"/>
-          <w:lang w:val="en-US"/>
-        </w:rPr>
-        <w:t>]</w:t>
+        <w:t>for i, key in enumerate(keys):</w:t>
+      </w:r>
+    </w:p>
+    <w:p>
+      <w:pPr>
+        <w:spacing w:line="256" w:lineRule="auto"/>
+        <w:rPr>
+          <w:rFonts w:ascii="Calibri" w:eastAsia="Calibri" w:hAnsi="Calibri" w:cs="Times New Roman"/>
+          <w:sz w:val="32"/>
+          <w:szCs w:val="32"/>
+          <w:lang w:val="en-US"/>
+        </w:rPr>
+      </w:pPr>
+      <w:r>
+        <w:rPr>
+          <w:rFonts w:ascii="Calibri" w:eastAsia="Calibri" w:hAnsi="Calibri" w:cs="Times New Roman"/>
+          <w:sz w:val="32"/>
+          <w:szCs w:val="32"/>
+          <w:lang w:val="en-US"/>
+        </w:rPr>
+        <w:t xml:space="preserve">    result[key] = values[i]</w:t>
       </w:r>
     </w:p>
     <w:p>
@@ -16571,87 +13233,27 @@
           <w:szCs w:val="32"/>
           <w:lang w:val="en-US"/>
         </w:rPr>
-        <w:t xml:space="preserve">If values </w:t>
-      </w:r>
-      <w:proofErr w:type="gramStart"/>
-      <w:r>
-        <w:rPr>
-          <w:rFonts w:ascii="Calibri" w:eastAsia="Calibri" w:hAnsi="Calibri" w:cs="Times New Roman"/>
-          <w:sz w:val="32"/>
-          <w:szCs w:val="32"/>
-          <w:lang w:val="en-US"/>
-        </w:rPr>
-        <w:t>is</w:t>
-      </w:r>
-      <w:proofErr w:type="gramEnd"/>
-      <w:r>
-        <w:rPr>
-          <w:rFonts w:ascii="Calibri" w:eastAsia="Calibri" w:hAnsi="Calibri" w:cs="Times New Roman"/>
-          <w:sz w:val="32"/>
-          <w:szCs w:val="32"/>
-          <w:lang w:val="en-US"/>
-        </w:rPr>
-        <w:t xml:space="preserve"> shorter, extra keys are ignored when using </w:t>
-      </w:r>
-      <w:proofErr w:type="gramStart"/>
-      <w:r>
-        <w:rPr>
-          <w:rFonts w:ascii="Calibri" w:eastAsia="Calibri" w:hAnsi="Calibri" w:cs="Times New Roman"/>
-          <w:sz w:val="32"/>
-          <w:szCs w:val="32"/>
-          <w:lang w:val="en-US"/>
-        </w:rPr>
-        <w:t>zip(</w:t>
-      </w:r>
-      <w:proofErr w:type="gramEnd"/>
-      <w:r>
-        <w:rPr>
-          <w:rFonts w:ascii="Calibri" w:eastAsia="Calibri" w:hAnsi="Calibri" w:cs="Times New Roman"/>
-          <w:sz w:val="32"/>
-          <w:szCs w:val="32"/>
-          <w:lang w:val="en-US"/>
-        </w:rPr>
-        <w:t>)</w:t>
-      </w:r>
-    </w:p>
-    <w:p>
-      <w:pPr>
-        <w:spacing w:line="256" w:lineRule="auto"/>
-        <w:rPr>
-          <w:rFonts w:ascii="Calibri" w:eastAsia="Calibri" w:hAnsi="Calibri" w:cs="Times New Roman"/>
-          <w:sz w:val="32"/>
-          <w:szCs w:val="32"/>
-          <w:lang w:val="en-US"/>
-        </w:rPr>
-      </w:pPr>
-      <w:r>
-        <w:rPr>
-          <w:rFonts w:ascii="Calibri" w:eastAsia="Calibri" w:hAnsi="Calibri" w:cs="Times New Roman"/>
-          <w:sz w:val="32"/>
-          <w:szCs w:val="32"/>
-          <w:lang w:val="en-US"/>
-        </w:rPr>
-        <w:t xml:space="preserve">If keys </w:t>
-      </w:r>
-      <w:proofErr w:type="gramStart"/>
-      <w:r>
-        <w:rPr>
-          <w:rFonts w:ascii="Calibri" w:eastAsia="Calibri" w:hAnsi="Calibri" w:cs="Times New Roman"/>
-          <w:sz w:val="32"/>
-          <w:szCs w:val="32"/>
-          <w:lang w:val="en-US"/>
-        </w:rPr>
-        <w:t>is</w:t>
-      </w:r>
-      <w:proofErr w:type="gramEnd"/>
-      <w:r>
-        <w:rPr>
-          <w:rFonts w:ascii="Calibri" w:eastAsia="Calibri" w:hAnsi="Calibri" w:cs="Times New Roman"/>
-          <w:sz w:val="32"/>
-          <w:szCs w:val="32"/>
-          <w:lang w:val="en-US"/>
-        </w:rPr>
-        <w:t xml:space="preserve"> shorter, extra values are ignored</w:t>
+        <w:t>If values is shorter, extra keys are ignored when using zip()</w:t>
+      </w:r>
+    </w:p>
+    <w:p>
+      <w:pPr>
+        <w:spacing w:line="256" w:lineRule="auto"/>
+        <w:rPr>
+          <w:rFonts w:ascii="Calibri" w:eastAsia="Calibri" w:hAnsi="Calibri" w:cs="Times New Roman"/>
+          <w:sz w:val="32"/>
+          <w:szCs w:val="32"/>
+          <w:lang w:val="en-US"/>
+        </w:rPr>
+      </w:pPr>
+      <w:r>
+        <w:rPr>
+          <w:rFonts w:ascii="Calibri" w:eastAsia="Calibri" w:hAnsi="Calibri" w:cs="Times New Roman"/>
+          <w:sz w:val="32"/>
+          <w:szCs w:val="32"/>
+          <w:lang w:val="en-US"/>
+        </w:rPr>
+        <w:t>If keys is shorter, extra values are ignored</w:t>
       </w:r>
     </w:p>
     <w:p>
@@ -16724,45 +13326,14 @@
           <w:lang w:val="en-US"/>
         </w:rPr>
       </w:pPr>
-      <w:proofErr w:type="gramStart"/>
-      <w:r>
-        <w:rPr>
-          <w:rFonts w:ascii="Calibri" w:eastAsia="Calibri" w:hAnsi="Calibri" w:cs="Times New Roman"/>
-          <w:sz w:val="32"/>
-          <w:szCs w:val="32"/>
-          <w:lang w:val="en-US"/>
-        </w:rPr>
-        <w:t>print(</w:t>
-      </w:r>
-      <w:proofErr w:type="spellStart"/>
-      <w:r>
-        <w:rPr>
-          <w:rFonts w:ascii="Calibri" w:eastAsia="Calibri" w:hAnsi="Calibri" w:cs="Times New Roman"/>
-          <w:sz w:val="32"/>
-          <w:szCs w:val="32"/>
-          <w:lang w:val="en-US"/>
-        </w:rPr>
-        <w:t>dict</w:t>
-      </w:r>
-      <w:proofErr w:type="spellEnd"/>
-      <w:r>
-        <w:rPr>
-          <w:rFonts w:ascii="Calibri" w:eastAsia="Calibri" w:hAnsi="Calibri" w:cs="Times New Roman"/>
-          <w:sz w:val="32"/>
-          <w:szCs w:val="32"/>
-          <w:lang w:val="en-US"/>
-        </w:rPr>
-        <w:t>(zip(</w:t>
-      </w:r>
-      <w:proofErr w:type="gramEnd"/>
-      <w:r>
-        <w:rPr>
-          <w:rFonts w:ascii="Calibri" w:eastAsia="Calibri" w:hAnsi="Calibri" w:cs="Times New Roman"/>
-          <w:sz w:val="32"/>
-          <w:szCs w:val="32"/>
-          <w:lang w:val="en-US"/>
-        </w:rPr>
-        <w:t>keys, values)))</w:t>
+      <w:r>
+        <w:rPr>
+          <w:rFonts w:ascii="Calibri" w:eastAsia="Calibri" w:hAnsi="Calibri" w:cs="Times New Roman"/>
+          <w:sz w:val="32"/>
+          <w:szCs w:val="32"/>
+          <w:lang w:val="en-US"/>
+        </w:rPr>
+        <w:t>print(dict(zip(keys, values)))</w:t>
       </w:r>
     </w:p>
     <w:p>
@@ -16949,38 +13520,7 @@
           <w:lang w:val="en-US"/>
         </w:rPr>
         <w:lastRenderedPageBreak/>
-        <w:t xml:space="preserve">    count[char] = </w:t>
-      </w:r>
-      <w:proofErr w:type="spellStart"/>
-      <w:proofErr w:type="gramStart"/>
-      <w:r>
-        <w:rPr>
-          <w:rFonts w:ascii="Calibri" w:eastAsia="Calibri" w:hAnsi="Calibri" w:cs="Times New Roman"/>
-          <w:sz w:val="32"/>
-          <w:szCs w:val="32"/>
-          <w:lang w:val="en-US"/>
-        </w:rPr>
-        <w:t>count.get</w:t>
-      </w:r>
-      <w:proofErr w:type="spellEnd"/>
-      <w:r>
-        <w:rPr>
-          <w:rFonts w:ascii="Calibri" w:eastAsia="Calibri" w:hAnsi="Calibri" w:cs="Times New Roman"/>
-          <w:sz w:val="32"/>
-          <w:szCs w:val="32"/>
-          <w:lang w:val="en-US"/>
-        </w:rPr>
-        <w:t>(</w:t>
-      </w:r>
-      <w:proofErr w:type="gramEnd"/>
-      <w:r>
-        <w:rPr>
-          <w:rFonts w:ascii="Calibri" w:eastAsia="Calibri" w:hAnsi="Calibri" w:cs="Times New Roman"/>
-          <w:sz w:val="32"/>
-          <w:szCs w:val="32"/>
-          <w:lang w:val="en-US"/>
-        </w:rPr>
-        <w:t>char, 0) + 1</w:t>
+        <w:t xml:space="preserve">    count[char] = count.get(char, 0) + 1</w:t>
       </w:r>
     </w:p>
     <w:p>
@@ -17133,38 +13673,7 @@
           <w:szCs w:val="32"/>
           <w:lang w:val="en-US"/>
         </w:rPr>
-        <w:t xml:space="preserve">The function </w:t>
-      </w:r>
-      <w:proofErr w:type="spellStart"/>
-      <w:proofErr w:type="gramStart"/>
-      <w:r>
-        <w:rPr>
-          <w:rFonts w:ascii="Calibri" w:eastAsia="Calibri" w:hAnsi="Calibri" w:cs="Times New Roman"/>
-          <w:sz w:val="32"/>
-          <w:szCs w:val="32"/>
-          <w:lang w:val="en-US"/>
-        </w:rPr>
-        <w:t>count.get</w:t>
-      </w:r>
-      <w:proofErr w:type="spellEnd"/>
-      <w:r>
-        <w:rPr>
-          <w:rFonts w:ascii="Calibri" w:eastAsia="Calibri" w:hAnsi="Calibri" w:cs="Times New Roman"/>
-          <w:sz w:val="32"/>
-          <w:szCs w:val="32"/>
-          <w:lang w:val="en-US"/>
-        </w:rPr>
-        <w:t>(</w:t>
-      </w:r>
-      <w:proofErr w:type="gramEnd"/>
-      <w:r>
-        <w:rPr>
-          <w:rFonts w:ascii="Calibri" w:eastAsia="Calibri" w:hAnsi="Calibri" w:cs="Times New Roman"/>
-          <w:sz w:val="32"/>
-          <w:szCs w:val="32"/>
-          <w:lang w:val="en-US"/>
-        </w:rPr>
-        <w:t>char, 0) checks whether the character already exists in the dictionary:</w:t>
+        <w:t>The function count.get(char, 0) checks whether the character already exists in the dictionary:</w:t>
       </w:r>
     </w:p>
     <w:p>
@@ -17875,27 +14384,7 @@
           <w:szCs w:val="32"/>
           <w:lang w:val="en-US"/>
         </w:rPr>
-        <w:t xml:space="preserve">def </w:t>
-      </w:r>
-      <w:proofErr w:type="spellStart"/>
-      <w:r>
-        <w:rPr>
-          <w:rFonts w:ascii="Calibri" w:eastAsia="Calibri" w:hAnsi="Calibri" w:cs="Times New Roman"/>
-          <w:sz w:val="32"/>
-          <w:szCs w:val="32"/>
-          <w:lang w:val="en-US"/>
-        </w:rPr>
-        <w:t>function_name</w:t>
-      </w:r>
-      <w:proofErr w:type="spellEnd"/>
-      <w:r>
-        <w:rPr>
-          <w:rFonts w:ascii="Calibri" w:eastAsia="Calibri" w:hAnsi="Calibri" w:cs="Times New Roman"/>
-          <w:sz w:val="32"/>
-          <w:szCs w:val="32"/>
-          <w:lang w:val="en-US"/>
-        </w:rPr>
-        <w:t>(parameters):</w:t>
+        <w:t>def function_name(parameters):</w:t>
       </w:r>
     </w:p>
     <w:p>
@@ -17980,47 +14469,7 @@
           <w:szCs w:val="32"/>
           <w:lang w:val="en-US"/>
         </w:rPr>
-        <w:t xml:space="preserve">def </w:t>
-      </w:r>
-      <w:proofErr w:type="spellStart"/>
-      <w:r>
-        <w:rPr>
-          <w:rFonts w:ascii="Calibri" w:eastAsia="Calibri" w:hAnsi="Calibri" w:cs="Times New Roman"/>
-          <w:sz w:val="32"/>
-          <w:szCs w:val="32"/>
-          <w:lang w:val="en-US"/>
-        </w:rPr>
-        <w:t>add_</w:t>
-      </w:r>
-      <w:proofErr w:type="gramStart"/>
-      <w:r>
-        <w:rPr>
-          <w:rFonts w:ascii="Calibri" w:eastAsia="Calibri" w:hAnsi="Calibri" w:cs="Times New Roman"/>
-          <w:sz w:val="32"/>
-          <w:szCs w:val="32"/>
-          <w:lang w:val="en-US"/>
-        </w:rPr>
-        <w:t>numbers</w:t>
-      </w:r>
-      <w:proofErr w:type="spellEnd"/>
-      <w:r>
-        <w:rPr>
-          <w:rFonts w:ascii="Calibri" w:eastAsia="Calibri" w:hAnsi="Calibri" w:cs="Times New Roman"/>
-          <w:sz w:val="32"/>
-          <w:szCs w:val="32"/>
-          <w:lang w:val="en-US"/>
-        </w:rPr>
-        <w:t>(</w:t>
-      </w:r>
-      <w:proofErr w:type="gramEnd"/>
-      <w:r>
-        <w:rPr>
-          <w:rFonts w:ascii="Calibri" w:eastAsia="Calibri" w:hAnsi="Calibri" w:cs="Times New Roman"/>
-          <w:sz w:val="32"/>
-          <w:szCs w:val="32"/>
-          <w:lang w:val="en-US"/>
-        </w:rPr>
-        <w:t>a, b):</w:t>
+        <w:t>def add_numbers(a, b):</w:t>
       </w:r>
     </w:p>
     <w:p>
@@ -18080,47 +14529,7 @@
           <w:szCs w:val="32"/>
           <w:lang w:val="en-US"/>
         </w:rPr>
-        <w:t xml:space="preserve">result = </w:t>
-      </w:r>
-      <w:proofErr w:type="spellStart"/>
-      <w:r>
-        <w:rPr>
-          <w:rFonts w:ascii="Calibri" w:eastAsia="Calibri" w:hAnsi="Calibri" w:cs="Times New Roman"/>
-          <w:sz w:val="32"/>
-          <w:szCs w:val="32"/>
-          <w:lang w:val="en-US"/>
-        </w:rPr>
-        <w:t>add_</w:t>
-      </w:r>
-      <w:proofErr w:type="gramStart"/>
-      <w:r>
-        <w:rPr>
-          <w:rFonts w:ascii="Calibri" w:eastAsia="Calibri" w:hAnsi="Calibri" w:cs="Times New Roman"/>
-          <w:sz w:val="32"/>
-          <w:szCs w:val="32"/>
-          <w:lang w:val="en-US"/>
-        </w:rPr>
-        <w:t>numbers</w:t>
-      </w:r>
-      <w:proofErr w:type="spellEnd"/>
-      <w:r>
-        <w:rPr>
-          <w:rFonts w:ascii="Calibri" w:eastAsia="Calibri" w:hAnsi="Calibri" w:cs="Times New Roman"/>
-          <w:sz w:val="32"/>
-          <w:szCs w:val="32"/>
-          <w:lang w:val="en-US"/>
-        </w:rPr>
-        <w:t>(</w:t>
-      </w:r>
-      <w:proofErr w:type="gramEnd"/>
-      <w:r>
-        <w:rPr>
-          <w:rFonts w:ascii="Calibri" w:eastAsia="Calibri" w:hAnsi="Calibri" w:cs="Times New Roman"/>
-          <w:sz w:val="32"/>
-          <w:szCs w:val="32"/>
-          <w:lang w:val="en-US"/>
-        </w:rPr>
-        <w:t>5, 3)</w:t>
+        <w:t>result = add_numbers(5, 3)</w:t>
       </w:r>
     </w:p>
     <w:p>
@@ -18242,98 +14651,47 @@
           <w:szCs w:val="32"/>
           <w:lang w:val="en-US"/>
         </w:rPr>
-        <w:t xml:space="preserve">def </w:t>
-      </w:r>
-      <w:proofErr w:type="gramStart"/>
-      <w:r>
-        <w:rPr>
-          <w:rFonts w:ascii="Calibri" w:eastAsia="Calibri" w:hAnsi="Calibri" w:cs="Times New Roman"/>
-          <w:sz w:val="32"/>
-          <w:szCs w:val="32"/>
-          <w:lang w:val="en-US"/>
-        </w:rPr>
-        <w:t>greet(</w:t>
-      </w:r>
-      <w:proofErr w:type="gramEnd"/>
-      <w:r>
-        <w:rPr>
-          <w:rFonts w:ascii="Calibri" w:eastAsia="Calibri" w:hAnsi="Calibri" w:cs="Times New Roman"/>
-          <w:sz w:val="32"/>
-          <w:szCs w:val="32"/>
-          <w:lang w:val="en-US"/>
-        </w:rPr>
-        <w:t>):</w:t>
-      </w:r>
-    </w:p>
-    <w:p>
-      <w:pPr>
-        <w:spacing w:line="256" w:lineRule="auto"/>
-        <w:rPr>
-          <w:rFonts w:ascii="Calibri" w:eastAsia="Calibri" w:hAnsi="Calibri" w:cs="Times New Roman"/>
-          <w:sz w:val="32"/>
-          <w:szCs w:val="32"/>
-          <w:lang w:val="en-US"/>
-        </w:rPr>
-      </w:pPr>
-      <w:r>
-        <w:rPr>
-          <w:rFonts w:ascii="Calibri" w:eastAsia="Calibri" w:hAnsi="Calibri" w:cs="Times New Roman"/>
-          <w:sz w:val="32"/>
-          <w:szCs w:val="32"/>
-          <w:lang w:val="en-US"/>
-        </w:rPr>
-        <w:t xml:space="preserve">    </w:t>
-      </w:r>
-      <w:proofErr w:type="gramStart"/>
-      <w:r>
-        <w:rPr>
-          <w:rFonts w:ascii="Calibri" w:eastAsia="Calibri" w:hAnsi="Calibri" w:cs="Times New Roman"/>
-          <w:sz w:val="32"/>
-          <w:szCs w:val="32"/>
-          <w:lang w:val="en-US"/>
-        </w:rPr>
-        <w:t>print(</w:t>
-      </w:r>
-      <w:proofErr w:type="gramEnd"/>
-      <w:r>
-        <w:rPr>
-          <w:rFonts w:ascii="Calibri" w:eastAsia="Calibri" w:hAnsi="Calibri" w:cs="Times New Roman"/>
-          <w:sz w:val="32"/>
-          <w:szCs w:val="32"/>
-          <w:lang w:val="en-US"/>
-        </w:rPr>
-        <w:t>"Hello, welcome!")</w:t>
-      </w:r>
-    </w:p>
-    <w:p>
-      <w:pPr>
-        <w:spacing w:line="256" w:lineRule="auto"/>
-        <w:rPr>
-          <w:rFonts w:ascii="Calibri" w:eastAsia="Calibri" w:hAnsi="Calibri" w:cs="Times New Roman"/>
-          <w:sz w:val="32"/>
-          <w:szCs w:val="32"/>
-          <w:lang w:val="en-US"/>
-        </w:rPr>
-      </w:pPr>
-      <w:proofErr w:type="gramStart"/>
-      <w:r>
-        <w:rPr>
-          <w:rFonts w:ascii="Calibri" w:eastAsia="Calibri" w:hAnsi="Calibri" w:cs="Times New Roman"/>
-          <w:sz w:val="32"/>
-          <w:szCs w:val="32"/>
-          <w:lang w:val="en-US"/>
-        </w:rPr>
-        <w:t>greet(</w:t>
-      </w:r>
-      <w:proofErr w:type="gramEnd"/>
-      <w:r>
-        <w:rPr>
-          <w:rFonts w:ascii="Calibri" w:eastAsia="Calibri" w:hAnsi="Calibri" w:cs="Times New Roman"/>
-          <w:sz w:val="32"/>
-          <w:szCs w:val="32"/>
-          <w:lang w:val="en-US"/>
-        </w:rPr>
-        <w:t>)</w:t>
+        <w:t>def greet():</w:t>
+      </w:r>
+    </w:p>
+    <w:p>
+      <w:pPr>
+        <w:spacing w:line="256" w:lineRule="auto"/>
+        <w:rPr>
+          <w:rFonts w:ascii="Calibri" w:eastAsia="Calibri" w:hAnsi="Calibri" w:cs="Times New Roman"/>
+          <w:sz w:val="32"/>
+          <w:szCs w:val="32"/>
+          <w:lang w:val="en-US"/>
+        </w:rPr>
+      </w:pPr>
+      <w:r>
+        <w:rPr>
+          <w:rFonts w:ascii="Calibri" w:eastAsia="Calibri" w:hAnsi="Calibri" w:cs="Times New Roman"/>
+          <w:sz w:val="32"/>
+          <w:szCs w:val="32"/>
+          <w:lang w:val="en-US"/>
+        </w:rPr>
+        <w:t xml:space="preserve">    print("Hello, welcome!")</w:t>
+      </w:r>
+    </w:p>
+    <w:p>
+      <w:pPr>
+        <w:spacing w:line="256" w:lineRule="auto"/>
+        <w:rPr>
+          <w:rFonts w:ascii="Calibri" w:eastAsia="Calibri" w:hAnsi="Calibri" w:cs="Times New Roman"/>
+          <w:sz w:val="32"/>
+          <w:szCs w:val="32"/>
+          <w:lang w:val="en-US"/>
+        </w:rPr>
+      </w:pPr>
+      <w:r>
+        <w:rPr>
+          <w:rFonts w:ascii="Calibri" w:eastAsia="Calibri" w:hAnsi="Calibri" w:cs="Times New Roman"/>
+          <w:sz w:val="32"/>
+          <w:szCs w:val="32"/>
+          <w:lang w:val="en-US"/>
+        </w:rPr>
+        <w:t>greet()</w:t>
       </w:r>
     </w:p>
     <w:p>
@@ -18537,27 +14895,7 @@
           <w:szCs w:val="32"/>
           <w:lang w:val="en-US"/>
         </w:rPr>
-        <w:t xml:space="preserve">    </w:t>
-      </w:r>
-      <w:proofErr w:type="gramStart"/>
-      <w:r>
-        <w:rPr>
-          <w:rFonts w:ascii="Calibri" w:eastAsia="Calibri" w:hAnsi="Calibri" w:cs="Times New Roman"/>
-          <w:sz w:val="32"/>
-          <w:szCs w:val="32"/>
-          <w:lang w:val="en-US"/>
-        </w:rPr>
-        <w:t>print(</w:t>
-      </w:r>
-      <w:proofErr w:type="gramEnd"/>
-      <w:r>
-        <w:rPr>
-          <w:rFonts w:ascii="Calibri" w:eastAsia="Calibri" w:hAnsi="Calibri" w:cs="Times New Roman"/>
-          <w:sz w:val="32"/>
-          <w:szCs w:val="32"/>
-          <w:lang w:val="en-US"/>
-        </w:rPr>
-        <w:t>"Hello", name)</w:t>
+        <w:t xml:space="preserve">    print("Hello", name)</w:t>
       </w:r>
     </w:p>
     <w:p>
@@ -18773,47 +15111,7 @@
           <w:szCs w:val="32"/>
           <w:lang w:val="en-US"/>
         </w:rPr>
-        <w:t xml:space="preserve">def </w:t>
-      </w:r>
-      <w:proofErr w:type="spellStart"/>
-      <w:r>
-        <w:rPr>
-          <w:rFonts w:ascii="Calibri" w:eastAsia="Calibri" w:hAnsi="Calibri" w:cs="Times New Roman"/>
-          <w:sz w:val="32"/>
-          <w:szCs w:val="32"/>
-          <w:lang w:val="en-US"/>
-        </w:rPr>
-        <w:t>get_</w:t>
-      </w:r>
-      <w:proofErr w:type="gramStart"/>
-      <w:r>
-        <w:rPr>
-          <w:rFonts w:ascii="Calibri" w:eastAsia="Calibri" w:hAnsi="Calibri" w:cs="Times New Roman"/>
-          <w:sz w:val="32"/>
-          <w:szCs w:val="32"/>
-          <w:lang w:val="en-US"/>
-        </w:rPr>
-        <w:t>number</w:t>
-      </w:r>
-      <w:proofErr w:type="spellEnd"/>
-      <w:r>
-        <w:rPr>
-          <w:rFonts w:ascii="Calibri" w:eastAsia="Calibri" w:hAnsi="Calibri" w:cs="Times New Roman"/>
-          <w:sz w:val="32"/>
-          <w:szCs w:val="32"/>
-          <w:lang w:val="en-US"/>
-        </w:rPr>
-        <w:t>(</w:t>
-      </w:r>
-      <w:proofErr w:type="gramEnd"/>
-      <w:r>
-        <w:rPr>
-          <w:rFonts w:ascii="Calibri" w:eastAsia="Calibri" w:hAnsi="Calibri" w:cs="Times New Roman"/>
-          <w:sz w:val="32"/>
-          <w:szCs w:val="32"/>
-          <w:lang w:val="en-US"/>
-        </w:rPr>
-        <w:t>):</w:t>
+        <w:t>def get_number():</w:t>
       </w:r>
     </w:p>
     <w:p>
@@ -18853,47 +15151,7 @@
           <w:szCs w:val="32"/>
           <w:lang w:val="en-US"/>
         </w:rPr>
-        <w:t xml:space="preserve">result = </w:t>
-      </w:r>
-      <w:proofErr w:type="spellStart"/>
-      <w:r>
-        <w:rPr>
-          <w:rFonts w:ascii="Calibri" w:eastAsia="Calibri" w:hAnsi="Calibri" w:cs="Times New Roman"/>
-          <w:sz w:val="32"/>
-          <w:szCs w:val="32"/>
-          <w:lang w:val="en-US"/>
-        </w:rPr>
-        <w:t>get_</w:t>
-      </w:r>
-      <w:proofErr w:type="gramStart"/>
-      <w:r>
-        <w:rPr>
-          <w:rFonts w:ascii="Calibri" w:eastAsia="Calibri" w:hAnsi="Calibri" w:cs="Times New Roman"/>
-          <w:sz w:val="32"/>
-          <w:szCs w:val="32"/>
-          <w:lang w:val="en-US"/>
-        </w:rPr>
-        <w:t>number</w:t>
-      </w:r>
-      <w:proofErr w:type="spellEnd"/>
-      <w:r>
-        <w:rPr>
-          <w:rFonts w:ascii="Calibri" w:eastAsia="Calibri" w:hAnsi="Calibri" w:cs="Times New Roman"/>
-          <w:sz w:val="32"/>
-          <w:szCs w:val="32"/>
-          <w:lang w:val="en-US"/>
-        </w:rPr>
-        <w:t>(</w:t>
-      </w:r>
-      <w:proofErr w:type="gramEnd"/>
-      <w:r>
-        <w:rPr>
-          <w:rFonts w:ascii="Calibri" w:eastAsia="Calibri" w:hAnsi="Calibri" w:cs="Times New Roman"/>
-          <w:sz w:val="32"/>
-          <w:szCs w:val="32"/>
-          <w:lang w:val="en-US"/>
-        </w:rPr>
-        <w:t>)</w:t>
+        <w:t>result = get_number()</w:t>
       </w:r>
     </w:p>
     <w:p>
@@ -19097,27 +15355,7 @@
           <w:szCs w:val="32"/>
           <w:lang w:val="en-US"/>
         </w:rPr>
-        <w:t xml:space="preserve">def </w:t>
-      </w:r>
-      <w:proofErr w:type="gramStart"/>
-      <w:r>
-        <w:rPr>
-          <w:rFonts w:ascii="Calibri" w:eastAsia="Calibri" w:hAnsi="Calibri" w:cs="Times New Roman"/>
-          <w:sz w:val="32"/>
-          <w:szCs w:val="32"/>
-          <w:lang w:val="en-US"/>
-        </w:rPr>
-        <w:t>add(</w:t>
-      </w:r>
-      <w:proofErr w:type="gramEnd"/>
-      <w:r>
-        <w:rPr>
-          <w:rFonts w:ascii="Calibri" w:eastAsia="Calibri" w:hAnsi="Calibri" w:cs="Times New Roman"/>
-          <w:sz w:val="32"/>
-          <w:szCs w:val="32"/>
-          <w:lang w:val="en-US"/>
-        </w:rPr>
-        <w:t>a, b):</w:t>
+        <w:t>def add(a, b):</w:t>
       </w:r>
     </w:p>
     <w:p>
@@ -19169,27 +15407,7 @@
           <w:lang w:val="en-US"/>
         </w:rPr>
         <w:lastRenderedPageBreak/>
-        <w:t xml:space="preserve">result = </w:t>
-      </w:r>
-      <w:proofErr w:type="gramStart"/>
-      <w:r>
-        <w:rPr>
-          <w:rFonts w:ascii="Calibri" w:eastAsia="Calibri" w:hAnsi="Calibri" w:cs="Times New Roman"/>
-          <w:sz w:val="32"/>
-          <w:szCs w:val="32"/>
-          <w:lang w:val="en-US"/>
-        </w:rPr>
-        <w:t>add(</w:t>
-      </w:r>
-      <w:proofErr w:type="gramEnd"/>
-      <w:r>
-        <w:rPr>
-          <w:rFonts w:ascii="Calibri" w:eastAsia="Calibri" w:hAnsi="Calibri" w:cs="Times New Roman"/>
-          <w:sz w:val="32"/>
-          <w:szCs w:val="32"/>
-          <w:lang w:val="en-US"/>
-        </w:rPr>
-        <w:t>5, 3)</w:t>
+        <w:t>result = add(5, 3)</w:t>
       </w:r>
     </w:p>
     <w:p>
@@ -19375,13 +15593,140 @@
         <w:spacing w:line="256" w:lineRule="auto"/>
         <w:rPr>
           <w:rFonts w:ascii="Calibri" w:eastAsia="Calibri" w:hAnsi="Calibri" w:cs="Times New Roman"/>
-          <w:b/>
-          <w:bCs/>
-          <w:sz w:val="32"/>
-          <w:szCs w:val="32"/>
-          <w:lang w:val="en-US"/>
-        </w:rPr>
-      </w:pPr>
+          <w:sz w:val="32"/>
+          <w:szCs w:val="32"/>
+          <w:lang w:val="en-US"/>
+        </w:rPr>
+      </w:pPr>
+      <w:r>
+        <w:rPr>
+          <w:rFonts w:ascii="Calibri" w:eastAsia="Calibri" w:hAnsi="Calibri" w:cs="Times New Roman"/>
+          <w:sz w:val="32"/>
+          <w:szCs w:val="32"/>
+          <w:lang w:val="en-US"/>
+        </w:rPr>
+        <w:t>A lambda function is a small anonymous function in Python. It is called anonymous because it is defined without using the def keyword. Lambda functions can have any number of arguments but only one expression.</w:t>
+      </w:r>
+    </w:p>
+    <w:p>
+      <w:pPr>
+        <w:spacing w:line="256" w:lineRule="auto"/>
+        <w:rPr>
+          <w:rFonts w:ascii="Calibri" w:eastAsia="Calibri" w:hAnsi="Calibri" w:cs="Times New Roman"/>
+          <w:sz w:val="32"/>
+          <w:szCs w:val="32"/>
+          <w:lang w:val="en-US"/>
+        </w:rPr>
+      </w:pPr>
+      <w:r>
+        <w:rPr>
+          <w:rFonts w:ascii="Calibri" w:eastAsia="Calibri" w:hAnsi="Calibri" w:cs="Times New Roman"/>
+          <w:sz w:val="32"/>
+          <w:szCs w:val="32"/>
+          <w:lang w:val="en-US"/>
+        </w:rPr>
+        <w:t>Syntax:</w:t>
+      </w:r>
+    </w:p>
+    <w:p>
+      <w:pPr>
+        <w:spacing w:line="256" w:lineRule="auto"/>
+        <w:rPr>
+          <w:rFonts w:ascii="Calibri" w:eastAsia="Calibri" w:hAnsi="Calibri" w:cs="Times New Roman"/>
+          <w:sz w:val="32"/>
+          <w:szCs w:val="32"/>
+          <w:lang w:val="en-US"/>
+        </w:rPr>
+      </w:pPr>
+      <w:r>
+        <w:rPr>
+          <w:rFonts w:ascii="Calibri" w:eastAsia="Calibri" w:hAnsi="Calibri" w:cs="Times New Roman"/>
+          <w:sz w:val="32"/>
+          <w:szCs w:val="32"/>
+          <w:lang w:val="en-US"/>
+        </w:rPr>
+        <w:t>lambda arguments: expression</w:t>
+      </w:r>
+    </w:p>
+    <w:p>
+      <w:pPr>
+        <w:spacing w:line="256" w:lineRule="auto"/>
+        <w:rPr>
+          <w:rFonts w:ascii="Calibri" w:eastAsia="Calibri" w:hAnsi="Calibri" w:cs="Times New Roman"/>
+          <w:sz w:val="32"/>
+          <w:szCs w:val="32"/>
+          <w:lang w:val="en-US"/>
+        </w:rPr>
+      </w:pPr>
+      <w:r>
+        <w:rPr>
+          <w:rFonts w:ascii="Calibri" w:eastAsia="Calibri" w:hAnsi="Calibri" w:cs="Times New Roman"/>
+          <w:sz w:val="32"/>
+          <w:szCs w:val="32"/>
+          <w:lang w:val="en-US"/>
+        </w:rPr>
+        <w:t>square=lambda x:x*x</w:t>
+      </w:r>
+    </w:p>
+    <w:p>
+      <w:pPr>
+        <w:spacing w:line="256" w:lineRule="auto"/>
+        <w:rPr>
+          <w:rFonts w:ascii="Calibri" w:eastAsia="Calibri" w:hAnsi="Calibri" w:cs="Times New Roman"/>
+          <w:sz w:val="32"/>
+          <w:szCs w:val="32"/>
+          <w:lang w:val="en-US"/>
+        </w:rPr>
+      </w:pPr>
+      <w:r>
+        <w:rPr>
+          <w:rFonts w:ascii="Calibri" w:eastAsia="Calibri" w:hAnsi="Calibri" w:cs="Times New Roman"/>
+          <w:sz w:val="32"/>
+          <w:szCs w:val="32"/>
+          <w:lang w:val="en-US"/>
+        </w:rPr>
+        <w:t>print(square(5))</w:t>
+      </w:r>
+    </w:p>
+    <w:p>
+      <w:pPr>
+        <w:spacing w:line="256" w:lineRule="auto"/>
+        <w:rPr>
+          <w:rFonts w:ascii="Calibri" w:eastAsia="Calibri" w:hAnsi="Calibri" w:cs="Times New Roman"/>
+          <w:sz w:val="32"/>
+          <w:szCs w:val="32"/>
+          <w:lang w:val="en-US"/>
+        </w:rPr>
+      </w:pPr>
+      <w:r>
+        <w:rPr>
+          <w:rFonts w:ascii="Calibri" w:eastAsia="Calibri" w:hAnsi="Calibri" w:cs="Times New Roman"/>
+          <w:sz w:val="32"/>
+          <w:szCs w:val="32"/>
+          <w:lang w:val="en-US"/>
+        </w:rPr>
+        <w:t>Output:</w:t>
+      </w:r>
+    </w:p>
+    <w:p>
+      <w:pPr>
+        <w:spacing w:line="256" w:lineRule="auto"/>
+        <w:rPr>
+          <w:rFonts w:ascii="Calibri" w:eastAsia="Calibri" w:hAnsi="Calibri" w:cs="Times New Roman"/>
+          <w:sz w:val="32"/>
+          <w:szCs w:val="32"/>
+          <w:lang w:val="en-US"/>
+        </w:rPr>
+      </w:pPr>
+      <w:r>
+        <w:rPr>
+          <w:rFonts w:ascii="Calibri" w:eastAsia="Calibri" w:hAnsi="Calibri" w:cs="Times New Roman"/>
+          <w:sz w:val="32"/>
+          <w:szCs w:val="32"/>
+          <w:lang w:val="en-US"/>
+        </w:rPr>
+        <w:t>25</w:t>
+      </w:r>
     </w:p>
     <w:p>
       <w:pPr>
